--- a/KUT_BIM_Execution_Plan.docx
+++ b/KUT_BIM_Execution_Plan.docx
@@ -1948,6 +1948,52 @@
                 <w:sz w:val="18"/>
               </w:rPr>
               <w:t>14</w:t>
+            </w:r>
+          </w:p>
+        </w:tc>
+        <w:tc>
+          <w:tcPr>
+            <w:tcW w:type="dxa" w:w="7937"/>
+          </w:tcPr>
+          <w:p>
+            <w:pPr>
+              <w:spacing w:after="40"/>
+            </w:pPr>
+            <w:r>
+              <w:rPr>
+                <w:sz w:val="18"/>
+              </w:rPr>
+            </w:r>
+            <w:r>
+              <w:rPr>
+                <w:b w:val="0"/>
+                <w:sz w:val="18"/>
+              </w:rPr>
+              <w:t>Asset data schedule</w:t>
+            </w:r>
+          </w:p>
+        </w:tc>
+      </w:tr>
+      <w:tr>
+        <w:tc>
+          <w:tcPr>
+            <w:tcW w:type="dxa" w:w="1474"/>
+          </w:tcPr>
+          <w:p>
+            <w:pPr>
+              <w:spacing w:after="40"/>
+            </w:pPr>
+            <w:r>
+              <w:rPr>
+                <w:sz w:val="18"/>
+              </w:rPr>
+            </w:r>
+            <w:r>
+              <w:rPr>
+                <w:b w:val="0"/>
+                <w:sz w:val="18"/>
+              </w:rPr>
+              <w:t>15</w:t>
             </w:r>
           </w:p>
         </w:tc>
@@ -16500,7 +16546,33 @@
         </w:pBdr>
       </w:pPr>
       <w:r>
-        <w:t>14  Appendices</w:t>
+        <w:t>14  Asset data schedule</w:t>
+      </w:r>
+    </w:p>
+    <w:p>
+      <w:r>
+        <w:rPr>
+          <w:b w:val="0"/>
+          <w:i w:val="0"/>
+        </w:rPr>
+        <w:t>This schedule defines the asset information to be captured during construction and delivered with the record model at Deliverable D. It is tiered by what the asset is, because a requirement applied uniformly to every element cannot be met. Requiring a serial number on each of several thousand luminaires produces a register completed to perhaps forty per cent, which the facilities team cannot rely on for any of it. A smaller requirement, met in full, is worth more than a complete one met in part.</w:t>
+      </w:r>
+    </w:p>
+    <w:p>
+      <w:r>
+        <w:rPr>
+          <w:b w:val="0"/>
+          <w:i w:val="0"/>
+        </w:rPr>
+        <w:t>Capture begins at Stage 3.1 and is reported monthly. It is verified at the Deliverable D gate.</w:t>
+      </w:r>
+    </w:p>
+    <w:p>
+      <w:pPr>
+        <w:pStyle w:val="Heading2"/>
+      </w:pPr>
+      <w:r>
+        <w:t>14.1  Tiers</w:t>
       </w:r>
     </w:p>
     <w:tbl>
@@ -16521,6 +16593,448 @@
         </w:trPr>
         <w:tc>
           <w:tcPr>
+            <w:tcW w:type="dxa" w:w="1928"/>
+            <w:shd w:val="clear" w:fill="E8EDF3"/>
+          </w:tcPr>
+          <w:p>
+            <w:r/>
+            <w:r>
+              <w:rPr>
+                <w:b/>
+                <w:color w:val="1F3654"/>
+                <w:sz w:val="17"/>
+              </w:rPr>
+              <w:t>Tier</w:t>
+            </w:r>
+          </w:p>
+        </w:tc>
+        <w:tc>
+          <w:tcPr>
+            <w:tcW w:type="dxa" w:w="3515"/>
+            <w:shd w:val="clear" w:fill="E8EDF3"/>
+          </w:tcPr>
+          <w:p>
+            <w:r/>
+            <w:r>
+              <w:rPr>
+                <w:b/>
+                <w:color w:val="1F3654"/>
+                <w:sz w:val="17"/>
+              </w:rPr>
+              <w:t>What it covers</w:t>
+            </w:r>
+          </w:p>
+        </w:tc>
+        <w:tc>
+          <w:tcPr>
+            <w:tcW w:type="dxa" w:w="3969"/>
+            <w:shd w:val="clear" w:fill="E8EDF3"/>
+          </w:tcPr>
+          <w:p>
+            <w:r/>
+            <w:r>
+              <w:rPr>
+                <w:b/>
+                <w:color w:val="1F3654"/>
+                <w:sz w:val="17"/>
+              </w:rPr>
+              <w:t>Categories</w:t>
+            </w:r>
+          </w:p>
+        </w:tc>
+      </w:tr>
+      <w:tr>
+        <w:tc>
+          <w:tcPr>
+            <w:tcW w:type="dxa" w:w="1928"/>
+          </w:tcPr>
+          <w:p>
+            <w:pPr>
+              <w:spacing w:after="40"/>
+            </w:pPr>
+            <w:r>
+              <w:rPr>
+                <w:sz w:val="17"/>
+              </w:rPr>
+            </w:r>
+            <w:r>
+              <w:rPr>
+                <w:b w:val="0"/>
+                <w:sz w:val="17"/>
+              </w:rPr>
+              <w:t>A  Serialised plant</w:t>
+            </w:r>
+          </w:p>
+        </w:tc>
+        <w:tc>
+          <w:tcPr>
+            <w:tcW w:type="dxa" w:w="3515"/>
+          </w:tcPr>
+          <w:p>
+            <w:pPr>
+              <w:spacing w:after="40"/>
+            </w:pPr>
+            <w:r>
+              <w:rPr>
+                <w:sz w:val="17"/>
+              </w:rPr>
+            </w:r>
+            <w:r>
+              <w:rPr>
+                <w:b w:val="0"/>
+                <w:sz w:val="17"/>
+              </w:rPr>
+              <w:t>Individually commissioned equipment carrying a nameplate, held under a service contract or connected to the building management system</w:t>
+            </w:r>
+          </w:p>
+        </w:tc>
+        <w:tc>
+          <w:tcPr>
+            <w:tcW w:type="dxa" w:w="3969"/>
+          </w:tcPr>
+          <w:p>
+            <w:pPr>
+              <w:spacing w:after="40"/>
+            </w:pPr>
+            <w:r>
+              <w:rPr>
+                <w:sz w:val="17"/>
+              </w:rPr>
+            </w:r>
+            <w:r>
+              <w:rPr>
+                <w:b w:val="0"/>
+                <w:sz w:val="17"/>
+              </w:rPr>
+              <w:t>Mechanical equipment, electrical equipment, specialty equipment (including baptistry plant, audio-visual equipment and lift equipment)</w:t>
+            </w:r>
+          </w:p>
+        </w:tc>
+      </w:tr>
+      <w:tr>
+        <w:tc>
+          <w:tcPr>
+            <w:tcW w:type="dxa" w:w="1928"/>
+          </w:tcPr>
+          <w:p>
+            <w:pPr>
+              <w:spacing w:after="40"/>
+            </w:pPr>
+            <w:r>
+              <w:rPr>
+                <w:sz w:val="17"/>
+              </w:rPr>
+            </w:r>
+            <w:r>
+              <w:rPr>
+                <w:b w:val="0"/>
+                <w:sz w:val="17"/>
+              </w:rPr>
+              <w:t>B  Maintainable devices</w:t>
+            </w:r>
+          </w:p>
+        </w:tc>
+        <w:tc>
+          <w:tcPr>
+            <w:tcW w:type="dxa" w:w="3515"/>
+          </w:tcPr>
+          <w:p>
+            <w:pPr>
+              <w:spacing w:after="40"/>
+            </w:pPr>
+            <w:r>
+              <w:rPr>
+                <w:sz w:val="17"/>
+              </w:rPr>
+            </w:r>
+            <w:r>
+              <w:rPr>
+                <w:b w:val="0"/>
+                <w:sz w:val="17"/>
+              </w:rPr>
+              <w:t>High quantity devices with a maintenance regime but no meaningful individual serial number</w:t>
+            </w:r>
+          </w:p>
+        </w:tc>
+        <w:tc>
+          <w:tcPr>
+            <w:tcW w:type="dxa" w:w="3969"/>
+          </w:tcPr>
+          <w:p>
+            <w:pPr>
+              <w:spacing w:after="40"/>
+            </w:pPr>
+            <w:r>
+              <w:rPr>
+                <w:sz w:val="17"/>
+              </w:rPr>
+            </w:r>
+            <w:r>
+              <w:rPr>
+                <w:b w:val="0"/>
+                <w:sz w:val="17"/>
+              </w:rPr>
+              <w:t>Lighting fixtures, plumbing fixtures, air terminals, sprinklers, fire alarm devices, electrical fixtures</w:t>
+            </w:r>
+          </w:p>
+        </w:tc>
+      </w:tr>
+      <w:tr>
+        <w:tc>
+          <w:tcPr>
+            <w:tcW w:type="dxa" w:w="1928"/>
+          </w:tcPr>
+          <w:p>
+            <w:pPr>
+              <w:spacing w:after="40"/>
+            </w:pPr>
+            <w:r>
+              <w:rPr>
+                <w:sz w:val="17"/>
+              </w:rPr>
+            </w:r>
+            <w:r>
+              <w:rPr>
+                <w:b w:val="0"/>
+                <w:sz w:val="17"/>
+              </w:rPr>
+              <w:t>C  Warranted fabric</w:t>
+            </w:r>
+          </w:p>
+        </w:tc>
+        <w:tc>
+          <w:tcPr>
+            <w:tcW w:type="dxa" w:w="3515"/>
+          </w:tcPr>
+          <w:p>
+            <w:pPr>
+              <w:spacing w:after="40"/>
+            </w:pPr>
+            <w:r>
+              <w:rPr>
+                <w:sz w:val="17"/>
+              </w:rPr>
+            </w:r>
+            <w:r>
+              <w:rPr>
+                <w:b w:val="0"/>
+                <w:sz w:val="17"/>
+              </w:rPr>
+              <w:t>No serial number and no maintenance regime, but a warranty the Appointing Party will need to claim against</w:t>
+            </w:r>
+          </w:p>
+        </w:tc>
+        <w:tc>
+          <w:tcPr>
+            <w:tcW w:type="dxa" w:w="3969"/>
+          </w:tcPr>
+          <w:p>
+            <w:pPr>
+              <w:spacing w:after="40"/>
+            </w:pPr>
+            <w:r>
+              <w:rPr>
+                <w:sz w:val="17"/>
+              </w:rPr>
+            </w:r>
+            <w:r>
+              <w:rPr>
+                <w:b w:val="0"/>
+                <w:sz w:val="17"/>
+              </w:rPr>
+              <w:t>Roofs, curtain panels and mullions, doors, windows, casework and joinery</w:t>
+            </w:r>
+          </w:p>
+        </w:tc>
+      </w:tr>
+      <w:tr>
+        <w:tc>
+          <w:tcPr>
+            <w:tcW w:type="dxa" w:w="1928"/>
+          </w:tcPr>
+          <w:p>
+            <w:pPr>
+              <w:spacing w:after="40"/>
+            </w:pPr>
+            <w:r>
+              <w:rPr>
+                <w:sz w:val="17"/>
+              </w:rPr>
+            </w:r>
+            <w:r>
+              <w:rPr>
+                <w:b w:val="0"/>
+                <w:sz w:val="17"/>
+              </w:rPr>
+              <w:t>FF&amp;E</w:t>
+            </w:r>
+          </w:p>
+        </w:tc>
+        <w:tc>
+          <w:tcPr>
+            <w:tcW w:type="dxa" w:w="3515"/>
+          </w:tcPr>
+          <w:p>
+            <w:pPr>
+              <w:spacing w:after="40"/>
+            </w:pPr>
+            <w:r>
+              <w:rPr>
+                <w:sz w:val="17"/>
+              </w:rPr>
+            </w:r>
+            <w:r>
+              <w:rPr>
+                <w:b w:val="0"/>
+                <w:sz w:val="17"/>
+              </w:rPr>
+              <w:t>Furniture and loose equipment, reconciled to the FF&amp;E record</w:t>
+            </w:r>
+          </w:p>
+        </w:tc>
+        <w:tc>
+          <w:tcPr>
+            <w:tcW w:type="dxa" w:w="3969"/>
+          </w:tcPr>
+          <w:p>
+            <w:pPr>
+              <w:spacing w:after="40"/>
+            </w:pPr>
+            <w:r>
+              <w:rPr>
+                <w:sz w:val="17"/>
+              </w:rPr>
+            </w:r>
+            <w:r>
+              <w:rPr>
+                <w:b w:val="0"/>
+                <w:sz w:val="17"/>
+              </w:rPr>
+              <w:t>Furniture, furniture systems</w:t>
+            </w:r>
+          </w:p>
+        </w:tc>
+      </w:tr>
+      <w:tr>
+        <w:tc>
+          <w:tcPr>
+            <w:tcW w:type="dxa" w:w="1928"/>
+          </w:tcPr>
+          <w:p>
+            <w:pPr>
+              <w:spacing w:after="40"/>
+            </w:pPr>
+            <w:r>
+              <w:rPr>
+                <w:sz w:val="17"/>
+              </w:rPr>
+            </w:r>
+            <w:r>
+              <w:rPr>
+                <w:b w:val="0"/>
+                <w:sz w:val="17"/>
+              </w:rPr>
+              <w:t>D  All other elements</w:t>
+            </w:r>
+          </w:p>
+        </w:tc>
+        <w:tc>
+          <w:tcPr>
+            <w:tcW w:type="dxa" w:w="3515"/>
+          </w:tcPr>
+          <w:p>
+            <w:pPr>
+              <w:spacing w:after="40"/>
+            </w:pPr>
+            <w:r>
+              <w:rPr>
+                <w:sz w:val="17"/>
+              </w:rPr>
+            </w:r>
+            <w:r>
+              <w:rPr>
+                <w:b w:val="0"/>
+                <w:sz w:val="17"/>
+              </w:rPr>
+              <w:t>Identified but not asset-managed</w:t>
+            </w:r>
+          </w:p>
+        </w:tc>
+        <w:tc>
+          <w:tcPr>
+            <w:tcW w:type="dxa" w:w="3969"/>
+          </w:tcPr>
+          <w:p>
+            <w:pPr>
+              <w:spacing w:after="40"/>
+            </w:pPr>
+            <w:r>
+              <w:rPr>
+                <w:sz w:val="17"/>
+              </w:rPr>
+            </w:r>
+            <w:r>
+              <w:rPr>
+                <w:b w:val="0"/>
+                <w:sz w:val="17"/>
+              </w:rPr>
+              <w:t>Every other category</w:t>
+            </w:r>
+          </w:p>
+        </w:tc>
+      </w:tr>
+    </w:tbl>
+    <w:p>
+      <w:pPr>
+        <w:spacing w:after="40"/>
+      </w:pPr>
+    </w:p>
+    <w:p>
+      <w:pPr>
+        <w:pStyle w:val="Heading2"/>
+      </w:pPr>
+      <w:r>
+        <w:t>14.2  Data required by tier</w:t>
+      </w:r>
+    </w:p>
+    <w:tbl>
+      <w:tblPr>
+        <w:tblStyle w:val="TableGrid"/>
+        <w:tblW w:type="auto" w:w="0"/>
+        <w:jc w:val="left"/>
+        <w:tblLook w:firstColumn="1" w:firstRow="1" w:lastColumn="0" w:lastRow="0" w:noHBand="0" w:noVBand="1" w:val="04A0"/>
+      </w:tblPr>
+      <w:tblGrid>
+        <w:gridCol w:w="1569"/>
+        <w:gridCol w:w="1569"/>
+        <w:gridCol w:w="1569"/>
+        <w:gridCol w:w="1569"/>
+        <w:gridCol w:w="1569"/>
+        <w:gridCol w:w="1569"/>
+      </w:tblGrid>
+      <w:tr>
+        <w:trPr>
+          <w:tblHeader/>
+        </w:trPr>
+        <w:tc>
+          <w:tcPr>
+            <w:tcW w:type="dxa" w:w="3515"/>
+            <w:shd w:val="clear" w:fill="E8EDF3"/>
+          </w:tcPr>
+          <w:p>
+            <w:r/>
+            <w:r>
+              <w:rPr>
+                <w:b/>
+                <w:color w:val="1F3654"/>
+                <w:sz w:val="16"/>
+              </w:rPr>
+              <w:t>Data</w:t>
+            </w:r>
+          </w:p>
+        </w:tc>
+        <w:tc>
+          <w:tcPr>
             <w:tcW w:type="dxa" w:w="1247"/>
             <w:shd w:val="clear" w:fill="E8EDF3"/>
           </w:tcPr>
@@ -16530,6 +17044,2773 @@
               <w:rPr>
                 <w:b/>
                 <w:color w:val="1F3654"/>
+                <w:sz w:val="16"/>
+              </w:rPr>
+              <w:t>A</w:t>
+            </w:r>
+          </w:p>
+        </w:tc>
+        <w:tc>
+          <w:tcPr>
+            <w:tcW w:type="dxa" w:w="2041"/>
+            <w:shd w:val="clear" w:fill="E8EDF3"/>
+          </w:tcPr>
+          <w:p>
+            <w:r/>
+            <w:r>
+              <w:rPr>
+                <w:b/>
+                <w:color w:val="1F3654"/>
+                <w:sz w:val="16"/>
+              </w:rPr>
+              <w:t>B</w:t>
+            </w:r>
+          </w:p>
+        </w:tc>
+        <w:tc>
+          <w:tcPr>
+            <w:tcW w:type="dxa" w:w="1247"/>
+            <w:shd w:val="clear" w:fill="E8EDF3"/>
+          </w:tcPr>
+          <w:p>
+            <w:r/>
+            <w:r>
+              <w:rPr>
+                <w:b/>
+                <w:color w:val="1F3654"/>
+                <w:sz w:val="16"/>
+              </w:rPr>
+              <w:t>C</w:t>
+            </w:r>
+          </w:p>
+        </w:tc>
+        <w:tc>
+          <w:tcPr>
+            <w:tcW w:type="dxa" w:w="907"/>
+            <w:shd w:val="clear" w:fill="E8EDF3"/>
+          </w:tcPr>
+          <w:p>
+            <w:r/>
+            <w:r>
+              <w:rPr>
+                <w:b/>
+                <w:color w:val="1F3654"/>
+                <w:sz w:val="16"/>
+              </w:rPr>
+              <w:t>FF&amp;E</w:t>
+            </w:r>
+          </w:p>
+        </w:tc>
+        <w:tc>
+          <w:tcPr>
+            <w:tcW w:type="dxa" w:w="1361"/>
+            <w:shd w:val="clear" w:fill="E8EDF3"/>
+          </w:tcPr>
+          <w:p>
+            <w:r/>
+            <w:r>
+              <w:rPr>
+                <w:b/>
+                <w:color w:val="1F3654"/>
+                <w:sz w:val="16"/>
+              </w:rPr>
+              <w:t>D</w:t>
+            </w:r>
+          </w:p>
+        </w:tc>
+      </w:tr>
+      <w:tr>
+        <w:tc>
+          <w:tcPr>
+            <w:tcW w:type="dxa" w:w="3515"/>
+          </w:tcPr>
+          <w:p>
+            <w:pPr>
+              <w:spacing w:after="40"/>
+            </w:pPr>
+            <w:r>
+              <w:rPr>
+                <w:sz w:val="16"/>
+              </w:rPr>
+            </w:r>
+            <w:r>
+              <w:rPr>
+                <w:b w:val="0"/>
+                <w:sz w:val="16"/>
+              </w:rPr>
+              <w:t>Asset identifier (the eight-field tag)</w:t>
+            </w:r>
+          </w:p>
+        </w:tc>
+        <w:tc>
+          <w:tcPr>
+            <w:tcW w:type="dxa" w:w="1247"/>
+          </w:tcPr>
+          <w:p>
+            <w:pPr>
+              <w:spacing w:after="40"/>
+            </w:pPr>
+            <w:r>
+              <w:rPr>
+                <w:sz w:val="16"/>
+              </w:rPr>
+            </w:r>
+            <w:r>
+              <w:rPr>
+                <w:b w:val="0"/>
+                <w:sz w:val="16"/>
+              </w:rPr>
+              <w:t>Yes</w:t>
+            </w:r>
+          </w:p>
+        </w:tc>
+        <w:tc>
+          <w:tcPr>
+            <w:tcW w:type="dxa" w:w="2041"/>
+          </w:tcPr>
+          <w:p>
+            <w:pPr>
+              <w:spacing w:after="40"/>
+            </w:pPr>
+            <w:r>
+              <w:rPr>
+                <w:sz w:val="16"/>
+              </w:rPr>
+            </w:r>
+            <w:r>
+              <w:rPr>
+                <w:b w:val="0"/>
+                <w:sz w:val="16"/>
+              </w:rPr>
+              <w:t>Yes</w:t>
+            </w:r>
+          </w:p>
+        </w:tc>
+        <w:tc>
+          <w:tcPr>
+            <w:tcW w:type="dxa" w:w="1247"/>
+          </w:tcPr>
+          <w:p>
+            <w:pPr>
+              <w:spacing w:after="40"/>
+            </w:pPr>
+            <w:r>
+              <w:rPr>
+                <w:sz w:val="16"/>
+              </w:rPr>
+            </w:r>
+            <w:r>
+              <w:rPr>
+                <w:b w:val="0"/>
+                <w:sz w:val="16"/>
+              </w:rPr>
+              <w:t>Yes</w:t>
+            </w:r>
+          </w:p>
+        </w:tc>
+        <w:tc>
+          <w:tcPr>
+            <w:tcW w:type="dxa" w:w="907"/>
+          </w:tcPr>
+          <w:p>
+            <w:pPr>
+              <w:spacing w:after="40"/>
+            </w:pPr>
+            <w:r>
+              <w:rPr>
+                <w:sz w:val="16"/>
+              </w:rPr>
+            </w:r>
+            <w:r>
+              <w:rPr>
+                <w:b w:val="0"/>
+                <w:sz w:val="16"/>
+              </w:rPr>
+              <w:t>Yes</w:t>
+            </w:r>
+          </w:p>
+        </w:tc>
+        <w:tc>
+          <w:tcPr>
+            <w:tcW w:type="dxa" w:w="1361"/>
+          </w:tcPr>
+          <w:p>
+            <w:pPr>
+              <w:spacing w:after="40"/>
+            </w:pPr>
+            <w:r>
+              <w:rPr>
+                <w:sz w:val="16"/>
+              </w:rPr>
+            </w:r>
+            <w:r>
+              <w:rPr>
+                <w:b w:val="0"/>
+                <w:sz w:val="16"/>
+              </w:rPr>
+              <w:t>Yes</w:t>
+            </w:r>
+          </w:p>
+        </w:tc>
+      </w:tr>
+      <w:tr>
+        <w:tc>
+          <w:tcPr>
+            <w:tcW w:type="dxa" w:w="3515"/>
+          </w:tcPr>
+          <w:p>
+            <w:pPr>
+              <w:spacing w:after="40"/>
+            </w:pPr>
+            <w:r>
+              <w:rPr>
+                <w:sz w:val="16"/>
+              </w:rPr>
+            </w:r>
+            <w:r>
+              <w:rPr>
+                <w:b w:val="0"/>
+                <w:sz w:val="16"/>
+              </w:rPr>
+              <w:t>Product code</w:t>
+            </w:r>
+          </w:p>
+        </w:tc>
+        <w:tc>
+          <w:tcPr>
+            <w:tcW w:type="dxa" w:w="1247"/>
+          </w:tcPr>
+          <w:p>
+            <w:pPr>
+              <w:spacing w:after="40"/>
+            </w:pPr>
+            <w:r>
+              <w:rPr>
+                <w:sz w:val="16"/>
+              </w:rPr>
+            </w:r>
+            <w:r>
+              <w:rPr>
+                <w:b w:val="0"/>
+                <w:sz w:val="16"/>
+              </w:rPr>
+              <w:t>Yes</w:t>
+            </w:r>
+          </w:p>
+        </w:tc>
+        <w:tc>
+          <w:tcPr>
+            <w:tcW w:type="dxa" w:w="2041"/>
+          </w:tcPr>
+          <w:p>
+            <w:pPr>
+              <w:spacing w:after="40"/>
+            </w:pPr>
+            <w:r>
+              <w:rPr>
+                <w:sz w:val="16"/>
+              </w:rPr>
+            </w:r>
+            <w:r>
+              <w:rPr>
+                <w:b w:val="0"/>
+                <w:sz w:val="16"/>
+              </w:rPr>
+              <w:t>Yes</w:t>
+            </w:r>
+          </w:p>
+        </w:tc>
+        <w:tc>
+          <w:tcPr>
+            <w:tcW w:type="dxa" w:w="1247"/>
+          </w:tcPr>
+          <w:p>
+            <w:pPr>
+              <w:spacing w:after="40"/>
+            </w:pPr>
+            <w:r>
+              <w:rPr>
+                <w:sz w:val="16"/>
+              </w:rPr>
+            </w:r>
+            <w:r>
+              <w:rPr>
+                <w:b w:val="0"/>
+                <w:sz w:val="16"/>
+              </w:rPr>
+              <w:t>Yes</w:t>
+            </w:r>
+          </w:p>
+        </w:tc>
+        <w:tc>
+          <w:tcPr>
+            <w:tcW w:type="dxa" w:w="907"/>
+          </w:tcPr>
+          <w:p>
+            <w:pPr>
+              <w:spacing w:after="40"/>
+            </w:pPr>
+            <w:r>
+              <w:rPr>
+                <w:sz w:val="16"/>
+              </w:rPr>
+            </w:r>
+            <w:r>
+              <w:rPr>
+                <w:b w:val="0"/>
+                <w:sz w:val="16"/>
+              </w:rPr>
+              <w:t>Yes</w:t>
+            </w:r>
+          </w:p>
+        </w:tc>
+        <w:tc>
+          <w:tcPr>
+            <w:tcW w:type="dxa" w:w="1361"/>
+          </w:tcPr>
+          <w:p>
+            <w:pPr>
+              <w:spacing w:after="40"/>
+            </w:pPr>
+            <w:r>
+              <w:rPr>
+                <w:sz w:val="16"/>
+              </w:rPr>
+            </w:r>
+            <w:r>
+              <w:rPr>
+                <w:b w:val="0"/>
+                <w:sz w:val="16"/>
+              </w:rPr>
+              <w:t>From LOD 350</w:t>
+            </w:r>
+          </w:p>
+        </w:tc>
+      </w:tr>
+      <w:tr>
+        <w:tc>
+          <w:tcPr>
+            <w:tcW w:type="dxa" w:w="3515"/>
+          </w:tcPr>
+          <w:p>
+            <w:pPr>
+              <w:spacing w:after="40"/>
+            </w:pPr>
+            <w:r>
+              <w:rPr>
+                <w:sz w:val="16"/>
+              </w:rPr>
+            </w:r>
+            <w:r>
+              <w:rPr>
+                <w:b w:val="0"/>
+                <w:sz w:val="16"/>
+              </w:rPr>
+              <w:t>Manufacturer and model reference</w:t>
+            </w:r>
+          </w:p>
+        </w:tc>
+        <w:tc>
+          <w:tcPr>
+            <w:tcW w:type="dxa" w:w="1247"/>
+          </w:tcPr>
+          <w:p>
+            <w:pPr>
+              <w:spacing w:after="40"/>
+            </w:pPr>
+            <w:r>
+              <w:rPr>
+                <w:sz w:val="16"/>
+              </w:rPr>
+            </w:r>
+            <w:r>
+              <w:rPr>
+                <w:b w:val="0"/>
+                <w:sz w:val="16"/>
+              </w:rPr>
+              <w:t>Yes</w:t>
+            </w:r>
+          </w:p>
+        </w:tc>
+        <w:tc>
+          <w:tcPr>
+            <w:tcW w:type="dxa" w:w="2041"/>
+          </w:tcPr>
+          <w:p>
+            <w:pPr>
+              <w:spacing w:after="40"/>
+            </w:pPr>
+            <w:r>
+              <w:rPr>
+                <w:sz w:val="16"/>
+              </w:rPr>
+            </w:r>
+            <w:r>
+              <w:rPr>
+                <w:b w:val="0"/>
+                <w:sz w:val="16"/>
+              </w:rPr>
+              <w:t>Yes</w:t>
+            </w:r>
+          </w:p>
+        </w:tc>
+        <w:tc>
+          <w:tcPr>
+            <w:tcW w:type="dxa" w:w="1247"/>
+          </w:tcPr>
+          <w:p>
+            <w:pPr>
+              <w:spacing w:after="40"/>
+            </w:pPr>
+            <w:r>
+              <w:rPr>
+                <w:sz w:val="16"/>
+              </w:rPr>
+            </w:r>
+            <w:r>
+              <w:rPr>
+                <w:b w:val="0"/>
+                <w:sz w:val="16"/>
+              </w:rPr>
+              <w:t>—</w:t>
+            </w:r>
+          </w:p>
+        </w:tc>
+        <w:tc>
+          <w:tcPr>
+            <w:tcW w:type="dxa" w:w="907"/>
+          </w:tcPr>
+          <w:p>
+            <w:pPr>
+              <w:spacing w:after="40"/>
+            </w:pPr>
+            <w:r>
+              <w:rPr>
+                <w:sz w:val="16"/>
+              </w:rPr>
+            </w:r>
+            <w:r>
+              <w:rPr>
+                <w:b w:val="0"/>
+                <w:sz w:val="16"/>
+              </w:rPr>
+              <w:t>Yes</w:t>
+            </w:r>
+          </w:p>
+        </w:tc>
+        <w:tc>
+          <w:tcPr>
+            <w:tcW w:type="dxa" w:w="1361"/>
+          </w:tcPr>
+          <w:p>
+            <w:pPr>
+              <w:spacing w:after="40"/>
+            </w:pPr>
+            <w:r>
+              <w:rPr>
+                <w:sz w:val="16"/>
+              </w:rPr>
+            </w:r>
+            <w:r>
+              <w:rPr>
+                <w:b w:val="0"/>
+                <w:sz w:val="16"/>
+              </w:rPr>
+              <w:t>From LOD 400</w:t>
+            </w:r>
+          </w:p>
+        </w:tc>
+      </w:tr>
+      <w:tr>
+        <w:tc>
+          <w:tcPr>
+            <w:tcW w:type="dxa" w:w="3515"/>
+          </w:tcPr>
+          <w:p>
+            <w:pPr>
+              <w:spacing w:after="40"/>
+            </w:pPr>
+            <w:r>
+              <w:rPr>
+                <w:sz w:val="16"/>
+              </w:rPr>
+            </w:r>
+            <w:r>
+              <w:rPr>
+                <w:b w:val="0"/>
+                <w:sz w:val="16"/>
+              </w:rPr>
+              <w:t>Unique asset reference</w:t>
+            </w:r>
+          </w:p>
+        </w:tc>
+        <w:tc>
+          <w:tcPr>
+            <w:tcW w:type="dxa" w:w="1247"/>
+          </w:tcPr>
+          <w:p>
+            <w:pPr>
+              <w:spacing w:after="40"/>
+            </w:pPr>
+            <w:r>
+              <w:rPr>
+                <w:sz w:val="16"/>
+              </w:rPr>
+            </w:r>
+            <w:r>
+              <w:rPr>
+                <w:b w:val="0"/>
+                <w:sz w:val="16"/>
+              </w:rPr>
+              <w:t>Yes</w:t>
+            </w:r>
+          </w:p>
+        </w:tc>
+        <w:tc>
+          <w:tcPr>
+            <w:tcW w:type="dxa" w:w="2041"/>
+          </w:tcPr>
+          <w:p>
+            <w:pPr>
+              <w:spacing w:after="40"/>
+            </w:pPr>
+            <w:r>
+              <w:rPr>
+                <w:sz w:val="16"/>
+              </w:rPr>
+            </w:r>
+            <w:r>
+              <w:rPr>
+                <w:b w:val="0"/>
+                <w:sz w:val="16"/>
+              </w:rPr>
+              <w:t>—</w:t>
+            </w:r>
+          </w:p>
+        </w:tc>
+        <w:tc>
+          <w:tcPr>
+            <w:tcW w:type="dxa" w:w="1247"/>
+          </w:tcPr>
+          <w:p>
+            <w:pPr>
+              <w:spacing w:after="40"/>
+            </w:pPr>
+            <w:r>
+              <w:rPr>
+                <w:sz w:val="16"/>
+              </w:rPr>
+            </w:r>
+            <w:r>
+              <w:rPr>
+                <w:b w:val="0"/>
+                <w:sz w:val="16"/>
+              </w:rPr>
+              <w:t>—</w:t>
+            </w:r>
+          </w:p>
+        </w:tc>
+        <w:tc>
+          <w:tcPr>
+            <w:tcW w:type="dxa" w:w="907"/>
+          </w:tcPr>
+          <w:p>
+            <w:pPr>
+              <w:spacing w:after="40"/>
+            </w:pPr>
+            <w:r>
+              <w:rPr>
+                <w:sz w:val="16"/>
+              </w:rPr>
+            </w:r>
+            <w:r>
+              <w:rPr>
+                <w:b w:val="0"/>
+                <w:sz w:val="16"/>
+              </w:rPr>
+              <w:t>—</w:t>
+            </w:r>
+          </w:p>
+        </w:tc>
+        <w:tc>
+          <w:tcPr>
+            <w:tcW w:type="dxa" w:w="1361"/>
+          </w:tcPr>
+          <w:p>
+            <w:pPr>
+              <w:spacing w:after="40"/>
+            </w:pPr>
+            <w:r>
+              <w:rPr>
+                <w:sz w:val="16"/>
+              </w:rPr>
+            </w:r>
+            <w:r>
+              <w:rPr>
+                <w:b w:val="0"/>
+                <w:sz w:val="16"/>
+              </w:rPr>
+              <w:t>—</w:t>
+            </w:r>
+          </w:p>
+        </w:tc>
+      </w:tr>
+      <w:tr>
+        <w:tc>
+          <w:tcPr>
+            <w:tcW w:type="dxa" w:w="3515"/>
+          </w:tcPr>
+          <w:p>
+            <w:pPr>
+              <w:spacing w:after="40"/>
+            </w:pPr>
+            <w:r>
+              <w:rPr>
+                <w:sz w:val="16"/>
+              </w:rPr>
+            </w:r>
+            <w:r>
+              <w:rPr>
+                <w:b w:val="0"/>
+                <w:sz w:val="16"/>
+              </w:rPr>
+              <w:t>Serial number</w:t>
+            </w:r>
+          </w:p>
+        </w:tc>
+        <w:tc>
+          <w:tcPr>
+            <w:tcW w:type="dxa" w:w="1247"/>
+          </w:tcPr>
+          <w:p>
+            <w:pPr>
+              <w:spacing w:after="40"/>
+            </w:pPr>
+            <w:r>
+              <w:rPr>
+                <w:sz w:val="16"/>
+              </w:rPr>
+            </w:r>
+            <w:r>
+              <w:rPr>
+                <w:b w:val="0"/>
+                <w:sz w:val="16"/>
+              </w:rPr>
+              <w:t>Yes</w:t>
+            </w:r>
+          </w:p>
+        </w:tc>
+        <w:tc>
+          <w:tcPr>
+            <w:tcW w:type="dxa" w:w="2041"/>
+          </w:tcPr>
+          <w:p>
+            <w:pPr>
+              <w:spacing w:after="40"/>
+            </w:pPr>
+            <w:r>
+              <w:rPr>
+                <w:sz w:val="16"/>
+              </w:rPr>
+            </w:r>
+            <w:r>
+              <w:rPr>
+                <w:b w:val="0"/>
+                <w:sz w:val="16"/>
+              </w:rPr>
+              <w:t>—</w:t>
+            </w:r>
+          </w:p>
+        </w:tc>
+        <w:tc>
+          <w:tcPr>
+            <w:tcW w:type="dxa" w:w="1247"/>
+          </w:tcPr>
+          <w:p>
+            <w:pPr>
+              <w:spacing w:after="40"/>
+            </w:pPr>
+            <w:r>
+              <w:rPr>
+                <w:sz w:val="16"/>
+              </w:rPr>
+            </w:r>
+            <w:r>
+              <w:rPr>
+                <w:b w:val="0"/>
+                <w:sz w:val="16"/>
+              </w:rPr>
+              <w:t>—</w:t>
+            </w:r>
+          </w:p>
+        </w:tc>
+        <w:tc>
+          <w:tcPr>
+            <w:tcW w:type="dxa" w:w="907"/>
+          </w:tcPr>
+          <w:p>
+            <w:pPr>
+              <w:spacing w:after="40"/>
+            </w:pPr>
+            <w:r>
+              <w:rPr>
+                <w:sz w:val="16"/>
+              </w:rPr>
+            </w:r>
+            <w:r>
+              <w:rPr>
+                <w:b w:val="0"/>
+                <w:sz w:val="16"/>
+              </w:rPr>
+              <w:t>—</w:t>
+            </w:r>
+          </w:p>
+        </w:tc>
+        <w:tc>
+          <w:tcPr>
+            <w:tcW w:type="dxa" w:w="1361"/>
+          </w:tcPr>
+          <w:p>
+            <w:pPr>
+              <w:spacing w:after="40"/>
+            </w:pPr>
+            <w:r>
+              <w:rPr>
+                <w:sz w:val="16"/>
+              </w:rPr>
+            </w:r>
+            <w:r>
+              <w:rPr>
+                <w:b w:val="0"/>
+                <w:sz w:val="16"/>
+              </w:rPr>
+              <w:t>—</w:t>
+            </w:r>
+          </w:p>
+        </w:tc>
+      </w:tr>
+      <w:tr>
+        <w:tc>
+          <w:tcPr>
+            <w:tcW w:type="dxa" w:w="3515"/>
+          </w:tcPr>
+          <w:p>
+            <w:pPr>
+              <w:spacing w:after="40"/>
+            </w:pPr>
+            <w:r>
+              <w:rPr>
+                <w:sz w:val="16"/>
+              </w:rPr>
+            </w:r>
+            <w:r>
+              <w:rPr>
+                <w:b w:val="0"/>
+                <w:sz w:val="16"/>
+              </w:rPr>
+              <w:t>Loop and address</w:t>
+            </w:r>
+          </w:p>
+        </w:tc>
+        <w:tc>
+          <w:tcPr>
+            <w:tcW w:type="dxa" w:w="1247"/>
+          </w:tcPr>
+          <w:p>
+            <w:pPr>
+              <w:spacing w:after="40"/>
+            </w:pPr>
+            <w:r>
+              <w:rPr>
+                <w:sz w:val="16"/>
+              </w:rPr>
+            </w:r>
+            <w:r>
+              <w:rPr>
+                <w:b w:val="0"/>
+                <w:sz w:val="16"/>
+              </w:rPr>
+              <w:t>—</w:t>
+            </w:r>
+          </w:p>
+        </w:tc>
+        <w:tc>
+          <w:tcPr>
+            <w:tcW w:type="dxa" w:w="2041"/>
+          </w:tcPr>
+          <w:p>
+            <w:pPr>
+              <w:spacing w:after="40"/>
+            </w:pPr>
+            <w:r>
+              <w:rPr>
+                <w:sz w:val="16"/>
+              </w:rPr>
+            </w:r>
+            <w:r>
+              <w:rPr>
+                <w:b w:val="0"/>
+                <w:sz w:val="16"/>
+              </w:rPr>
+              <w:t>Fire alarm devices only</w:t>
+            </w:r>
+          </w:p>
+        </w:tc>
+        <w:tc>
+          <w:tcPr>
+            <w:tcW w:type="dxa" w:w="1247"/>
+          </w:tcPr>
+          <w:p>
+            <w:pPr>
+              <w:spacing w:after="40"/>
+            </w:pPr>
+            <w:r>
+              <w:rPr>
+                <w:sz w:val="16"/>
+              </w:rPr>
+            </w:r>
+            <w:r>
+              <w:rPr>
+                <w:b w:val="0"/>
+                <w:sz w:val="16"/>
+              </w:rPr>
+              <w:t>—</w:t>
+            </w:r>
+          </w:p>
+        </w:tc>
+        <w:tc>
+          <w:tcPr>
+            <w:tcW w:type="dxa" w:w="907"/>
+          </w:tcPr>
+          <w:p>
+            <w:pPr>
+              <w:spacing w:after="40"/>
+            </w:pPr>
+            <w:r>
+              <w:rPr>
+                <w:sz w:val="16"/>
+              </w:rPr>
+            </w:r>
+            <w:r>
+              <w:rPr>
+                <w:b w:val="0"/>
+                <w:sz w:val="16"/>
+              </w:rPr>
+              <w:t>—</w:t>
+            </w:r>
+          </w:p>
+        </w:tc>
+        <w:tc>
+          <w:tcPr>
+            <w:tcW w:type="dxa" w:w="1361"/>
+          </w:tcPr>
+          <w:p>
+            <w:pPr>
+              <w:spacing w:after="40"/>
+            </w:pPr>
+            <w:r>
+              <w:rPr>
+                <w:sz w:val="16"/>
+              </w:rPr>
+            </w:r>
+            <w:r>
+              <w:rPr>
+                <w:b w:val="0"/>
+                <w:sz w:val="16"/>
+              </w:rPr>
+              <w:t>—</w:t>
+            </w:r>
+          </w:p>
+        </w:tc>
+      </w:tr>
+      <w:tr>
+        <w:tc>
+          <w:tcPr>
+            <w:tcW w:type="dxa" w:w="3515"/>
+          </w:tcPr>
+          <w:p>
+            <w:pPr>
+              <w:spacing w:after="40"/>
+            </w:pPr>
+            <w:r>
+              <w:rPr>
+                <w:sz w:val="16"/>
+              </w:rPr>
+            </w:r>
+            <w:r>
+              <w:rPr>
+                <w:b w:val="0"/>
+                <w:sz w:val="16"/>
+              </w:rPr>
+              <w:t>Installation date</w:t>
+            </w:r>
+          </w:p>
+        </w:tc>
+        <w:tc>
+          <w:tcPr>
+            <w:tcW w:type="dxa" w:w="1247"/>
+          </w:tcPr>
+          <w:p>
+            <w:pPr>
+              <w:spacing w:after="40"/>
+            </w:pPr>
+            <w:r>
+              <w:rPr>
+                <w:sz w:val="16"/>
+              </w:rPr>
+            </w:r>
+            <w:r>
+              <w:rPr>
+                <w:b w:val="0"/>
+                <w:sz w:val="16"/>
+              </w:rPr>
+              <w:t>Yes</w:t>
+            </w:r>
+          </w:p>
+        </w:tc>
+        <w:tc>
+          <w:tcPr>
+            <w:tcW w:type="dxa" w:w="2041"/>
+          </w:tcPr>
+          <w:p>
+            <w:pPr>
+              <w:spacing w:after="40"/>
+            </w:pPr>
+            <w:r>
+              <w:rPr>
+                <w:sz w:val="16"/>
+              </w:rPr>
+            </w:r>
+            <w:r>
+              <w:rPr>
+                <w:b w:val="0"/>
+                <w:sz w:val="16"/>
+              </w:rPr>
+              <w:t>Yes</w:t>
+            </w:r>
+          </w:p>
+        </w:tc>
+        <w:tc>
+          <w:tcPr>
+            <w:tcW w:type="dxa" w:w="1247"/>
+          </w:tcPr>
+          <w:p>
+            <w:pPr>
+              <w:spacing w:after="40"/>
+            </w:pPr>
+            <w:r>
+              <w:rPr>
+                <w:sz w:val="16"/>
+              </w:rPr>
+            </w:r>
+            <w:r>
+              <w:rPr>
+                <w:b w:val="0"/>
+                <w:sz w:val="16"/>
+              </w:rPr>
+              <w:t>Yes</w:t>
+            </w:r>
+          </w:p>
+        </w:tc>
+        <w:tc>
+          <w:tcPr>
+            <w:tcW w:type="dxa" w:w="907"/>
+          </w:tcPr>
+          <w:p>
+            <w:pPr>
+              <w:spacing w:after="40"/>
+            </w:pPr>
+            <w:r>
+              <w:rPr>
+                <w:sz w:val="16"/>
+              </w:rPr>
+            </w:r>
+            <w:r>
+              <w:rPr>
+                <w:b w:val="0"/>
+                <w:sz w:val="16"/>
+              </w:rPr>
+              <w:t>Yes</w:t>
+            </w:r>
+          </w:p>
+        </w:tc>
+        <w:tc>
+          <w:tcPr>
+            <w:tcW w:type="dxa" w:w="1361"/>
+          </w:tcPr>
+          <w:p>
+            <w:pPr>
+              <w:spacing w:after="40"/>
+            </w:pPr>
+            <w:r>
+              <w:rPr>
+                <w:sz w:val="16"/>
+              </w:rPr>
+            </w:r>
+            <w:r>
+              <w:rPr>
+                <w:b w:val="0"/>
+                <w:sz w:val="16"/>
+              </w:rPr>
+              <w:t>—</w:t>
+            </w:r>
+          </w:p>
+        </w:tc>
+      </w:tr>
+      <w:tr>
+        <w:tc>
+          <w:tcPr>
+            <w:tcW w:type="dxa" w:w="3515"/>
+          </w:tcPr>
+          <w:p>
+            <w:pPr>
+              <w:spacing w:after="40"/>
+            </w:pPr>
+            <w:r>
+              <w:rPr>
+                <w:sz w:val="16"/>
+              </w:rPr>
+            </w:r>
+            <w:r>
+              <w:rPr>
+                <w:b w:val="0"/>
+                <w:sz w:val="16"/>
+              </w:rPr>
+              <w:t>Supplier</w:t>
+            </w:r>
+          </w:p>
+        </w:tc>
+        <w:tc>
+          <w:tcPr>
+            <w:tcW w:type="dxa" w:w="1247"/>
+          </w:tcPr>
+          <w:p>
+            <w:pPr>
+              <w:spacing w:after="40"/>
+            </w:pPr>
+            <w:r>
+              <w:rPr>
+                <w:sz w:val="16"/>
+              </w:rPr>
+            </w:r>
+            <w:r>
+              <w:rPr>
+                <w:b w:val="0"/>
+                <w:sz w:val="16"/>
+              </w:rPr>
+              <w:t>Yes</w:t>
+            </w:r>
+          </w:p>
+        </w:tc>
+        <w:tc>
+          <w:tcPr>
+            <w:tcW w:type="dxa" w:w="2041"/>
+          </w:tcPr>
+          <w:p>
+            <w:pPr>
+              <w:spacing w:after="40"/>
+            </w:pPr>
+            <w:r>
+              <w:rPr>
+                <w:sz w:val="16"/>
+              </w:rPr>
+            </w:r>
+            <w:r>
+              <w:rPr>
+                <w:b w:val="0"/>
+                <w:sz w:val="16"/>
+              </w:rPr>
+              <w:t>Yes</w:t>
+            </w:r>
+          </w:p>
+        </w:tc>
+        <w:tc>
+          <w:tcPr>
+            <w:tcW w:type="dxa" w:w="1247"/>
+          </w:tcPr>
+          <w:p>
+            <w:pPr>
+              <w:spacing w:after="40"/>
+            </w:pPr>
+            <w:r>
+              <w:rPr>
+                <w:sz w:val="16"/>
+              </w:rPr>
+            </w:r>
+            <w:r>
+              <w:rPr>
+                <w:b w:val="0"/>
+                <w:sz w:val="16"/>
+              </w:rPr>
+              <w:t>Yes</w:t>
+            </w:r>
+          </w:p>
+        </w:tc>
+        <w:tc>
+          <w:tcPr>
+            <w:tcW w:type="dxa" w:w="907"/>
+          </w:tcPr>
+          <w:p>
+            <w:pPr>
+              <w:spacing w:after="40"/>
+            </w:pPr>
+            <w:r>
+              <w:rPr>
+                <w:sz w:val="16"/>
+              </w:rPr>
+            </w:r>
+            <w:r>
+              <w:rPr>
+                <w:b w:val="0"/>
+                <w:sz w:val="16"/>
+              </w:rPr>
+              <w:t>Yes</w:t>
+            </w:r>
+          </w:p>
+        </w:tc>
+        <w:tc>
+          <w:tcPr>
+            <w:tcW w:type="dxa" w:w="1361"/>
+          </w:tcPr>
+          <w:p>
+            <w:pPr>
+              <w:spacing w:after="40"/>
+            </w:pPr>
+            <w:r>
+              <w:rPr>
+                <w:sz w:val="16"/>
+              </w:rPr>
+            </w:r>
+            <w:r>
+              <w:rPr>
+                <w:b w:val="0"/>
+                <w:sz w:val="16"/>
+              </w:rPr>
+              <w:t>—</w:t>
+            </w:r>
+          </w:p>
+        </w:tc>
+      </w:tr>
+      <w:tr>
+        <w:tc>
+          <w:tcPr>
+            <w:tcW w:type="dxa" w:w="3515"/>
+          </w:tcPr>
+          <w:p>
+            <w:pPr>
+              <w:spacing w:after="40"/>
+            </w:pPr>
+            <w:r>
+              <w:rPr>
+                <w:sz w:val="16"/>
+              </w:rPr>
+            </w:r>
+            <w:r>
+              <w:rPr>
+                <w:b w:val="0"/>
+                <w:sz w:val="16"/>
+              </w:rPr>
+              <w:t>Warranty guarantor</w:t>
+            </w:r>
+          </w:p>
+        </w:tc>
+        <w:tc>
+          <w:tcPr>
+            <w:tcW w:type="dxa" w:w="1247"/>
+          </w:tcPr>
+          <w:p>
+            <w:pPr>
+              <w:spacing w:after="40"/>
+            </w:pPr>
+            <w:r>
+              <w:rPr>
+                <w:sz w:val="16"/>
+              </w:rPr>
+            </w:r>
+            <w:r>
+              <w:rPr>
+                <w:b w:val="0"/>
+                <w:sz w:val="16"/>
+              </w:rPr>
+              <w:t>Yes</w:t>
+            </w:r>
+          </w:p>
+        </w:tc>
+        <w:tc>
+          <w:tcPr>
+            <w:tcW w:type="dxa" w:w="2041"/>
+          </w:tcPr>
+          <w:p>
+            <w:pPr>
+              <w:spacing w:after="40"/>
+            </w:pPr>
+            <w:r>
+              <w:rPr>
+                <w:sz w:val="16"/>
+              </w:rPr>
+            </w:r>
+            <w:r>
+              <w:rPr>
+                <w:b w:val="0"/>
+                <w:sz w:val="16"/>
+              </w:rPr>
+              <w:t>—</w:t>
+            </w:r>
+          </w:p>
+        </w:tc>
+        <w:tc>
+          <w:tcPr>
+            <w:tcW w:type="dxa" w:w="1247"/>
+          </w:tcPr>
+          <w:p>
+            <w:pPr>
+              <w:spacing w:after="40"/>
+            </w:pPr>
+            <w:r>
+              <w:rPr>
+                <w:sz w:val="16"/>
+              </w:rPr>
+            </w:r>
+            <w:r>
+              <w:rPr>
+                <w:b w:val="0"/>
+                <w:sz w:val="16"/>
+              </w:rPr>
+              <w:t>Yes</w:t>
+            </w:r>
+          </w:p>
+        </w:tc>
+        <w:tc>
+          <w:tcPr>
+            <w:tcW w:type="dxa" w:w="907"/>
+          </w:tcPr>
+          <w:p>
+            <w:pPr>
+              <w:spacing w:after="40"/>
+            </w:pPr>
+            <w:r>
+              <w:rPr>
+                <w:sz w:val="16"/>
+              </w:rPr>
+            </w:r>
+            <w:r>
+              <w:rPr>
+                <w:b w:val="0"/>
+                <w:sz w:val="16"/>
+              </w:rPr>
+              <w:t>—</w:t>
+            </w:r>
+          </w:p>
+        </w:tc>
+        <w:tc>
+          <w:tcPr>
+            <w:tcW w:type="dxa" w:w="1361"/>
+          </w:tcPr>
+          <w:p>
+            <w:pPr>
+              <w:spacing w:after="40"/>
+            </w:pPr>
+            <w:r>
+              <w:rPr>
+                <w:sz w:val="16"/>
+              </w:rPr>
+            </w:r>
+            <w:r>
+              <w:rPr>
+                <w:b w:val="0"/>
+                <w:sz w:val="16"/>
+              </w:rPr>
+              <w:t>—</w:t>
+            </w:r>
+          </w:p>
+        </w:tc>
+      </w:tr>
+      <w:tr>
+        <w:tc>
+          <w:tcPr>
+            <w:tcW w:type="dxa" w:w="3515"/>
+          </w:tcPr>
+          <w:p>
+            <w:pPr>
+              <w:spacing w:after="40"/>
+            </w:pPr>
+            <w:r>
+              <w:rPr>
+                <w:sz w:val="16"/>
+              </w:rPr>
+            </w:r>
+            <w:r>
+              <w:rPr>
+                <w:b w:val="0"/>
+                <w:sz w:val="16"/>
+              </w:rPr>
+              <w:t>Warranty duration</w:t>
+            </w:r>
+          </w:p>
+        </w:tc>
+        <w:tc>
+          <w:tcPr>
+            <w:tcW w:type="dxa" w:w="1247"/>
+          </w:tcPr>
+          <w:p>
+            <w:pPr>
+              <w:spacing w:after="40"/>
+            </w:pPr>
+            <w:r>
+              <w:rPr>
+                <w:sz w:val="16"/>
+              </w:rPr>
+            </w:r>
+            <w:r>
+              <w:rPr>
+                <w:b w:val="0"/>
+                <w:sz w:val="16"/>
+              </w:rPr>
+              <w:t>Yes</w:t>
+            </w:r>
+          </w:p>
+        </w:tc>
+        <w:tc>
+          <w:tcPr>
+            <w:tcW w:type="dxa" w:w="2041"/>
+          </w:tcPr>
+          <w:p>
+            <w:pPr>
+              <w:spacing w:after="40"/>
+            </w:pPr>
+            <w:r>
+              <w:rPr>
+                <w:sz w:val="16"/>
+              </w:rPr>
+            </w:r>
+            <w:r>
+              <w:rPr>
+                <w:b w:val="0"/>
+                <w:sz w:val="16"/>
+              </w:rPr>
+              <w:t>Yes</w:t>
+            </w:r>
+          </w:p>
+        </w:tc>
+        <w:tc>
+          <w:tcPr>
+            <w:tcW w:type="dxa" w:w="1247"/>
+          </w:tcPr>
+          <w:p>
+            <w:pPr>
+              <w:spacing w:after="40"/>
+            </w:pPr>
+            <w:r>
+              <w:rPr>
+                <w:sz w:val="16"/>
+              </w:rPr>
+            </w:r>
+            <w:r>
+              <w:rPr>
+                <w:b w:val="0"/>
+                <w:sz w:val="16"/>
+              </w:rPr>
+              <w:t>Yes</w:t>
+            </w:r>
+          </w:p>
+        </w:tc>
+        <w:tc>
+          <w:tcPr>
+            <w:tcW w:type="dxa" w:w="907"/>
+          </w:tcPr>
+          <w:p>
+            <w:pPr>
+              <w:spacing w:after="40"/>
+            </w:pPr>
+            <w:r>
+              <w:rPr>
+                <w:sz w:val="16"/>
+              </w:rPr>
+            </w:r>
+            <w:r>
+              <w:rPr>
+                <w:b w:val="0"/>
+                <w:sz w:val="16"/>
+              </w:rPr>
+              <w:t>Yes</w:t>
+            </w:r>
+          </w:p>
+        </w:tc>
+        <w:tc>
+          <w:tcPr>
+            <w:tcW w:type="dxa" w:w="1361"/>
+          </w:tcPr>
+          <w:p>
+            <w:pPr>
+              <w:spacing w:after="40"/>
+            </w:pPr>
+            <w:r>
+              <w:rPr>
+                <w:sz w:val="16"/>
+              </w:rPr>
+            </w:r>
+            <w:r>
+              <w:rPr>
+                <w:b w:val="0"/>
+                <w:sz w:val="16"/>
+              </w:rPr>
+              <w:t>—</w:t>
+            </w:r>
+          </w:p>
+        </w:tc>
+      </w:tr>
+      <w:tr>
+        <w:tc>
+          <w:tcPr>
+            <w:tcW w:type="dxa" w:w="3515"/>
+          </w:tcPr>
+          <w:p>
+            <w:pPr>
+              <w:spacing w:after="40"/>
+            </w:pPr>
+            <w:r>
+              <w:rPr>
+                <w:sz w:val="16"/>
+              </w:rPr>
+            </w:r>
+            <w:r>
+              <w:rPr>
+                <w:b w:val="0"/>
+                <w:sz w:val="16"/>
+              </w:rPr>
+              <w:t>Warranty start date</w:t>
+            </w:r>
+          </w:p>
+        </w:tc>
+        <w:tc>
+          <w:tcPr>
+            <w:tcW w:type="dxa" w:w="1247"/>
+          </w:tcPr>
+          <w:p>
+            <w:pPr>
+              <w:spacing w:after="40"/>
+            </w:pPr>
+            <w:r>
+              <w:rPr>
+                <w:sz w:val="16"/>
+              </w:rPr>
+            </w:r>
+            <w:r>
+              <w:rPr>
+                <w:b w:val="0"/>
+                <w:sz w:val="16"/>
+              </w:rPr>
+              <w:t>Yes</w:t>
+            </w:r>
+          </w:p>
+        </w:tc>
+        <w:tc>
+          <w:tcPr>
+            <w:tcW w:type="dxa" w:w="2041"/>
+          </w:tcPr>
+          <w:p>
+            <w:pPr>
+              <w:spacing w:after="40"/>
+            </w:pPr>
+            <w:r>
+              <w:rPr>
+                <w:sz w:val="16"/>
+              </w:rPr>
+            </w:r>
+            <w:r>
+              <w:rPr>
+                <w:b w:val="0"/>
+                <w:sz w:val="16"/>
+              </w:rPr>
+              <w:t>—</w:t>
+            </w:r>
+          </w:p>
+        </w:tc>
+        <w:tc>
+          <w:tcPr>
+            <w:tcW w:type="dxa" w:w="1247"/>
+          </w:tcPr>
+          <w:p>
+            <w:pPr>
+              <w:spacing w:after="40"/>
+            </w:pPr>
+            <w:r>
+              <w:rPr>
+                <w:sz w:val="16"/>
+              </w:rPr>
+            </w:r>
+            <w:r>
+              <w:rPr>
+                <w:b w:val="0"/>
+                <w:sz w:val="16"/>
+              </w:rPr>
+              <w:t>Yes</w:t>
+            </w:r>
+          </w:p>
+        </w:tc>
+        <w:tc>
+          <w:tcPr>
+            <w:tcW w:type="dxa" w:w="907"/>
+          </w:tcPr>
+          <w:p>
+            <w:pPr>
+              <w:spacing w:after="40"/>
+            </w:pPr>
+            <w:r>
+              <w:rPr>
+                <w:sz w:val="16"/>
+              </w:rPr>
+            </w:r>
+            <w:r>
+              <w:rPr>
+                <w:b w:val="0"/>
+                <w:sz w:val="16"/>
+              </w:rPr>
+              <w:t>—</w:t>
+            </w:r>
+          </w:p>
+        </w:tc>
+        <w:tc>
+          <w:tcPr>
+            <w:tcW w:type="dxa" w:w="1361"/>
+          </w:tcPr>
+          <w:p>
+            <w:pPr>
+              <w:spacing w:after="40"/>
+            </w:pPr>
+            <w:r>
+              <w:rPr>
+                <w:sz w:val="16"/>
+              </w:rPr>
+            </w:r>
+            <w:r>
+              <w:rPr>
+                <w:b w:val="0"/>
+                <w:sz w:val="16"/>
+              </w:rPr>
+              <w:t>—</w:t>
+            </w:r>
+          </w:p>
+        </w:tc>
+      </w:tr>
+      <w:tr>
+        <w:tc>
+          <w:tcPr>
+            <w:tcW w:type="dxa" w:w="3515"/>
+          </w:tcPr>
+          <w:p>
+            <w:pPr>
+              <w:spacing w:after="40"/>
+            </w:pPr>
+            <w:r>
+              <w:rPr>
+                <w:sz w:val="16"/>
+              </w:rPr>
+            </w:r>
+            <w:r>
+              <w:rPr>
+                <w:b w:val="0"/>
+                <w:sz w:val="16"/>
+              </w:rPr>
+              <w:t>Expected service life</w:t>
+            </w:r>
+          </w:p>
+        </w:tc>
+        <w:tc>
+          <w:tcPr>
+            <w:tcW w:type="dxa" w:w="1247"/>
+          </w:tcPr>
+          <w:p>
+            <w:pPr>
+              <w:spacing w:after="40"/>
+            </w:pPr>
+            <w:r>
+              <w:rPr>
+                <w:sz w:val="16"/>
+              </w:rPr>
+            </w:r>
+            <w:r>
+              <w:rPr>
+                <w:b w:val="0"/>
+                <w:sz w:val="16"/>
+              </w:rPr>
+              <w:t>Yes</w:t>
+            </w:r>
+          </w:p>
+        </w:tc>
+        <w:tc>
+          <w:tcPr>
+            <w:tcW w:type="dxa" w:w="2041"/>
+          </w:tcPr>
+          <w:p>
+            <w:pPr>
+              <w:spacing w:after="40"/>
+            </w:pPr>
+            <w:r>
+              <w:rPr>
+                <w:sz w:val="16"/>
+              </w:rPr>
+            </w:r>
+            <w:r>
+              <w:rPr>
+                <w:b w:val="0"/>
+                <w:sz w:val="16"/>
+              </w:rPr>
+              <w:t>Yes</w:t>
+            </w:r>
+          </w:p>
+        </w:tc>
+        <w:tc>
+          <w:tcPr>
+            <w:tcW w:type="dxa" w:w="1247"/>
+          </w:tcPr>
+          <w:p>
+            <w:pPr>
+              <w:spacing w:after="40"/>
+            </w:pPr>
+            <w:r>
+              <w:rPr>
+                <w:sz w:val="16"/>
+              </w:rPr>
+            </w:r>
+            <w:r>
+              <w:rPr>
+                <w:b w:val="0"/>
+                <w:sz w:val="16"/>
+              </w:rPr>
+              <w:t>—</w:t>
+            </w:r>
+          </w:p>
+        </w:tc>
+        <w:tc>
+          <w:tcPr>
+            <w:tcW w:type="dxa" w:w="907"/>
+          </w:tcPr>
+          <w:p>
+            <w:pPr>
+              <w:spacing w:after="40"/>
+            </w:pPr>
+            <w:r>
+              <w:rPr>
+                <w:sz w:val="16"/>
+              </w:rPr>
+            </w:r>
+            <w:r>
+              <w:rPr>
+                <w:b w:val="0"/>
+                <w:sz w:val="16"/>
+              </w:rPr>
+              <w:t>—</w:t>
+            </w:r>
+          </w:p>
+        </w:tc>
+        <w:tc>
+          <w:tcPr>
+            <w:tcW w:type="dxa" w:w="1361"/>
+          </w:tcPr>
+          <w:p>
+            <w:pPr>
+              <w:spacing w:after="40"/>
+            </w:pPr>
+            <w:r>
+              <w:rPr>
+                <w:sz w:val="16"/>
+              </w:rPr>
+            </w:r>
+            <w:r>
+              <w:rPr>
+                <w:b w:val="0"/>
+                <w:sz w:val="16"/>
+              </w:rPr>
+              <w:t>—</w:t>
+            </w:r>
+          </w:p>
+        </w:tc>
+      </w:tr>
+      <w:tr>
+        <w:tc>
+          <w:tcPr>
+            <w:tcW w:type="dxa" w:w="3515"/>
+          </w:tcPr>
+          <w:p>
+            <w:pPr>
+              <w:spacing w:after="40"/>
+            </w:pPr>
+            <w:r>
+              <w:rPr>
+                <w:sz w:val="16"/>
+              </w:rPr>
+            </w:r>
+            <w:r>
+              <w:rPr>
+                <w:b w:val="0"/>
+                <w:sz w:val="16"/>
+              </w:rPr>
+              <w:t>Maintenance interval</w:t>
+            </w:r>
+          </w:p>
+        </w:tc>
+        <w:tc>
+          <w:tcPr>
+            <w:tcW w:type="dxa" w:w="1247"/>
+          </w:tcPr>
+          <w:p>
+            <w:pPr>
+              <w:spacing w:after="40"/>
+            </w:pPr>
+            <w:r>
+              <w:rPr>
+                <w:sz w:val="16"/>
+              </w:rPr>
+            </w:r>
+            <w:r>
+              <w:rPr>
+                <w:b w:val="0"/>
+                <w:sz w:val="16"/>
+              </w:rPr>
+              <w:t>Yes</w:t>
+            </w:r>
+          </w:p>
+        </w:tc>
+        <w:tc>
+          <w:tcPr>
+            <w:tcW w:type="dxa" w:w="2041"/>
+          </w:tcPr>
+          <w:p>
+            <w:pPr>
+              <w:spacing w:after="40"/>
+            </w:pPr>
+            <w:r>
+              <w:rPr>
+                <w:sz w:val="16"/>
+              </w:rPr>
+            </w:r>
+            <w:r>
+              <w:rPr>
+                <w:b w:val="0"/>
+                <w:sz w:val="16"/>
+              </w:rPr>
+              <w:t>—</w:t>
+            </w:r>
+          </w:p>
+        </w:tc>
+        <w:tc>
+          <w:tcPr>
+            <w:tcW w:type="dxa" w:w="1247"/>
+          </w:tcPr>
+          <w:p>
+            <w:pPr>
+              <w:spacing w:after="40"/>
+            </w:pPr>
+            <w:r>
+              <w:rPr>
+                <w:sz w:val="16"/>
+              </w:rPr>
+            </w:r>
+            <w:r>
+              <w:rPr>
+                <w:b w:val="0"/>
+                <w:sz w:val="16"/>
+              </w:rPr>
+              <w:t>—</w:t>
+            </w:r>
+          </w:p>
+        </w:tc>
+        <w:tc>
+          <w:tcPr>
+            <w:tcW w:type="dxa" w:w="907"/>
+          </w:tcPr>
+          <w:p>
+            <w:pPr>
+              <w:spacing w:after="40"/>
+            </w:pPr>
+            <w:r>
+              <w:rPr>
+                <w:sz w:val="16"/>
+              </w:rPr>
+            </w:r>
+            <w:r>
+              <w:rPr>
+                <w:b w:val="0"/>
+                <w:sz w:val="16"/>
+              </w:rPr>
+              <w:t>—</w:t>
+            </w:r>
+          </w:p>
+        </w:tc>
+        <w:tc>
+          <w:tcPr>
+            <w:tcW w:type="dxa" w:w="1361"/>
+          </w:tcPr>
+          <w:p>
+            <w:pPr>
+              <w:spacing w:after="40"/>
+            </w:pPr>
+            <w:r>
+              <w:rPr>
+                <w:sz w:val="16"/>
+              </w:rPr>
+            </w:r>
+            <w:r>
+              <w:rPr>
+                <w:b w:val="0"/>
+                <w:sz w:val="16"/>
+              </w:rPr>
+              <w:t>—</w:t>
+            </w:r>
+          </w:p>
+        </w:tc>
+      </w:tr>
+      <w:tr>
+        <w:tc>
+          <w:tcPr>
+            <w:tcW w:type="dxa" w:w="3515"/>
+          </w:tcPr>
+          <w:p>
+            <w:pPr>
+              <w:spacing w:after="40"/>
+            </w:pPr>
+            <w:r>
+              <w:rPr>
+                <w:sz w:val="16"/>
+              </w:rPr>
+            </w:r>
+            <w:r>
+              <w:rPr>
+                <w:b w:val="0"/>
+                <w:sz w:val="16"/>
+              </w:rPr>
+              <w:t>Recommended spares</w:t>
+            </w:r>
+          </w:p>
+        </w:tc>
+        <w:tc>
+          <w:tcPr>
+            <w:tcW w:type="dxa" w:w="1247"/>
+          </w:tcPr>
+          <w:p>
+            <w:pPr>
+              <w:spacing w:after="40"/>
+            </w:pPr>
+            <w:r>
+              <w:rPr>
+                <w:sz w:val="16"/>
+              </w:rPr>
+            </w:r>
+            <w:r>
+              <w:rPr>
+                <w:b w:val="0"/>
+                <w:sz w:val="16"/>
+              </w:rPr>
+              <w:t>Yes</w:t>
+            </w:r>
+          </w:p>
+        </w:tc>
+        <w:tc>
+          <w:tcPr>
+            <w:tcW w:type="dxa" w:w="2041"/>
+          </w:tcPr>
+          <w:p>
+            <w:pPr>
+              <w:spacing w:after="40"/>
+            </w:pPr>
+            <w:r>
+              <w:rPr>
+                <w:sz w:val="16"/>
+              </w:rPr>
+            </w:r>
+            <w:r>
+              <w:rPr>
+                <w:b w:val="0"/>
+                <w:sz w:val="16"/>
+              </w:rPr>
+              <w:t>—</w:t>
+            </w:r>
+          </w:p>
+        </w:tc>
+        <w:tc>
+          <w:tcPr>
+            <w:tcW w:type="dxa" w:w="1247"/>
+          </w:tcPr>
+          <w:p>
+            <w:pPr>
+              <w:spacing w:after="40"/>
+            </w:pPr>
+            <w:r>
+              <w:rPr>
+                <w:sz w:val="16"/>
+              </w:rPr>
+            </w:r>
+            <w:r>
+              <w:rPr>
+                <w:b w:val="0"/>
+                <w:sz w:val="16"/>
+              </w:rPr>
+              <w:t>—</w:t>
+            </w:r>
+          </w:p>
+        </w:tc>
+        <w:tc>
+          <w:tcPr>
+            <w:tcW w:type="dxa" w:w="907"/>
+          </w:tcPr>
+          <w:p>
+            <w:pPr>
+              <w:spacing w:after="40"/>
+            </w:pPr>
+            <w:r>
+              <w:rPr>
+                <w:sz w:val="16"/>
+              </w:rPr>
+            </w:r>
+            <w:r>
+              <w:rPr>
+                <w:b w:val="0"/>
+                <w:sz w:val="16"/>
+              </w:rPr>
+              <w:t>—</w:t>
+            </w:r>
+          </w:p>
+        </w:tc>
+        <w:tc>
+          <w:tcPr>
+            <w:tcW w:type="dxa" w:w="1361"/>
+          </w:tcPr>
+          <w:p>
+            <w:pPr>
+              <w:spacing w:after="40"/>
+            </w:pPr>
+            <w:r>
+              <w:rPr>
+                <w:sz w:val="16"/>
+              </w:rPr>
+            </w:r>
+            <w:r>
+              <w:rPr>
+                <w:b w:val="0"/>
+                <w:sz w:val="16"/>
+              </w:rPr>
+              <w:t>—</w:t>
+            </w:r>
+          </w:p>
+        </w:tc>
+      </w:tr>
+      <w:tr>
+        <w:tc>
+          <w:tcPr>
+            <w:tcW w:type="dxa" w:w="3515"/>
+          </w:tcPr>
+          <w:p>
+            <w:pPr>
+              <w:spacing w:after="40"/>
+            </w:pPr>
+            <w:r>
+              <w:rPr>
+                <w:sz w:val="16"/>
+              </w:rPr>
+            </w:r>
+            <w:r>
+              <w:rPr>
+                <w:b w:val="0"/>
+                <w:sz w:val="16"/>
+              </w:rPr>
+              <w:t>Commissioning date</w:t>
+            </w:r>
+          </w:p>
+        </w:tc>
+        <w:tc>
+          <w:tcPr>
+            <w:tcW w:type="dxa" w:w="1247"/>
+          </w:tcPr>
+          <w:p>
+            <w:pPr>
+              <w:spacing w:after="40"/>
+            </w:pPr>
+            <w:r>
+              <w:rPr>
+                <w:sz w:val="16"/>
+              </w:rPr>
+            </w:r>
+            <w:r>
+              <w:rPr>
+                <w:b w:val="0"/>
+                <w:sz w:val="16"/>
+              </w:rPr>
+              <w:t>Yes</w:t>
+            </w:r>
+          </w:p>
+        </w:tc>
+        <w:tc>
+          <w:tcPr>
+            <w:tcW w:type="dxa" w:w="2041"/>
+          </w:tcPr>
+          <w:p>
+            <w:pPr>
+              <w:spacing w:after="40"/>
+            </w:pPr>
+            <w:r>
+              <w:rPr>
+                <w:sz w:val="16"/>
+              </w:rPr>
+            </w:r>
+            <w:r>
+              <w:rPr>
+                <w:b w:val="0"/>
+                <w:sz w:val="16"/>
+              </w:rPr>
+              <w:t>—</w:t>
+            </w:r>
+          </w:p>
+        </w:tc>
+        <w:tc>
+          <w:tcPr>
+            <w:tcW w:type="dxa" w:w="1247"/>
+          </w:tcPr>
+          <w:p>
+            <w:pPr>
+              <w:spacing w:after="40"/>
+            </w:pPr>
+            <w:r>
+              <w:rPr>
+                <w:sz w:val="16"/>
+              </w:rPr>
+            </w:r>
+            <w:r>
+              <w:rPr>
+                <w:b w:val="0"/>
+                <w:sz w:val="16"/>
+              </w:rPr>
+              <w:t>—</w:t>
+            </w:r>
+          </w:p>
+        </w:tc>
+        <w:tc>
+          <w:tcPr>
+            <w:tcW w:type="dxa" w:w="907"/>
+          </w:tcPr>
+          <w:p>
+            <w:pPr>
+              <w:spacing w:after="40"/>
+            </w:pPr>
+            <w:r>
+              <w:rPr>
+                <w:sz w:val="16"/>
+              </w:rPr>
+            </w:r>
+            <w:r>
+              <w:rPr>
+                <w:b w:val="0"/>
+                <w:sz w:val="16"/>
+              </w:rPr>
+              <w:t>—</w:t>
+            </w:r>
+          </w:p>
+        </w:tc>
+        <w:tc>
+          <w:tcPr>
+            <w:tcW w:type="dxa" w:w="1361"/>
+          </w:tcPr>
+          <w:p>
+            <w:pPr>
+              <w:spacing w:after="40"/>
+            </w:pPr>
+            <w:r>
+              <w:rPr>
+                <w:sz w:val="16"/>
+              </w:rPr>
+            </w:r>
+            <w:r>
+              <w:rPr>
+                <w:b w:val="0"/>
+                <w:sz w:val="16"/>
+              </w:rPr>
+              <w:t>—</w:t>
+            </w:r>
+          </w:p>
+        </w:tc>
+      </w:tr>
+      <w:tr>
+        <w:tc>
+          <w:tcPr>
+            <w:tcW w:type="dxa" w:w="3515"/>
+          </w:tcPr>
+          <w:p>
+            <w:pPr>
+              <w:spacing w:after="40"/>
+            </w:pPr>
+            <w:r>
+              <w:rPr>
+                <w:sz w:val="16"/>
+              </w:rPr>
+            </w:r>
+            <w:r>
+              <w:rPr>
+                <w:b w:val="0"/>
+                <w:sz w:val="16"/>
+              </w:rPr>
+              <w:t>FF&amp;E reference</w:t>
+            </w:r>
+          </w:p>
+        </w:tc>
+        <w:tc>
+          <w:tcPr>
+            <w:tcW w:type="dxa" w:w="1247"/>
+          </w:tcPr>
+          <w:p>
+            <w:pPr>
+              <w:spacing w:after="40"/>
+            </w:pPr>
+            <w:r>
+              <w:rPr>
+                <w:sz w:val="16"/>
+              </w:rPr>
+            </w:r>
+            <w:r>
+              <w:rPr>
+                <w:b w:val="0"/>
+                <w:sz w:val="16"/>
+              </w:rPr>
+              <w:t>—</w:t>
+            </w:r>
+          </w:p>
+        </w:tc>
+        <w:tc>
+          <w:tcPr>
+            <w:tcW w:type="dxa" w:w="2041"/>
+          </w:tcPr>
+          <w:p>
+            <w:pPr>
+              <w:spacing w:after="40"/>
+            </w:pPr>
+            <w:r>
+              <w:rPr>
+                <w:sz w:val="16"/>
+              </w:rPr>
+            </w:r>
+            <w:r>
+              <w:rPr>
+                <w:b w:val="0"/>
+                <w:sz w:val="16"/>
+              </w:rPr>
+              <w:t>—</w:t>
+            </w:r>
+          </w:p>
+        </w:tc>
+        <w:tc>
+          <w:tcPr>
+            <w:tcW w:type="dxa" w:w="1247"/>
+          </w:tcPr>
+          <w:p>
+            <w:pPr>
+              <w:spacing w:after="40"/>
+            </w:pPr>
+            <w:r>
+              <w:rPr>
+                <w:sz w:val="16"/>
+              </w:rPr>
+            </w:r>
+            <w:r>
+              <w:rPr>
+                <w:b w:val="0"/>
+                <w:sz w:val="16"/>
+              </w:rPr>
+              <w:t>—</w:t>
+            </w:r>
+          </w:p>
+        </w:tc>
+        <w:tc>
+          <w:tcPr>
+            <w:tcW w:type="dxa" w:w="907"/>
+          </w:tcPr>
+          <w:p>
+            <w:pPr>
+              <w:spacing w:after="40"/>
+            </w:pPr>
+            <w:r>
+              <w:rPr>
+                <w:sz w:val="16"/>
+              </w:rPr>
+            </w:r>
+            <w:r>
+              <w:rPr>
+                <w:b w:val="0"/>
+                <w:sz w:val="16"/>
+              </w:rPr>
+              <w:t>Yes</w:t>
+            </w:r>
+          </w:p>
+        </w:tc>
+        <w:tc>
+          <w:tcPr>
+            <w:tcW w:type="dxa" w:w="1361"/>
+          </w:tcPr>
+          <w:p>
+            <w:pPr>
+              <w:spacing w:after="40"/>
+            </w:pPr>
+            <w:r>
+              <w:rPr>
+                <w:sz w:val="16"/>
+              </w:rPr>
+            </w:r>
+            <w:r>
+              <w:rPr>
+                <w:b w:val="0"/>
+                <w:sz w:val="16"/>
+              </w:rPr>
+              <w:t>—</w:t>
+            </w:r>
+          </w:p>
+        </w:tc>
+      </w:tr>
+    </w:tbl>
+    <w:p>
+      <w:pPr>
+        <w:spacing w:after="40"/>
+      </w:pPr>
+    </w:p>
+    <w:tbl>
+      <w:tblPr>
+        <w:tblW w:type="auto" w:w="0"/>
+        <w:jc w:val="left"/>
+        <w:tblLook w:firstColumn="1" w:firstRow="1" w:lastColumn="0" w:lastRow="0" w:noHBand="0" w:noVBand="1" w:val="04A0"/>
+      </w:tblPr>
+      <w:tblGrid>
+        <w:gridCol w:w="9412"/>
+      </w:tblGrid>
+      <w:tr>
+        <w:tc>
+          <w:tcPr>
+            <w:tcW w:type="dxa" w:w="9412"/>
+            <w:shd w:val="clear" w:fill="F4F6F9"/>
+            <w:tcMar>
+              <w:top w:w="100" w:type="dxa"/>
+              <w:start w:w="140" w:type="dxa"/>
+              <w:bottom w:w="100" w:type="dxa"/>
+              <w:end w:w="140" w:type="dxa"/>
+            </w:tcMar>
+          </w:tcPr>
+          <w:p>
+            <w:r>
+              <w:rPr>
+                <w:b/>
+                <w:color w:val="1F3654"/>
+                <w:sz w:val="17"/>
+              </w:rPr>
+              <w:t>FIRE ALARM DEVICES</w:t>
+            </w:r>
+          </w:p>
+          <w:p>
+            <w:r>
+              <w:rPr>
+                <w:b w:val="0"/>
+                <w:sz w:val="19"/>
+              </w:rPr>
+              <w:t>Fire alarm devices carry loop and address in place of a serial number. That is the identifier the cause-and-effect schedule, the panel and any future maintenance actually use; a device serial number is not used by anyone once the device is installed.</w:t>
+            </w:r>
+          </w:p>
+        </w:tc>
+      </w:tr>
+    </w:tbl>
+    <w:p>
+      <w:pPr>
+        <w:spacing w:after="40"/>
+      </w:pPr>
+    </w:p>
+    <w:p>
+      <w:pPr>
+        <w:pStyle w:val="Heading2"/>
+      </w:pPr>
+      <w:r>
+        <w:t>14.3  Conventions</w:t>
+      </w:r>
+    </w:p>
+    <w:tbl>
+      <w:tblPr>
+        <w:tblStyle w:val="TableGrid"/>
+        <w:tblW w:type="auto" w:w="0"/>
+        <w:jc w:val="left"/>
+        <w:tblLook w:firstColumn="1" w:firstRow="1" w:lastColumn="0" w:lastRow="0" w:noHBand="0" w:noVBand="1" w:val="04A0"/>
+      </w:tblPr>
+      <w:tblGrid>
+        <w:gridCol w:w="4706"/>
+        <w:gridCol w:w="4706"/>
+      </w:tblGrid>
+      <w:tr>
+        <w:trPr>
+          <w:tblHeader/>
+        </w:trPr>
+        <w:tc>
+          <w:tcPr>
+            <w:tcW w:type="dxa" w:w="2268"/>
+            <w:shd w:val="clear" w:fill="E8EDF3"/>
+          </w:tcPr>
+          <w:p>
+            <w:r/>
+            <w:r>
+              <w:rPr>
+                <w:b/>
+                <w:color w:val="1F3654"/>
+                <w:sz w:val="17"/>
+              </w:rPr>
+              <w:t>Item</w:t>
+            </w:r>
+          </w:p>
+        </w:tc>
+        <w:tc>
+          <w:tcPr>
+            <w:tcW w:type="dxa" w:w="7143"/>
+            <w:shd w:val="clear" w:fill="E8EDF3"/>
+          </w:tcPr>
+          <w:p>
+            <w:r/>
+            <w:r>
+              <w:rPr>
+                <w:b/>
+                <w:color w:val="1F3654"/>
+                <w:sz w:val="17"/>
+              </w:rPr>
+              <w:t>Requirement</w:t>
+            </w:r>
+          </w:p>
+        </w:tc>
+      </w:tr>
+      <w:tr>
+        <w:tc>
+          <w:tcPr>
+            <w:tcW w:type="dxa" w:w="2268"/>
+          </w:tcPr>
+          <w:p>
+            <w:pPr>
+              <w:spacing w:after="40"/>
+            </w:pPr>
+            <w:r>
+              <w:rPr>
+                <w:sz w:val="17"/>
+              </w:rPr>
+            </w:r>
+            <w:r>
+              <w:rPr>
+                <w:b w:val="0"/>
+                <w:sz w:val="17"/>
+              </w:rPr>
+              <w:t>Date format</w:t>
+            </w:r>
+          </w:p>
+        </w:tc>
+        <w:tc>
+          <w:tcPr>
+            <w:tcW w:type="dxa" w:w="7143"/>
+          </w:tcPr>
+          <w:p>
+            <w:pPr>
+              <w:spacing w:after="40"/>
+            </w:pPr>
+            <w:r>
+              <w:rPr>
+                <w:sz w:val="17"/>
+              </w:rPr>
+            </w:r>
+            <w:r>
+              <w:rPr>
+                <w:b w:val="0"/>
+                <w:sz w:val="17"/>
+              </w:rPr>
+              <w:t>YYYY-MM-DD throughout. Date fields are held as text, so nothing enforces the format automatically; a mixed convention is only discovered at close-out</w:t>
+            </w:r>
+          </w:p>
+        </w:tc>
+      </w:tr>
+      <w:tr>
+        <w:tc>
+          <w:tcPr>
+            <w:tcW w:type="dxa" w:w="2268"/>
+          </w:tcPr>
+          <w:p>
+            <w:pPr>
+              <w:spacing w:after="40"/>
+            </w:pPr>
+            <w:r>
+              <w:rPr>
+                <w:sz w:val="17"/>
+              </w:rPr>
+            </w:r>
+            <w:r>
+              <w:rPr>
+                <w:b w:val="0"/>
+                <w:sz w:val="17"/>
+              </w:rPr>
+              <w:t>Warranty duration</w:t>
+            </w:r>
+          </w:p>
+        </w:tc>
+        <w:tc>
+          <w:tcPr>
+            <w:tcW w:type="dxa" w:w="7143"/>
+          </w:tcPr>
+          <w:p>
+            <w:pPr>
+              <w:spacing w:after="40"/>
+            </w:pPr>
+            <w:r>
+              <w:rPr>
+                <w:sz w:val="17"/>
+              </w:rPr>
+            </w:r>
+            <w:r>
+              <w:rPr>
+                <w:b w:val="0"/>
+                <w:sz w:val="17"/>
+              </w:rPr>
+              <w:t>Whole years. Where parts and labour differ, both are recorded</w:t>
+            </w:r>
+          </w:p>
+        </w:tc>
+      </w:tr>
+      <w:tr>
+        <w:tc>
+          <w:tcPr>
+            <w:tcW w:type="dxa" w:w="2268"/>
+          </w:tcPr>
+          <w:p>
+            <w:pPr>
+              <w:spacing w:after="40"/>
+            </w:pPr>
+            <w:r>
+              <w:rPr>
+                <w:sz w:val="17"/>
+              </w:rPr>
+            </w:r>
+            <w:r>
+              <w:rPr>
+                <w:b w:val="0"/>
+                <w:sz w:val="17"/>
+              </w:rPr>
+              <w:t>Warranty start</w:t>
+            </w:r>
+          </w:p>
+        </w:tc>
+        <w:tc>
+          <w:tcPr>
+            <w:tcW w:type="dxa" w:w="7143"/>
+          </w:tcPr>
+          <w:p>
+            <w:pPr>
+              <w:spacing w:after="40"/>
+            </w:pPr>
+            <w:r>
+              <w:rPr>
+                <w:sz w:val="17"/>
+              </w:rPr>
+            </w:r>
+            <w:r>
+              <w:rPr>
+                <w:b w:val="0"/>
+                <w:sz w:val="17"/>
+              </w:rPr>
+              <w:t>The date the warranty period commences, which is not always the installation date. Where they differ, both are recorded</w:t>
+            </w:r>
+          </w:p>
+        </w:tc>
+      </w:tr>
+      <w:tr>
+        <w:tc>
+          <w:tcPr>
+            <w:tcW w:type="dxa" w:w="2268"/>
+          </w:tcPr>
+          <w:p>
+            <w:pPr>
+              <w:spacing w:after="40"/>
+            </w:pPr>
+            <w:r>
+              <w:rPr>
+                <w:sz w:val="17"/>
+              </w:rPr>
+            </w:r>
+            <w:r>
+              <w:rPr>
+                <w:b w:val="0"/>
+                <w:sz w:val="17"/>
+              </w:rPr>
+              <w:t>Expected service life</w:t>
+            </w:r>
+          </w:p>
+        </w:tc>
+        <w:tc>
+          <w:tcPr>
+            <w:tcW w:type="dxa" w:w="7143"/>
+          </w:tcPr>
+          <w:p>
+            <w:pPr>
+              <w:spacing w:after="40"/>
+            </w:pPr>
+            <w:r>
+              <w:rPr>
+                <w:sz w:val="17"/>
+              </w:rPr>
+            </w:r>
+            <w:r>
+              <w:rPr>
+                <w:b w:val="0"/>
+                <w:sz w:val="17"/>
+              </w:rPr>
+              <w:t>Whole years, as stated by the manufacturer</w:t>
+            </w:r>
+          </w:p>
+        </w:tc>
+      </w:tr>
+      <w:tr>
+        <w:tc>
+          <w:tcPr>
+            <w:tcW w:type="dxa" w:w="2268"/>
+          </w:tcPr>
+          <w:p>
+            <w:pPr>
+              <w:spacing w:after="40"/>
+            </w:pPr>
+            <w:r>
+              <w:rPr>
+                <w:sz w:val="17"/>
+              </w:rPr>
+            </w:r>
+            <w:r>
+              <w:rPr>
+                <w:b w:val="0"/>
+                <w:sz w:val="17"/>
+              </w:rPr>
+              <w:t>Maintenance interval</w:t>
+            </w:r>
+          </w:p>
+        </w:tc>
+        <w:tc>
+          <w:tcPr>
+            <w:tcW w:type="dxa" w:w="7143"/>
+          </w:tcPr>
+          <w:p>
+            <w:pPr>
+              <w:spacing w:after="40"/>
+            </w:pPr>
+            <w:r>
+              <w:rPr>
+                <w:sz w:val="17"/>
+              </w:rPr>
+            </w:r>
+            <w:r>
+              <w:rPr>
+                <w:b w:val="0"/>
+                <w:sz w:val="17"/>
+              </w:rPr>
+              <w:t>Whole months</w:t>
+            </w:r>
+          </w:p>
+        </w:tc>
+      </w:tr>
+      <w:tr>
+        <w:tc>
+          <w:tcPr>
+            <w:tcW w:type="dxa" w:w="2268"/>
+          </w:tcPr>
+          <w:p>
+            <w:pPr>
+              <w:spacing w:after="40"/>
+            </w:pPr>
+            <w:r>
+              <w:rPr>
+                <w:sz w:val="17"/>
+              </w:rPr>
+            </w:r>
+            <w:r>
+              <w:rPr>
+                <w:b w:val="0"/>
+                <w:sz w:val="17"/>
+              </w:rPr>
+              <w:t>Unique asset reference</w:t>
+            </w:r>
+          </w:p>
+        </w:tc>
+        <w:tc>
+          <w:tcPr>
+            <w:tcW w:type="dxa" w:w="7143"/>
+          </w:tcPr>
+          <w:p>
+            <w:pPr>
+              <w:spacing w:after="40"/>
+            </w:pPr>
+            <w:r>
+              <w:rPr>
+                <w:sz w:val="17"/>
+              </w:rPr>
+            </w:r>
+            <w:r>
+              <w:rPr>
+                <w:b w:val="0"/>
+                <w:sz w:val="17"/>
+              </w:rPr>
+              <w:t>Allocated by the Appointing Party numbering convention where one is issued; otherwise the asset identifier is used</w:t>
+            </w:r>
+          </w:p>
+        </w:tc>
+      </w:tr>
+      <w:tr>
+        <w:tc>
+          <w:tcPr>
+            <w:tcW w:type="dxa" w:w="2268"/>
+          </w:tcPr>
+          <w:p>
+            <w:pPr>
+              <w:spacing w:after="40"/>
+            </w:pPr>
+            <w:r>
+              <w:rPr>
+                <w:sz w:val="17"/>
+              </w:rPr>
+            </w:r>
+            <w:r>
+              <w:rPr>
+                <w:b w:val="0"/>
+                <w:sz w:val="17"/>
+              </w:rPr>
+              <w:t>Responsibility</w:t>
+            </w:r>
+          </w:p>
+        </w:tc>
+        <w:tc>
+          <w:tcPr>
+            <w:tcW w:type="dxa" w:w="7143"/>
+          </w:tcPr>
+          <w:p>
+            <w:pPr>
+              <w:spacing w:after="40"/>
+            </w:pPr>
+            <w:r>
+              <w:rPr>
+                <w:sz w:val="17"/>
+              </w:rPr>
+            </w:r>
+            <w:r>
+              <w:rPr>
+                <w:b w:val="0"/>
+                <w:sz w:val="17"/>
+              </w:rPr>
+              <w:t>The Contractor captures the data at installation and commissioning. The Information Manager verifies completeness monthly and at the gate</w:t>
+            </w:r>
+          </w:p>
+        </w:tc>
+      </w:tr>
+    </w:tbl>
+    <w:p>
+      <w:pPr>
+        <w:spacing w:after="40"/>
+      </w:pPr>
+    </w:p>
+    <w:p>
+      <w:pPr>
+        <w:pStyle w:val="Heading2"/>
+      </w:pPr>
+      <w:r>
+        <w:t>14.4  Reporting</w:t>
+      </w:r>
+    </w:p>
+    <w:p>
+      <w:r>
+        <w:rPr>
+          <w:b w:val="0"/>
+          <w:i w:val="0"/>
+        </w:rPr>
+        <w:t>Completeness is reported monthly from the first month of construction, by tier and by volume, so a shortfall is visible while the installer is still on site. A tier reported below ninety-five per cent at the Deliverable D gate is a gate failure, not an observation.</w:t>
+      </w:r>
+    </w:p>
+    <w:tbl>
+      <w:tblPr>
+        <w:tblW w:type="auto" w:w="0"/>
+        <w:jc w:val="left"/>
+        <w:tblLook w:firstColumn="1" w:firstRow="1" w:lastColumn="0" w:lastRow="0" w:noHBand="0" w:noVBand="1" w:val="04A0"/>
+      </w:tblPr>
+      <w:tblGrid>
+        <w:gridCol w:w="9412"/>
+      </w:tblGrid>
+      <w:tr>
+        <w:tc>
+          <w:tcPr>
+            <w:tcW w:type="dxa" w:w="9412"/>
+            <w:shd w:val="clear" w:fill="F4F6F9"/>
+            <w:tcMar>
+              <w:top w:w="100" w:type="dxa"/>
+              <w:start w:w="140" w:type="dxa"/>
+              <w:bottom w:w="100" w:type="dxa"/>
+              <w:end w:w="140" w:type="dxa"/>
+            </w:tcMar>
+          </w:tcPr>
+          <w:p>
+            <w:r>
+              <w:rPr>
+                <w:b/>
+                <w:color w:val="1F3654"/>
+                <w:sz w:val="17"/>
+              </w:rPr>
+              <w:t>STATUS</w:t>
+            </w:r>
+          </w:p>
+          <w:p>
+            <w:r>
+              <w:rPr>
+                <w:b w:val="0"/>
+                <w:sz w:val="19"/>
+              </w:rPr>
+              <w:t>This schedule is the project position pending issue of the Appointing Party asset information requirements. On receipt, it is reconciled against them and reissued. It is deliberately narrower than the standard corporate requirement, which applies serial numbers to categories where they cannot realistically be captured.</w:t>
+            </w:r>
+          </w:p>
+        </w:tc>
+      </w:tr>
+    </w:tbl>
+    <w:p>
+      <w:pPr>
+        <w:spacing w:after="40"/>
+      </w:pPr>
+    </w:p>
+    <w:p>
+      <w:r>
+        <w:br w:type="page"/>
+      </w:r>
+    </w:p>
+    <w:p>
+      <w:pPr>
+        <w:pStyle w:val="Heading1"/>
+        <w:pBdr>
+          <w:bottom w:val="single" w:sz="8" w:space="4" w:color="1F3654"/>
+        </w:pBdr>
+      </w:pPr>
+      <w:r>
+        <w:t>15  Appendices</w:t>
+      </w:r>
+    </w:p>
+    <w:tbl>
+      <w:tblPr>
+        <w:tblStyle w:val="TableGrid"/>
+        <w:tblW w:type="auto" w:w="0"/>
+        <w:jc w:val="left"/>
+        <w:tblLook w:firstColumn="1" w:firstRow="1" w:lastColumn="0" w:lastRow="0" w:noHBand="0" w:noVBand="1" w:val="04A0"/>
+      </w:tblPr>
+      <w:tblGrid>
+        <w:gridCol w:w="3137"/>
+        <w:gridCol w:w="3137"/>
+        <w:gridCol w:w="3137"/>
+      </w:tblGrid>
+      <w:tr>
+        <w:trPr>
+          <w:tblHeader/>
+        </w:trPr>
+        <w:tc>
+          <w:tcPr>
+            <w:tcW w:type="dxa" w:w="1247"/>
+            <w:shd w:val="clear" w:fill="E8EDF3"/>
+          </w:tcPr>
+          <w:p>
+            <w:r/>
+            <w:r>
+              <w:rPr>
+                <w:b/>
+                <w:color w:val="1F3654"/>
                 <w:sz w:val="17"/>
               </w:rPr>
               <w:t>Appendix</w:t>
@@ -17043,6 +20324,74 @@
                 <w:sz w:val="17"/>
               </w:rPr>
               <w:t>To be confirmed — Section 4.2.1</w:t>
+            </w:r>
+          </w:p>
+        </w:tc>
+      </w:tr>
+      <w:tr>
+        <w:tc>
+          <w:tcPr>
+            <w:tcW w:type="dxa" w:w="1247"/>
+          </w:tcPr>
+          <w:p>
+            <w:pPr>
+              <w:spacing w:after="40"/>
+            </w:pPr>
+            <w:r>
+              <w:rPr>
+                <w:sz w:val="17"/>
+              </w:rPr>
+            </w:r>
+            <w:r>
+              <w:rPr>
+                <w:b w:val="0"/>
+                <w:sz w:val="17"/>
+              </w:rPr>
+              <w:t>H</w:t>
+            </w:r>
+          </w:p>
+        </w:tc>
+        <w:tc>
+          <w:tcPr>
+            <w:tcW w:type="dxa" w:w="5896"/>
+          </w:tcPr>
+          <w:p>
+            <w:pPr>
+              <w:spacing w:after="40"/>
+            </w:pPr>
+            <w:r>
+              <w:rPr>
+                <w:sz w:val="17"/>
+              </w:rPr>
+            </w:r>
+            <w:r>
+              <w:rPr>
+                <w:b w:val="0"/>
+                <w:sz w:val="17"/>
+              </w:rPr>
+              <w:t>Appointing Party asset information requirements</w:t>
+            </w:r>
+          </w:p>
+        </w:tc>
+        <w:tc>
+          <w:tcPr>
+            <w:tcW w:type="dxa" w:w="2268"/>
+          </w:tcPr>
+          <w:p>
+            <w:pPr>
+              <w:spacing w:after="40"/>
+            </w:pPr>
+            <w:r>
+              <w:rPr>
+                <w:sz w:val="17"/>
+              </w:rPr>
+            </w:r>
+            <w:r>
+              <w:rPr>
+                <w:b w:val="0"/>
+                <w:sz w:val="17"/>
+              </w:rPr>
+              <w:t>Awaited — see Section 14.4</w:t>
             </w:r>
           </w:p>
         </w:tc>

--- a/KUT_BIM_Execution_Plan.docx
+++ b/KUT_BIM_Execution_Plan.docx
@@ -18478,7 +18478,7 @@
                 <w:b w:val="0"/>
                 <w:sz w:val="16"/>
               </w:rPr>
-              <w:t>Warranty start date</w:t>
+              <w:t>Warranty expiry date</w:t>
             </w:r>
           </w:p>
         </w:tc>
@@ -19486,7 +19486,7 @@
                 <w:b w:val="0"/>
                 <w:sz w:val="17"/>
               </w:rPr>
-              <w:t>Warranty start</w:t>
+              <w:t>Warranty expiry</w:t>
             </w:r>
           </w:p>
         </w:tc>
@@ -19508,7 +19508,7 @@
                 <w:b w:val="0"/>
                 <w:sz w:val="17"/>
               </w:rPr>
-              <w:t>The date the warranty period commences, which is not always the installation date. Where they differ, both are recorded</w:t>
+              <w:t>The date the warranty period ends. Expiry rather than start is recorded because it is the date that triggers action, and the duration is captured alongside it so the start remains derivable</w:t>
             </w:r>
           </w:p>
         </w:tc>

--- a/KUT_BIM_Execution_Plan.docx
+++ b/KUT_BIM_Execution_Plan.docx
@@ -25725,7 +25725,7 @@
                 <w:b w:val="0"/>
                 <w:sz w:val="17"/>
               </w:rPr>
-              <w:t>Tender issue and award</w:t>
+              <w:t>Tender action, negotiation and award</w:t>
             </w:r>
           </w:p>
         </w:tc>
@@ -25905,7 +25905,7 @@
                 <w:b w:val="0"/>
                 <w:sz w:val="17"/>
               </w:rPr>
-              <w:t>Construction</w:t>
+              <w:t>Construction administration</w:t>
             </w:r>
           </w:p>
         </w:tc>
@@ -26061,7 +26061,7 @@
                 <w:b w:val="0"/>
                 <w:sz w:val="17"/>
               </w:rPr>
-              <w:t>M40 to M43</w:t>
+              <w:t>M44 to M47</w:t>
             </w:r>
           </w:p>
         </w:tc>
@@ -26151,7 +26151,7 @@
                 <w:b w:val="0"/>
                 <w:sz w:val="17"/>
               </w:rPr>
-              <w:t>M45</w:t>
+              <w:t>M48 to M49</w:t>
             </w:r>
           </w:p>
         </w:tc>
@@ -26161,6 +26161,15 @@
       <w:pPr>
         <w:spacing w:after="40"/>
       </w:pPr>
+    </w:p>
+    <w:p>
+      <w:r>
+        <w:rPr>
+          <w:b w:val="0"/>
+          <w:i w:val="0"/>
+        </w:rPr>
+        <w:t>Months are counted from the appointment and run in sequence: 11 months for Phase 2 and 38 for Phase 3, 49 in total. Calendar dates are fixed against the appointment date once it is confirmed.</w:t>
+      </w:r>
     </w:p>
     <w:p>
       <w:r>

--- a/KUT_BIM_Execution_Plan.docx
+++ b/KUT_BIM_Execution_Plan.docx
@@ -11803,7 +11803,7 @@
                 <w:b w:val="0"/>
                 <w:sz w:val="17"/>
               </w:rPr>
-              <w:t>M3, M2, DR, SH, SC, SP, RP, CA, RD, MS, PP, CR</w:t>
+              <w:t>M3, M2, DR, SH, SC, SP, RP, CA, RD, MS, PP, CR, TR, BQ</w:t>
             </w:r>
           </w:p>
         </w:tc>

--- a/KUT_BIM_Execution_Plan.docx
+++ b/KUT_BIM_Execution_Plan.docx
@@ -33031,7 +33031,7 @@
                 <w:b w:val="0"/>
                 <w:sz w:val="16"/>
               </w:rPr>
-              <w:t>—</w:t>
+              <w:t>Specialty equipment only</w:t>
             </w:r>
           </w:p>
         </w:tc>
@@ -33053,7 +33053,7 @@
                 <w:b w:val="0"/>
                 <w:sz w:val="16"/>
               </w:rPr>
-              <w:t>—</w:t>
+              <w:t>Lighting fixtures and plumbing fixtures only</w:t>
             </w:r>
           </w:p>
         </w:tc>
@@ -33075,7 +33075,7 @@
                 <w:b w:val="0"/>
                 <w:sz w:val="16"/>
               </w:rPr>
-              <w:t>—</w:t>
+              <w:t>Casework only</w:t>
             </w:r>
           </w:p>
         </w:tc>
@@ -35896,6 +35896,166 @@
                 <w:sz w:val="16"/>
               </w:rPr>
               <w:t>[OPEN]</w:t>
+            </w:r>
+          </w:p>
+        </w:tc>
+      </w:tr>
+      <w:tr>
+        <w:tc>
+          <w:tcPr>
+            <w:tcW w:type="dxa" w:w="567"/>
+          </w:tcPr>
+          <w:p>
+            <w:pPr>
+              <w:spacing w:after="40"/>
+            </w:pPr>
+            <w:r>
+              <w:rPr>
+                <w:sz w:val="16"/>
+              </w:rPr>
+            </w:r>
+            <w:r>
+              <w:rPr>
+                <w:b w:val="0"/>
+                <w:sz w:val="16"/>
+              </w:rPr>
+              <w:t>18a</w:t>
+            </w:r>
+          </w:p>
+        </w:tc>
+        <w:tc>
+          <w:tcPr>
+            <w:tcW w:type="dxa" w:w="3742"/>
+          </w:tcPr>
+          <w:p>
+            <w:pPr>
+              <w:spacing w:after="40"/>
+            </w:pPr>
+            <w:r>
+              <w:rPr>
+                <w:sz w:val="16"/>
+              </w:rPr>
+            </w:r>
+            <w:r>
+              <w:rPr>
+                <w:b w:val="0"/>
+                <w:sz w:val="16"/>
+              </w:rPr>
+              <w:t>FF&amp;E catalogue scope confirmed — which categories are procured and specified through the FF&amp;E database</w:t>
+            </w:r>
+          </w:p>
+        </w:tc>
+        <w:tc>
+          <w:tcPr>
+            <w:tcW w:type="dxa" w:w="1928"/>
+          </w:tcPr>
+          <w:p>
+            <w:pPr>
+              <w:spacing w:after="40"/>
+            </w:pPr>
+            <w:r>
+              <w:rPr>
+                <w:sz w:val="16"/>
+              </w:rPr>
+            </w:r>
+            <w:r>
+              <w:rPr>
+                <w:b w:val="0"/>
+                <w:sz w:val="16"/>
+              </w:rPr>
+              <w:t>Section 14.2</w:t>
+            </w:r>
+          </w:p>
+        </w:tc>
+        <w:tc>
+          <w:tcPr>
+            <w:tcW w:type="dxa" w:w="1928"/>
+          </w:tcPr>
+          <w:p>
+            <w:pPr>
+              <w:spacing w:after="40"/>
+            </w:pPr>
+            <w:r>
+              <w:rPr>
+                <w:sz w:val="16"/>
+              </w:rPr>
+            </w:r>
+            <w:r>
+              <w:rPr>
+                <w:b w:val="0"/>
+                <w:sz w:val="16"/>
+              </w:rPr>
+              <w:t>Appointing Party</w:t>
+            </w:r>
+          </w:p>
+        </w:tc>
+        <w:tc>
+          <w:tcPr>
+            <w:tcW w:type="dxa" w:w="1247"/>
+          </w:tcPr>
+          <w:p>
+            <w:pPr>
+              <w:spacing w:after="40"/>
+            </w:pPr>
+            <w:r>
+              <w:rPr>
+                <w:sz w:val="16"/>
+              </w:rPr>
+            </w:r>
+            <w:r>
+              <w:rPr>
+                <w:b w:val="0"/>
+                <w:sz w:val="16"/>
+              </w:rPr>
+              <w:t>[OPEN]</w:t>
+            </w:r>
+          </w:p>
+        </w:tc>
+      </w:tr>
+    </w:tbl>
+    <w:p>
+      <w:pPr>
+        <w:spacing w:after="40"/>
+      </w:pPr>
+    </w:p>
+    <w:tbl>
+      <w:tblPr>
+        <w:tblW w:type="auto" w:w="0"/>
+        <w:jc w:val="left"/>
+        <w:tblLook w:firstColumn="1" w:firstRow="1" w:lastColumn="0" w:lastRow="0" w:noHBand="0" w:noVBand="1" w:val="04A0"/>
+      </w:tblPr>
+      <w:tblGrid>
+        <w:gridCol w:w="9412"/>
+      </w:tblGrid>
+      <w:tr>
+        <w:tc>
+          <w:tcPr>
+            <w:tcW w:type="dxa" w:w="9412"/>
+            <w:shd w:val="clear" w:fill="F4F6F9"/>
+            <w:tcMar>
+              <w:top w:w="100" w:type="dxa"/>
+              <w:start w:w="140" w:type="dxa"/>
+              <w:bottom w:w="100" w:type="dxa"/>
+              <w:end w:w="140" w:type="dxa"/>
+            </w:tcMar>
+          </w:tcPr>
+          <w:p>
+            <w:r>
+              <w:rPr>
+                <w:b/>
+                <w:color w:val="1F3654"/>
+                <w:sz w:val="17"/>
+              </w:rPr>
+              <w:t>ONE TO CONFIRM AT THE KICKOFF</w:t>
+            </w:r>
+          </w:p>
+          <w:p>
+            <w:r>
+              <w:rPr>
+                <w:b w:val="0"/>
+                <w:sz w:val="19"/>
+              </w:rPr>
+              <w:t>Item 18a affects what is required at handover. The project position is that six categories carry an FF&amp;E reference: furniture, furniture systems, casework, lighting fixtures, plumbing fixtures and specialty equipment. That is the set the FF&amp;E export covers, so it is the set the close-out check enforces. If the Appointing Party procures only loose furniture through the catalogue, the other four categories come out of scope and the requirement narrows accordingly. Settling this at the kickoff costs nothing; settling it at Deliverable D means either an unenforceable requirement or a retrospective data-capture exercise.</w:t>
             </w:r>
           </w:p>
         </w:tc>

--- a/KUT_BIM_Execution_Plan.docx
+++ b/KUT_BIM_Execution_Plan.docx
@@ -11803,7 +11803,7 @@
                 <w:b w:val="0"/>
                 <w:sz w:val="17"/>
               </w:rPr>
-              <w:t>M3, M2, DR, SH, SC, SP, RP, CA, RD, MS, PP, CR</w:t>
+              <w:t>M3, M2, DR, SH, SC, SP, RP, CA, RD, MS, PP, CR, TR, BQ</w:t>
             </w:r>
           </w:p>
         </w:tc>
@@ -25725,7 +25725,7 @@
                 <w:b w:val="0"/>
                 <w:sz w:val="17"/>
               </w:rPr>
-              <w:t>Tender issue and award</w:t>
+              <w:t>Tender action, negotiation and award</w:t>
             </w:r>
           </w:p>
         </w:tc>
@@ -25905,7 +25905,7 @@
                 <w:b w:val="0"/>
                 <w:sz w:val="17"/>
               </w:rPr>
-              <w:t>Construction</w:t>
+              <w:t>Construction administration</w:t>
             </w:r>
           </w:p>
         </w:tc>
@@ -26061,7 +26061,7 @@
                 <w:b w:val="0"/>
                 <w:sz w:val="17"/>
               </w:rPr>
-              <w:t>M40 to M43</w:t>
+              <w:t>M44 to M47</w:t>
             </w:r>
           </w:p>
         </w:tc>
@@ -26151,7 +26151,7 @@
                 <w:b w:val="0"/>
                 <w:sz w:val="17"/>
               </w:rPr>
-              <w:t>M45</w:t>
+              <w:t>M48 to M49</w:t>
             </w:r>
           </w:p>
         </w:tc>
@@ -26161,6 +26161,15 @@
       <w:pPr>
         <w:spacing w:after="40"/>
       </w:pPr>
+    </w:p>
+    <w:p>
+      <w:r>
+        <w:rPr>
+          <w:b w:val="0"/>
+          <w:i w:val="0"/>
+        </w:rPr>
+        <w:t>Months are counted from the appointment and run in sequence: 11 months for Phase 2 and 38 for Phase 3, 49 in total. Calendar dates are fixed against the appointment date once it is confirmed.</w:t>
+      </w:r>
     </w:p>
     <w:p>
       <w:r>
@@ -33022,7 +33031,7 @@
                 <w:b w:val="0"/>
                 <w:sz w:val="16"/>
               </w:rPr>
-              <w:t>—</w:t>
+              <w:t>Specialty equipment only</w:t>
             </w:r>
           </w:p>
         </w:tc>
@@ -33044,7 +33053,7 @@
                 <w:b w:val="0"/>
                 <w:sz w:val="16"/>
               </w:rPr>
-              <w:t>—</w:t>
+              <w:t>Lighting fixtures and plumbing fixtures only</w:t>
             </w:r>
           </w:p>
         </w:tc>
@@ -33066,7 +33075,7 @@
                 <w:b w:val="0"/>
                 <w:sz w:val="16"/>
               </w:rPr>
-              <w:t>—</w:t>
+              <w:t>Casework only</w:t>
             </w:r>
           </w:p>
         </w:tc>
@@ -35887,6 +35896,166 @@
                 <w:sz w:val="16"/>
               </w:rPr>
               <w:t>[OPEN]</w:t>
+            </w:r>
+          </w:p>
+        </w:tc>
+      </w:tr>
+      <w:tr>
+        <w:tc>
+          <w:tcPr>
+            <w:tcW w:type="dxa" w:w="567"/>
+          </w:tcPr>
+          <w:p>
+            <w:pPr>
+              <w:spacing w:after="40"/>
+            </w:pPr>
+            <w:r>
+              <w:rPr>
+                <w:sz w:val="16"/>
+              </w:rPr>
+            </w:r>
+            <w:r>
+              <w:rPr>
+                <w:b w:val="0"/>
+                <w:sz w:val="16"/>
+              </w:rPr>
+              <w:t>18a</w:t>
+            </w:r>
+          </w:p>
+        </w:tc>
+        <w:tc>
+          <w:tcPr>
+            <w:tcW w:type="dxa" w:w="3742"/>
+          </w:tcPr>
+          <w:p>
+            <w:pPr>
+              <w:spacing w:after="40"/>
+            </w:pPr>
+            <w:r>
+              <w:rPr>
+                <w:sz w:val="16"/>
+              </w:rPr>
+            </w:r>
+            <w:r>
+              <w:rPr>
+                <w:b w:val="0"/>
+                <w:sz w:val="16"/>
+              </w:rPr>
+              <w:t>FF&amp;E catalogue scope confirmed — which categories are procured and specified through the FF&amp;E database</w:t>
+            </w:r>
+          </w:p>
+        </w:tc>
+        <w:tc>
+          <w:tcPr>
+            <w:tcW w:type="dxa" w:w="1928"/>
+          </w:tcPr>
+          <w:p>
+            <w:pPr>
+              <w:spacing w:after="40"/>
+            </w:pPr>
+            <w:r>
+              <w:rPr>
+                <w:sz w:val="16"/>
+              </w:rPr>
+            </w:r>
+            <w:r>
+              <w:rPr>
+                <w:b w:val="0"/>
+                <w:sz w:val="16"/>
+              </w:rPr>
+              <w:t>Section 14.2</w:t>
+            </w:r>
+          </w:p>
+        </w:tc>
+        <w:tc>
+          <w:tcPr>
+            <w:tcW w:type="dxa" w:w="1928"/>
+          </w:tcPr>
+          <w:p>
+            <w:pPr>
+              <w:spacing w:after="40"/>
+            </w:pPr>
+            <w:r>
+              <w:rPr>
+                <w:sz w:val="16"/>
+              </w:rPr>
+            </w:r>
+            <w:r>
+              <w:rPr>
+                <w:b w:val="0"/>
+                <w:sz w:val="16"/>
+              </w:rPr>
+              <w:t>Appointing Party</w:t>
+            </w:r>
+          </w:p>
+        </w:tc>
+        <w:tc>
+          <w:tcPr>
+            <w:tcW w:type="dxa" w:w="1247"/>
+          </w:tcPr>
+          <w:p>
+            <w:pPr>
+              <w:spacing w:after="40"/>
+            </w:pPr>
+            <w:r>
+              <w:rPr>
+                <w:sz w:val="16"/>
+              </w:rPr>
+            </w:r>
+            <w:r>
+              <w:rPr>
+                <w:b w:val="0"/>
+                <w:sz w:val="16"/>
+              </w:rPr>
+              <w:t>[OPEN]</w:t>
+            </w:r>
+          </w:p>
+        </w:tc>
+      </w:tr>
+    </w:tbl>
+    <w:p>
+      <w:pPr>
+        <w:spacing w:after="40"/>
+      </w:pPr>
+    </w:p>
+    <w:tbl>
+      <w:tblPr>
+        <w:tblW w:type="auto" w:w="0"/>
+        <w:jc w:val="left"/>
+        <w:tblLook w:firstColumn="1" w:firstRow="1" w:lastColumn="0" w:lastRow="0" w:noHBand="0" w:noVBand="1" w:val="04A0"/>
+      </w:tblPr>
+      <w:tblGrid>
+        <w:gridCol w:w="9412"/>
+      </w:tblGrid>
+      <w:tr>
+        <w:tc>
+          <w:tcPr>
+            <w:tcW w:type="dxa" w:w="9412"/>
+            <w:shd w:val="clear" w:fill="F4F6F9"/>
+            <w:tcMar>
+              <w:top w:w="100" w:type="dxa"/>
+              <w:start w:w="140" w:type="dxa"/>
+              <w:bottom w:w="100" w:type="dxa"/>
+              <w:end w:w="140" w:type="dxa"/>
+            </w:tcMar>
+          </w:tcPr>
+          <w:p>
+            <w:r>
+              <w:rPr>
+                <w:b/>
+                <w:color w:val="1F3654"/>
+                <w:sz w:val="17"/>
+              </w:rPr>
+              <w:t>ONE TO CONFIRM AT THE KICKOFF</w:t>
+            </w:r>
+          </w:p>
+          <w:p>
+            <w:r>
+              <w:rPr>
+                <w:b w:val="0"/>
+                <w:sz w:val="19"/>
+              </w:rPr>
+              <w:t>Item 18a affects what is required at handover. The project position is that six categories carry an FF&amp;E reference: furniture, furniture systems, casework, lighting fixtures, plumbing fixtures and specialty equipment. That is the set the FF&amp;E export covers, so it is the set the close-out check enforces. If the Appointing Party procures only loose furniture through the catalogue, the other four categories come out of scope and the requirement narrows accordingly. Settling this at the kickoff costs nothing; settling it at Deliverable D means either an unenforceable requirement or a retrospective data-capture exercise.</w:t>
             </w:r>
           </w:p>
         </w:tc>

--- a/KUT_BIM_Execution_Plan.docx
+++ b/KUT_BIM_Execution_Plan.docx
@@ -2342,7 +2342,7 @@
                 <w:b w:val="0"/>
                 <w:sz w:val="17"/>
               </w:rPr>
-              <w:t>[FILL — temple and ancillary buildings, gross floor area, storeys]</w:t>
+              <w:t>Temple and ancillary buildings across 6 volumes; 6,597 m² gross internal area. Storeys per volume are given in the level and grid register</w:t>
             </w:r>
           </w:p>
         </w:tc>
@@ -2562,9 +2562,10 @@
         <w:tblLook w:firstColumn="1" w:firstRow="1" w:lastColumn="0" w:lastRow="0" w:noHBand="0" w:noVBand="1" w:val="04A0"/>
       </w:tblPr>
       <w:tblGrid>
-        <w:gridCol w:w="3137"/>
-        <w:gridCol w:w="3137"/>
-        <w:gridCol w:w="3137"/>
+        <w:gridCol w:w="2353"/>
+        <w:gridCol w:w="2353"/>
+        <w:gridCol w:w="2353"/>
+        <w:gridCol w:w="2353"/>
       </w:tblGrid>
       <w:tr>
         <w:trPr>
@@ -2572,6 +2573,40 @@
         </w:trPr>
         <w:tc>
           <w:tcPr>
+            <w:tcW w:type="dxa" w:w="1701"/>
+            <w:shd w:val="clear" w:fill="E8EDF3"/>
+          </w:tcPr>
+          <w:p>
+            <w:r/>
+            <w:r>
+              <w:rPr>
+                <w:b/>
+                <w:color w:val="1F3654"/>
+                <w:sz w:val="17"/>
+              </w:rPr>
+              <w:t>Volume code</w:t>
+            </w:r>
+          </w:p>
+        </w:tc>
+        <w:tc>
+          <w:tcPr>
+            <w:tcW w:type="dxa" w:w="3515"/>
+            <w:shd w:val="clear" w:fill="E8EDF3"/>
+          </w:tcPr>
+          <w:p>
+            <w:r/>
+            <w:r>
+              <w:rPr>
+                <w:b/>
+                <w:color w:val="1F3654"/>
+                <w:sz w:val="17"/>
+              </w:rPr>
+              <w:t>Volume</w:t>
+            </w:r>
+          </w:p>
+        </w:tc>
+        <w:tc>
+          <w:tcPr>
             <w:tcW w:type="dxa" w:w="1928"/>
             <w:shd w:val="clear" w:fill="E8EDF3"/>
           </w:tcPr>
@@ -2583,13 +2618,13 @@
                 <w:color w:val="1F3654"/>
                 <w:sz w:val="17"/>
               </w:rPr>
-              <w:t>Volume code</w:t>
-            </w:r>
-          </w:p>
-        </w:tc>
-        <w:tc>
-          <w:tcPr>
-            <w:tcW w:type="dxa" w:w="4309"/>
+              <w:t>Numbering value</w:t>
+            </w:r>
+          </w:p>
+        </w:tc>
+        <w:tc>
+          <w:tcPr>
+            <w:tcW w:type="dxa" w:w="2268"/>
             <w:shd w:val="clear" w:fill="E8EDF3"/>
           </w:tcPr>
           <w:p>
@@ -2600,24 +2635,7 @@
                 <w:color w:val="1F3654"/>
                 <w:sz w:val="17"/>
               </w:rPr>
-              <w:t>Volume</w:t>
-            </w:r>
-          </w:p>
-        </w:tc>
-        <w:tc>
-          <w:tcPr>
-            <w:tcW w:type="dxa" w:w="3175"/>
-            <w:shd w:val="clear" w:fill="E8EDF3"/>
-          </w:tcPr>
-          <w:p>
-            <w:r/>
-            <w:r>
-              <w:rPr>
-                <w:b/>
-                <w:color w:val="1F3654"/>
-                <w:sz w:val="17"/>
-              </w:rPr>
-              <w:t>Numbering value</w:t>
+              <w:t>Gross internal area</w:t>
             </w:r>
           </w:p>
         </w:tc>
@@ -2625,6 +2643,50 @@
       <w:tr>
         <w:tc>
           <w:tcPr>
+            <w:tcW w:type="dxa" w:w="1701"/>
+          </w:tcPr>
+          <w:p>
+            <w:pPr>
+              <w:spacing w:after="40"/>
+            </w:pPr>
+            <w:r>
+              <w:rPr>
+                <w:sz w:val="17"/>
+              </w:rPr>
+            </w:r>
+            <w:r>
+              <w:rPr>
+                <w:b w:val="0"/>
+                <w:sz w:val="17"/>
+              </w:rPr>
+              <w:t>BLD1</w:t>
+            </w:r>
+          </w:p>
+        </w:tc>
+        <w:tc>
+          <w:tcPr>
+            <w:tcW w:type="dxa" w:w="3515"/>
+          </w:tcPr>
+          <w:p>
+            <w:pPr>
+              <w:spacing w:after="40"/>
+            </w:pPr>
+            <w:r>
+              <w:rPr>
+                <w:sz w:val="17"/>
+              </w:rPr>
+            </w:r>
+            <w:r>
+              <w:rPr>
+                <w:b w:val="0"/>
+                <w:sz w:val="17"/>
+              </w:rPr>
+              <w:t>Temple</w:t>
+            </w:r>
+          </w:p>
+        </w:tc>
+        <w:tc>
+          <w:tcPr>
             <w:tcW w:type="dxa" w:w="1928"/>
           </w:tcPr>
           <w:p>
@@ -2641,51 +2703,29 @@
                 <w:b w:val="0"/>
                 <w:sz w:val="17"/>
               </w:rPr>
-              <w:t>BLD1</w:t>
-            </w:r>
-          </w:p>
-        </w:tc>
-        <w:tc>
-          <w:tcPr>
-            <w:tcW w:type="dxa" w:w="4309"/>
-          </w:tcPr>
-          <w:p>
-            <w:pPr>
-              <w:spacing w:after="40"/>
-            </w:pPr>
-            <w:r>
-              <w:rPr>
-                <w:sz w:val="17"/>
-              </w:rPr>
-            </w:r>
-            <w:r>
-              <w:rPr>
-                <w:b w:val="0"/>
-                <w:sz w:val="17"/>
-              </w:rPr>
-              <w:t>Temple</w:t>
-            </w:r>
-          </w:p>
-        </w:tc>
-        <w:tc>
-          <w:tcPr>
-            <w:tcW w:type="dxa" w:w="3175"/>
-          </w:tcPr>
-          <w:p>
-            <w:pPr>
-              <w:spacing w:after="40"/>
-            </w:pPr>
-            <w:r>
-              <w:rPr>
-                <w:sz w:val="17"/>
-              </w:rPr>
-            </w:r>
-            <w:r>
-              <w:rPr>
-                <w:b w:val="0"/>
-                <w:sz w:val="17"/>
-              </w:rPr>
               <w:t>01</w:t>
+            </w:r>
+          </w:p>
+        </w:tc>
+        <w:tc>
+          <w:tcPr>
+            <w:tcW w:type="dxa" w:w="2268"/>
+          </w:tcPr>
+          <w:p>
+            <w:pPr>
+              <w:spacing w:after="40"/>
+            </w:pPr>
+            <w:r>
+              <w:rPr>
+                <w:sz w:val="17"/>
+              </w:rPr>
+            </w:r>
+            <w:r>
+              <w:rPr>
+                <w:b w:val="0"/>
+                <w:sz w:val="17"/>
+              </w:rPr>
+              <w:t>2,449 m²</w:t>
             </w:r>
           </w:p>
         </w:tc>
@@ -2693,6 +2733,50 @@
       <w:tr>
         <w:tc>
           <w:tcPr>
+            <w:tcW w:type="dxa" w:w="1701"/>
+          </w:tcPr>
+          <w:p>
+            <w:pPr>
+              <w:spacing w:after="40"/>
+            </w:pPr>
+            <w:r>
+              <w:rPr>
+                <w:sz w:val="17"/>
+              </w:rPr>
+            </w:r>
+            <w:r>
+              <w:rPr>
+                <w:b w:val="0"/>
+                <w:sz w:val="17"/>
+              </w:rPr>
+              <w:t>BLD2</w:t>
+            </w:r>
+          </w:p>
+        </w:tc>
+        <w:tc>
+          <w:tcPr>
+            <w:tcW w:type="dxa" w:w="3515"/>
+          </w:tcPr>
+          <w:p>
+            <w:pPr>
+              <w:spacing w:after="40"/>
+            </w:pPr>
+            <w:r>
+              <w:rPr>
+                <w:sz w:val="17"/>
+              </w:rPr>
+            </w:r>
+            <w:r>
+              <w:rPr>
+                <w:b w:val="0"/>
+                <w:sz w:val="17"/>
+              </w:rPr>
+              <w:t>Meetinghouse</w:t>
+            </w:r>
+          </w:p>
+        </w:tc>
+        <w:tc>
+          <w:tcPr>
             <w:tcW w:type="dxa" w:w="1928"/>
           </w:tcPr>
           <w:p>
@@ -2709,51 +2793,29 @@
                 <w:b w:val="0"/>
                 <w:sz w:val="17"/>
               </w:rPr>
-              <w:t>BLD2</w:t>
-            </w:r>
-          </w:p>
-        </w:tc>
-        <w:tc>
-          <w:tcPr>
-            <w:tcW w:type="dxa" w:w="4309"/>
-          </w:tcPr>
-          <w:p>
-            <w:pPr>
-              <w:spacing w:after="40"/>
-            </w:pPr>
-            <w:r>
-              <w:rPr>
-                <w:sz w:val="17"/>
-              </w:rPr>
-            </w:r>
-            <w:r>
-              <w:rPr>
-                <w:b w:val="0"/>
-                <w:sz w:val="17"/>
-              </w:rPr>
-              <w:t>Meetinghouse</w:t>
-            </w:r>
-          </w:p>
-        </w:tc>
-        <w:tc>
-          <w:tcPr>
-            <w:tcW w:type="dxa" w:w="3175"/>
-          </w:tcPr>
-          <w:p>
-            <w:pPr>
-              <w:spacing w:after="40"/>
-            </w:pPr>
-            <w:r>
-              <w:rPr>
-                <w:sz w:val="17"/>
-              </w:rPr>
-            </w:r>
-            <w:r>
-              <w:rPr>
-                <w:b w:val="0"/>
-                <w:sz w:val="17"/>
-              </w:rPr>
               <w:t>02</w:t>
+            </w:r>
+          </w:p>
+        </w:tc>
+        <w:tc>
+          <w:tcPr>
+            <w:tcW w:type="dxa" w:w="2268"/>
+          </w:tcPr>
+          <w:p>
+            <w:pPr>
+              <w:spacing w:after="40"/>
+            </w:pPr>
+            <w:r>
+              <w:rPr>
+                <w:sz w:val="17"/>
+              </w:rPr>
+            </w:r>
+            <w:r>
+              <w:rPr>
+                <w:b w:val="0"/>
+                <w:sz w:val="17"/>
+              </w:rPr>
+              <w:t>1,312 m²</w:t>
             </w:r>
           </w:p>
         </w:tc>
@@ -2761,6 +2823,50 @@
       <w:tr>
         <w:tc>
           <w:tcPr>
+            <w:tcW w:type="dxa" w:w="1701"/>
+          </w:tcPr>
+          <w:p>
+            <w:pPr>
+              <w:spacing w:after="40"/>
+            </w:pPr>
+            <w:r>
+              <w:rPr>
+                <w:sz w:val="17"/>
+              </w:rPr>
+            </w:r>
+            <w:r>
+              <w:rPr>
+                <w:b w:val="0"/>
+                <w:sz w:val="17"/>
+              </w:rPr>
+              <w:t>BLD3</w:t>
+            </w:r>
+          </w:p>
+        </w:tc>
+        <w:tc>
+          <w:tcPr>
+            <w:tcW w:type="dxa" w:w="3515"/>
+          </w:tcPr>
+          <w:p>
+            <w:pPr>
+              <w:spacing w:after="40"/>
+            </w:pPr>
+            <w:r>
+              <w:rPr>
+                <w:sz w:val="17"/>
+              </w:rPr>
+            </w:r>
+            <w:r>
+              <w:rPr>
+                <w:b w:val="0"/>
+                <w:sz w:val="17"/>
+              </w:rPr>
+              <w:t>Housing and ancillary</w:t>
+            </w:r>
+          </w:p>
+        </w:tc>
+        <w:tc>
+          <w:tcPr>
             <w:tcW w:type="dxa" w:w="1928"/>
           </w:tcPr>
           <w:p>
@@ -2777,51 +2883,29 @@
                 <w:b w:val="0"/>
                 <w:sz w:val="17"/>
               </w:rPr>
-              <w:t>BLD3</w:t>
-            </w:r>
-          </w:p>
-        </w:tc>
-        <w:tc>
-          <w:tcPr>
-            <w:tcW w:type="dxa" w:w="4309"/>
-          </w:tcPr>
-          <w:p>
-            <w:pPr>
-              <w:spacing w:after="40"/>
-            </w:pPr>
-            <w:r>
-              <w:rPr>
-                <w:sz w:val="17"/>
-              </w:rPr>
-            </w:r>
-            <w:r>
-              <w:rPr>
-                <w:b w:val="0"/>
-                <w:sz w:val="17"/>
-              </w:rPr>
-              <w:t>Housing and ancillary</w:t>
-            </w:r>
-          </w:p>
-        </w:tc>
-        <w:tc>
-          <w:tcPr>
-            <w:tcW w:type="dxa" w:w="3175"/>
-          </w:tcPr>
-          <w:p>
-            <w:pPr>
-              <w:spacing w:after="40"/>
-            </w:pPr>
-            <w:r>
-              <w:rPr>
-                <w:sz w:val="17"/>
-              </w:rPr>
-            </w:r>
-            <w:r>
-              <w:rPr>
-                <w:b w:val="0"/>
-                <w:sz w:val="17"/>
-              </w:rPr>
               <w:t>03</w:t>
+            </w:r>
+          </w:p>
+        </w:tc>
+        <w:tc>
+          <w:tcPr>
+            <w:tcW w:type="dxa" w:w="2268"/>
+          </w:tcPr>
+          <w:p>
+            <w:pPr>
+              <w:spacing w:after="40"/>
+            </w:pPr>
+            <w:r>
+              <w:rPr>
+                <w:sz w:val="17"/>
+              </w:rPr>
+            </w:r>
+            <w:r>
+              <w:rPr>
+                <w:b w:val="0"/>
+                <w:sz w:val="17"/>
+              </w:rPr>
+              <w:t>2,554 m²</w:t>
             </w:r>
           </w:p>
         </w:tc>
@@ -2829,6 +2913,50 @@
       <w:tr>
         <w:tc>
           <w:tcPr>
+            <w:tcW w:type="dxa" w:w="1701"/>
+          </w:tcPr>
+          <w:p>
+            <w:pPr>
+              <w:spacing w:after="40"/>
+            </w:pPr>
+            <w:r>
+              <w:rPr>
+                <w:sz w:val="17"/>
+              </w:rPr>
+            </w:r>
+            <w:r>
+              <w:rPr>
+                <w:b w:val="0"/>
+                <w:sz w:val="17"/>
+              </w:rPr>
+              <w:t>BLD4</w:t>
+            </w:r>
+          </w:p>
+        </w:tc>
+        <w:tc>
+          <w:tcPr>
+            <w:tcW w:type="dxa" w:w="3515"/>
+          </w:tcPr>
+          <w:p>
+            <w:pPr>
+              <w:spacing w:after="40"/>
+            </w:pPr>
+            <w:r>
+              <w:rPr>
+                <w:sz w:val="17"/>
+              </w:rPr>
+            </w:r>
+            <w:r>
+              <w:rPr>
+                <w:b w:val="0"/>
+                <w:sz w:val="17"/>
+              </w:rPr>
+              <w:t>Grounds building</w:t>
+            </w:r>
+          </w:p>
+        </w:tc>
+        <w:tc>
+          <w:tcPr>
             <w:tcW w:type="dxa" w:w="1928"/>
           </w:tcPr>
           <w:p>
@@ -2845,51 +2973,29 @@
                 <w:b w:val="0"/>
                 <w:sz w:val="17"/>
               </w:rPr>
-              <w:t>BLD4</w:t>
-            </w:r>
-          </w:p>
-        </w:tc>
-        <w:tc>
-          <w:tcPr>
-            <w:tcW w:type="dxa" w:w="4309"/>
-          </w:tcPr>
-          <w:p>
-            <w:pPr>
-              <w:spacing w:after="40"/>
-            </w:pPr>
-            <w:r>
-              <w:rPr>
-                <w:sz w:val="17"/>
-              </w:rPr>
-            </w:r>
-            <w:r>
-              <w:rPr>
-                <w:b w:val="0"/>
-                <w:sz w:val="17"/>
-              </w:rPr>
-              <w:t>Grounds</w:t>
-            </w:r>
-          </w:p>
-        </w:tc>
-        <w:tc>
-          <w:tcPr>
-            <w:tcW w:type="dxa" w:w="3175"/>
-          </w:tcPr>
-          <w:p>
-            <w:pPr>
-              <w:spacing w:after="40"/>
-            </w:pPr>
-            <w:r>
-              <w:rPr>
-                <w:sz w:val="17"/>
-              </w:rPr>
-            </w:r>
-            <w:r>
-              <w:rPr>
-                <w:b w:val="0"/>
-                <w:sz w:val="17"/>
-              </w:rPr>
               <w:t>04</w:t>
+            </w:r>
+          </w:p>
+        </w:tc>
+        <w:tc>
+          <w:tcPr>
+            <w:tcW w:type="dxa" w:w="2268"/>
+          </w:tcPr>
+          <w:p>
+            <w:pPr>
+              <w:spacing w:after="40"/>
+            </w:pPr>
+            <w:r>
+              <w:rPr>
+                <w:sz w:val="17"/>
+              </w:rPr>
+            </w:r>
+            <w:r>
+              <w:rPr>
+                <w:b w:val="0"/>
+                <w:sz w:val="17"/>
+              </w:rPr>
+              <w:t>93 m²</w:t>
             </w:r>
           </w:p>
         </w:tc>
@@ -2897,6 +3003,50 @@
       <w:tr>
         <w:tc>
           <w:tcPr>
+            <w:tcW w:type="dxa" w:w="1701"/>
+          </w:tcPr>
+          <w:p>
+            <w:pPr>
+              <w:spacing w:after="40"/>
+            </w:pPr>
+            <w:r>
+              <w:rPr>
+                <w:sz w:val="17"/>
+              </w:rPr>
+            </w:r>
+            <w:r>
+              <w:rPr>
+                <w:b w:val="0"/>
+                <w:sz w:val="17"/>
+              </w:rPr>
+              <w:t>BLD5</w:t>
+            </w:r>
+          </w:p>
+        </w:tc>
+        <w:tc>
+          <w:tcPr>
+            <w:tcW w:type="dxa" w:w="3515"/>
+          </w:tcPr>
+          <w:p>
+            <w:pPr>
+              <w:spacing w:after="40"/>
+            </w:pPr>
+            <w:r>
+              <w:rPr>
+                <w:sz w:val="17"/>
+              </w:rPr>
+            </w:r>
+            <w:r>
+              <w:rPr>
+                <w:b w:val="0"/>
+                <w:sz w:val="17"/>
+              </w:rPr>
+              <w:t>Utility building</w:t>
+            </w:r>
+          </w:p>
+        </w:tc>
+        <w:tc>
+          <w:tcPr>
             <w:tcW w:type="dxa" w:w="1928"/>
           </w:tcPr>
           <w:p>
@@ -2913,51 +3063,29 @@
                 <w:b w:val="0"/>
                 <w:sz w:val="17"/>
               </w:rPr>
-              <w:t>BLD5</w:t>
-            </w:r>
-          </w:p>
-        </w:tc>
-        <w:tc>
-          <w:tcPr>
-            <w:tcW w:type="dxa" w:w="4309"/>
-          </w:tcPr>
-          <w:p>
-            <w:pPr>
-              <w:spacing w:after="40"/>
-            </w:pPr>
-            <w:r>
-              <w:rPr>
-                <w:sz w:val="17"/>
-              </w:rPr>
-            </w:r>
-            <w:r>
-              <w:rPr>
-                <w:b w:val="0"/>
-                <w:sz w:val="17"/>
-              </w:rPr>
-              <w:t>Utility</w:t>
-            </w:r>
-          </w:p>
-        </w:tc>
-        <w:tc>
-          <w:tcPr>
-            <w:tcW w:type="dxa" w:w="3175"/>
-          </w:tcPr>
-          <w:p>
-            <w:pPr>
-              <w:spacing w:after="40"/>
-            </w:pPr>
-            <w:r>
-              <w:rPr>
-                <w:sz w:val="17"/>
-              </w:rPr>
-            </w:r>
-            <w:r>
-              <w:rPr>
-                <w:b w:val="0"/>
-                <w:sz w:val="17"/>
-              </w:rPr>
               <w:t>05</w:t>
+            </w:r>
+          </w:p>
+        </w:tc>
+        <w:tc>
+          <w:tcPr>
+            <w:tcW w:type="dxa" w:w="2268"/>
+          </w:tcPr>
+          <w:p>
+            <w:pPr>
+              <w:spacing w:after="40"/>
+            </w:pPr>
+            <w:r>
+              <w:rPr>
+                <w:sz w:val="17"/>
+              </w:rPr>
+            </w:r>
+            <w:r>
+              <w:rPr>
+                <w:b w:val="0"/>
+                <w:sz w:val="17"/>
+              </w:rPr>
+              <w:t>166 m²</w:t>
             </w:r>
           </w:p>
         </w:tc>
@@ -2965,6 +3093,50 @@
       <w:tr>
         <w:tc>
           <w:tcPr>
+            <w:tcW w:type="dxa" w:w="1701"/>
+          </w:tcPr>
+          <w:p>
+            <w:pPr>
+              <w:spacing w:after="40"/>
+            </w:pPr>
+            <w:r>
+              <w:rPr>
+                <w:sz w:val="17"/>
+              </w:rPr>
+            </w:r>
+            <w:r>
+              <w:rPr>
+                <w:b w:val="0"/>
+                <w:sz w:val="17"/>
+              </w:rPr>
+              <w:t>BLD6</w:t>
+            </w:r>
+          </w:p>
+        </w:tc>
+        <w:tc>
+          <w:tcPr>
+            <w:tcW w:type="dxa" w:w="3515"/>
+          </w:tcPr>
+          <w:p>
+            <w:pPr>
+              <w:spacing w:after="40"/>
+            </w:pPr>
+            <w:r>
+              <w:rPr>
+                <w:sz w:val="17"/>
+              </w:rPr>
+            </w:r>
+            <w:r>
+              <w:rPr>
+                <w:b w:val="0"/>
+                <w:sz w:val="17"/>
+              </w:rPr>
+              <w:t>Guard house</w:t>
+            </w:r>
+          </w:p>
+        </w:tc>
+        <w:tc>
+          <w:tcPr>
             <w:tcW w:type="dxa" w:w="1928"/>
           </w:tcPr>
           <w:p>
@@ -2981,51 +3153,29 @@
                 <w:b w:val="0"/>
                 <w:sz w:val="17"/>
               </w:rPr>
-              <w:t>BLD6</w:t>
-            </w:r>
-          </w:p>
-        </w:tc>
-        <w:tc>
-          <w:tcPr>
-            <w:tcW w:type="dxa" w:w="4309"/>
-          </w:tcPr>
-          <w:p>
-            <w:pPr>
-              <w:spacing w:after="40"/>
-            </w:pPr>
-            <w:r>
-              <w:rPr>
-                <w:sz w:val="17"/>
-              </w:rPr>
-            </w:r>
-            <w:r>
-              <w:rPr>
-                <w:b w:val="0"/>
-                <w:sz w:val="17"/>
-              </w:rPr>
-              <w:t>Guard house</w:t>
-            </w:r>
-          </w:p>
-        </w:tc>
-        <w:tc>
-          <w:tcPr>
-            <w:tcW w:type="dxa" w:w="3175"/>
-          </w:tcPr>
-          <w:p>
-            <w:pPr>
-              <w:spacing w:after="40"/>
-            </w:pPr>
-            <w:r>
-              <w:rPr>
-                <w:sz w:val="17"/>
-              </w:rPr>
-            </w:r>
-            <w:r>
-              <w:rPr>
-                <w:b w:val="0"/>
-                <w:sz w:val="17"/>
-              </w:rPr>
               <w:t>06</w:t>
+            </w:r>
+          </w:p>
+        </w:tc>
+        <w:tc>
+          <w:tcPr>
+            <w:tcW w:type="dxa" w:w="2268"/>
+          </w:tcPr>
+          <w:p>
+            <w:pPr>
+              <w:spacing w:after="40"/>
+            </w:pPr>
+            <w:r>
+              <w:rPr>
+                <w:sz w:val="17"/>
+              </w:rPr>
+            </w:r>
+            <w:r>
+              <w:rPr>
+                <w:b w:val="0"/>
+                <w:sz w:val="17"/>
+              </w:rPr>
+              <w:t>23 m²</w:t>
             </w:r>
           </w:p>
         </w:tc>
@@ -3033,6 +3183,50 @@
       <w:tr>
         <w:tc>
           <w:tcPr>
+            <w:tcW w:type="dxa" w:w="1701"/>
+          </w:tcPr>
+          <w:p>
+            <w:pPr>
+              <w:spacing w:after="40"/>
+            </w:pPr>
+            <w:r>
+              <w:rPr>
+                <w:sz w:val="17"/>
+              </w:rPr>
+            </w:r>
+            <w:r>
+              <w:rPr>
+                <w:b w:val="0"/>
+                <w:sz w:val="17"/>
+              </w:rPr>
+              <w:t>EXT</w:t>
+            </w:r>
+          </w:p>
+        </w:tc>
+        <w:tc>
+          <w:tcPr>
+            <w:tcW w:type="dxa" w:w="3515"/>
+          </w:tcPr>
+          <w:p>
+            <w:pPr>
+              <w:spacing w:after="40"/>
+            </w:pPr>
+            <w:r>
+              <w:rPr>
+                <w:sz w:val="17"/>
+              </w:rPr>
+            </w:r>
+            <w:r>
+              <w:rPr>
+                <w:b w:val="0"/>
+                <w:sz w:val="17"/>
+              </w:rPr>
+              <w:t>Site-wide and external works</w:t>
+            </w:r>
+          </w:p>
+        </w:tc>
+        <w:tc>
+          <w:tcPr>
             <w:tcW w:type="dxa" w:w="1928"/>
           </w:tcPr>
           <w:p>
@@ -3049,51 +3243,29 @@
                 <w:b w:val="0"/>
                 <w:sz w:val="17"/>
               </w:rPr>
-              <w:t>EXT</w:t>
-            </w:r>
-          </w:p>
-        </w:tc>
-        <w:tc>
-          <w:tcPr>
-            <w:tcW w:type="dxa" w:w="4309"/>
-          </w:tcPr>
-          <w:p>
-            <w:pPr>
-              <w:spacing w:after="40"/>
-            </w:pPr>
-            <w:r>
-              <w:rPr>
-                <w:sz w:val="17"/>
-              </w:rPr>
-            </w:r>
-            <w:r>
-              <w:rPr>
-                <w:b w:val="0"/>
-                <w:sz w:val="17"/>
-              </w:rPr>
-              <w:t>Site-wide and external works</w:t>
-            </w:r>
-          </w:p>
-        </w:tc>
-        <w:tc>
-          <w:tcPr>
-            <w:tcW w:type="dxa" w:w="3175"/>
-          </w:tcPr>
-          <w:p>
-            <w:pPr>
-              <w:spacing w:after="40"/>
-            </w:pPr>
-            <w:r>
-              <w:rPr>
-                <w:sz w:val="17"/>
-              </w:rPr>
-            </w:r>
-            <w:r>
-              <w:rPr>
-                <w:b w:val="0"/>
-                <w:sz w:val="17"/>
-              </w:rPr>
               <w:t>00</w:t>
+            </w:r>
+          </w:p>
+        </w:tc>
+        <w:tc>
+          <w:tcPr>
+            <w:tcW w:type="dxa" w:w="2268"/>
+          </w:tcPr>
+          <w:p>
+            <w:pPr>
+              <w:spacing w:after="40"/>
+            </w:pPr>
+            <w:r>
+              <w:rPr>
+                <w:sz w:val="17"/>
+              </w:rPr>
+            </w:r>
+            <w:r>
+              <w:rPr>
+                <w:b w:val="0"/>
+                <w:sz w:val="17"/>
+              </w:rPr>
+              <w:t>—</w:t>
             </w:r>
           </w:p>
         </w:tc>
@@ -11667,7 +11839,7 @@
                 <w:b w:val="0"/>
                 <w:sz w:val="17"/>
               </w:rPr>
-              <w:t>01 to 06 per Section 1.3; 00 site-wide; ZZ all volumes</w:t>
+              <w:t>01, 02, 03, 04, 05, 06, 00, ZZ</w:t>
             </w:r>
           </w:p>
         </w:tc>
@@ -11735,7 +11907,7 @@
                 <w:b w:val="0"/>
                 <w:sz w:val="17"/>
               </w:rPr>
-              <w:t>B1, GF, 01 upward, RF, ZZ all levels, XX not applicable</w:t>
+              <w:t>B1 basement, GF ground floor, 01 first floor, and upward in sequence, RF roof, ZZ all levels, XX not applicable</w:t>
             </w:r>
           </w:p>
         </w:tc>

--- a/KUT_BIM_Execution_Plan.docx
+++ b/KUT_BIM_Execution_Plan.docx
@@ -3523,7 +3523,7 @@
                 <w:b w:val="0"/>
                 <w:sz w:val="17"/>
               </w:rPr>
-              <w:t>Quantity take-off</w:t>
+              <w:t>Quantity take-off by the quantity surveyor</w:t>
             </w:r>
           </w:p>
         </w:tc>
@@ -3545,7 +3545,7 @@
                 <w:b w:val="0"/>
                 <w:sz w:val="17"/>
               </w:rPr>
-              <w:t>Bill of quantities produced from the model at Deliverables B and C</w:t>
+              <w:t>Models structured and classified so quantities can be taken from them; exports provided on request at Deliverables B and C</w:t>
             </w:r>
           </w:p>
         </w:tc>
@@ -13047,7 +13047,7 @@
         <w:pStyle w:val="Heading3"/>
       </w:pPr>
       <w:r>
-        <w:t>4.2.2  Role code and asset discipline code</w:t>
+        <w:t>4.2.2  The three identifiers</w:t>
       </w:r>
     </w:p>
     <w:p>
@@ -13056,7 +13056,517 @@
           <w:b w:val="0"/>
           <w:i w:val="0"/>
         </w:rPr>
-        <w:t>The role field in a container name and the discipline field in an asset identifier are distinct. Container role codes may include Z for federated and multi-discipline containers. Asset discipline codes are limited to the eight discipline codes and are validated on every element.</w:t>
+        <w:t>Three different strings identify things on this project, and they are routinely confused because they share fields and look alike. They identify different objects, are allocated by different people at different times, and are not interchangeable.</w:t>
+      </w:r>
+    </w:p>
+    <w:tbl>
+      <w:tblPr>
+        <w:tblStyle w:val="TableGrid"/>
+        <w:tblW w:type="auto" w:w="0"/>
+        <w:jc w:val="left"/>
+        <w:tblLook w:firstColumn="1" w:firstRow="1" w:lastColumn="0" w:lastRow="0" w:noHBand="0" w:noVBand="1" w:val="04A0"/>
+      </w:tblPr>
+      <w:tblGrid>
+        <w:gridCol w:w="1882"/>
+        <w:gridCol w:w="1882"/>
+        <w:gridCol w:w="1882"/>
+        <w:gridCol w:w="1882"/>
+        <w:gridCol w:w="1882"/>
+      </w:tblGrid>
+      <w:tr>
+        <w:trPr>
+          <w:tblHeader/>
+        </w:trPr>
+        <w:tc>
+          <w:tcPr>
+            <w:tcW w:type="dxa" w:w="1474"/>
+            <w:shd w:val="clear" w:fill="E8EDF3"/>
+          </w:tcPr>
+          <w:p>
+            <w:r/>
+            <w:r>
+              <w:rPr>
+                <w:b/>
+                <w:color w:val="1F3654"/>
+                <w:sz w:val="16"/>
+              </w:rPr>
+              <w:t>Identifier</w:t>
+            </w:r>
+          </w:p>
+        </w:tc>
+        <w:tc>
+          <w:tcPr>
+            <w:tcW w:type="dxa" w:w="2041"/>
+            <w:shd w:val="clear" w:fill="E8EDF3"/>
+          </w:tcPr>
+          <w:p>
+            <w:r/>
+            <w:r>
+              <w:rPr>
+                <w:b/>
+                <w:color w:val="1F3654"/>
+                <w:sz w:val="16"/>
+              </w:rPr>
+              <w:t>Identifies</w:t>
+            </w:r>
+          </w:p>
+        </w:tc>
+        <w:tc>
+          <w:tcPr>
+            <w:tcW w:type="dxa" w:w="2494"/>
+            <w:shd w:val="clear" w:fill="E8EDF3"/>
+          </w:tcPr>
+          <w:p>
+            <w:r/>
+            <w:r>
+              <w:rPr>
+                <w:b/>
+                <w:color w:val="1F3654"/>
+                <w:sz w:val="16"/>
+              </w:rPr>
+              <w:t>Form</w:t>
+            </w:r>
+          </w:p>
+        </w:tc>
+        <w:tc>
+          <w:tcPr>
+            <w:tcW w:type="dxa" w:w="1701"/>
+            <w:shd w:val="clear" w:fill="E8EDF3"/>
+          </w:tcPr>
+          <w:p>
+            <w:r/>
+            <w:r>
+              <w:rPr>
+                <w:b/>
+                <w:color w:val="1F3654"/>
+                <w:sz w:val="16"/>
+              </w:rPr>
+              <w:t>Allocated by</w:t>
+            </w:r>
+          </w:p>
+        </w:tc>
+        <w:tc>
+          <w:tcPr>
+            <w:tcW w:type="dxa" w:w="1701"/>
+            <w:shd w:val="clear" w:fill="E8EDF3"/>
+          </w:tcPr>
+          <w:p>
+            <w:r/>
+            <w:r>
+              <w:rPr>
+                <w:b/>
+                <w:color w:val="1F3654"/>
+                <w:sz w:val="16"/>
+              </w:rPr>
+              <w:t>Example</w:t>
+            </w:r>
+          </w:p>
+        </w:tc>
+      </w:tr>
+      <w:tr>
+        <w:tc>
+          <w:tcPr>
+            <w:tcW w:type="dxa" w:w="1474"/>
+          </w:tcPr>
+          <w:p>
+            <w:pPr>
+              <w:spacing w:after="40"/>
+            </w:pPr>
+            <w:r>
+              <w:rPr>
+                <w:sz w:val="16"/>
+              </w:rPr>
+            </w:r>
+            <w:r>
+              <w:rPr>
+                <w:b w:val="0"/>
+                <w:sz w:val="16"/>
+              </w:rPr>
+              <w:t>Container name</w:t>
+            </w:r>
+          </w:p>
+        </w:tc>
+        <w:tc>
+          <w:tcPr>
+            <w:tcW w:type="dxa" w:w="2041"/>
+          </w:tcPr>
+          <w:p>
+            <w:pPr>
+              <w:spacing w:after="40"/>
+            </w:pPr>
+            <w:r>
+              <w:rPr>
+                <w:sz w:val="16"/>
+              </w:rPr>
+            </w:r>
+            <w:r>
+              <w:rPr>
+                <w:b w:val="0"/>
+                <w:sz w:val="16"/>
+              </w:rPr>
+              <w:t>A file — a model, drawing, sheet, schedule, report or notice</w:t>
+            </w:r>
+          </w:p>
+        </w:tc>
+        <w:tc>
+          <w:tcPr>
+            <w:tcW w:type="dxa" w:w="2494"/>
+          </w:tcPr>
+          <w:p>
+            <w:pPr>
+              <w:spacing w:after="40"/>
+            </w:pPr>
+            <w:r>
+              <w:rPr>
+                <w:sz w:val="16"/>
+              </w:rPr>
+            </w:r>
+            <w:r>
+              <w:rPr>
+                <w:b w:val="0"/>
+                <w:sz w:val="16"/>
+              </w:rPr>
+              <w:t>Project-Originator-Volume-Level-Type-Role-Number (7 fields)</w:t>
+            </w:r>
+          </w:p>
+        </w:tc>
+        <w:tc>
+          <w:tcPr>
+            <w:tcW w:type="dxa" w:w="1701"/>
+          </w:tcPr>
+          <w:p>
+            <w:pPr>
+              <w:spacing w:after="40"/>
+            </w:pPr>
+            <w:r>
+              <w:rPr>
+                <w:sz w:val="16"/>
+              </w:rPr>
+            </w:r>
+            <w:r>
+              <w:rPr>
+                <w:b w:val="0"/>
+                <w:sz w:val="16"/>
+              </w:rPr>
+              <w:t>The originating party, from this convention</w:t>
+            </w:r>
+          </w:p>
+        </w:tc>
+        <w:tc>
+          <w:tcPr>
+            <w:tcW w:type="dxa" w:w="1701"/>
+          </w:tcPr>
+          <w:p>
+            <w:pPr>
+              <w:spacing w:after="40"/>
+            </w:pPr>
+            <w:r>
+              <w:rPr>
+                <w:sz w:val="16"/>
+              </w:rPr>
+            </w:r>
+            <w:r>
+              <w:rPr>
+                <w:b w:val="0"/>
+                <w:sz w:val="16"/>
+              </w:rPr>
+              <w:t>KUT-SMB-01-GF-M3-A-0001</w:t>
+            </w:r>
+          </w:p>
+        </w:tc>
+      </w:tr>
+      <w:tr>
+        <w:tc>
+          <w:tcPr>
+            <w:tcW w:type="dxa" w:w="1474"/>
+          </w:tcPr>
+          <w:p>
+            <w:pPr>
+              <w:spacing w:after="40"/>
+            </w:pPr>
+            <w:r>
+              <w:rPr>
+                <w:sz w:val="16"/>
+              </w:rPr>
+            </w:r>
+            <w:r>
+              <w:rPr>
+                <w:b w:val="0"/>
+                <w:sz w:val="16"/>
+              </w:rPr>
+              <w:t>Element tag</w:t>
+            </w:r>
+          </w:p>
+        </w:tc>
+        <w:tc>
+          <w:tcPr>
+            <w:tcW w:type="dxa" w:w="2041"/>
+          </w:tcPr>
+          <w:p>
+            <w:pPr>
+              <w:spacing w:after="40"/>
+            </w:pPr>
+            <w:r>
+              <w:rPr>
+                <w:sz w:val="16"/>
+              </w:rPr>
+            </w:r>
+            <w:r>
+              <w:rPr>
+                <w:b w:val="0"/>
+                <w:sz w:val="16"/>
+              </w:rPr>
+              <w:t>One modelled element, in the model and on a tag</w:t>
+            </w:r>
+          </w:p>
+        </w:tc>
+        <w:tc>
+          <w:tcPr>
+            <w:tcW w:type="dxa" w:w="2494"/>
+          </w:tcPr>
+          <w:p>
+            <w:pPr>
+              <w:spacing w:after="40"/>
+            </w:pPr>
+            <w:r>
+              <w:rPr>
+                <w:sz w:val="16"/>
+              </w:rPr>
+            </w:r>
+            <w:r>
+              <w:rPr>
+                <w:b w:val="0"/>
+                <w:sz w:val="16"/>
+              </w:rPr>
+              <w:t>Discipline-Location-Zone-Level-System-Function-Product-Sequence (8 fields)</w:t>
+            </w:r>
+          </w:p>
+        </w:tc>
+        <w:tc>
+          <w:tcPr>
+            <w:tcW w:type="dxa" w:w="1701"/>
+          </w:tcPr>
+          <w:p>
+            <w:pPr>
+              <w:spacing w:after="40"/>
+            </w:pPr>
+            <w:r>
+              <w:rPr>
+                <w:sz w:val="16"/>
+              </w:rPr>
+            </w:r>
+            <w:r>
+              <w:rPr>
+                <w:b w:val="0"/>
+                <w:sz w:val="16"/>
+              </w:rPr>
+              <w:t>Generated from the element and its position</w:t>
+            </w:r>
+          </w:p>
+        </w:tc>
+        <w:tc>
+          <w:tcPr>
+            <w:tcW w:type="dxa" w:w="1701"/>
+          </w:tcPr>
+          <w:p>
+            <w:pPr>
+              <w:spacing w:after="40"/>
+            </w:pPr>
+            <w:r>
+              <w:rPr>
+                <w:sz w:val="16"/>
+              </w:rPr>
+            </w:r>
+            <w:r>
+              <w:rPr>
+                <w:b w:val="0"/>
+                <w:sz w:val="16"/>
+              </w:rPr>
+              <w:t>M-BLD1-Z01-L02-HVAC-SUP-AHU-0003</w:t>
+            </w:r>
+          </w:p>
+        </w:tc>
+      </w:tr>
+      <w:tr>
+        <w:tc>
+          <w:tcPr>
+            <w:tcW w:type="dxa" w:w="1474"/>
+          </w:tcPr>
+          <w:p>
+            <w:pPr>
+              <w:spacing w:after="40"/>
+            </w:pPr>
+            <w:r>
+              <w:rPr>
+                <w:sz w:val="16"/>
+              </w:rPr>
+            </w:r>
+            <w:r>
+              <w:rPr>
+                <w:b w:val="0"/>
+                <w:sz w:val="16"/>
+              </w:rPr>
+              <w:t>Asset reference</w:t>
+            </w:r>
+          </w:p>
+        </w:tc>
+        <w:tc>
+          <w:tcPr>
+            <w:tcW w:type="dxa" w:w="2041"/>
+          </w:tcPr>
+          <w:p>
+            <w:pPr>
+              <w:spacing w:after="40"/>
+            </w:pPr>
+            <w:r>
+              <w:rPr>
+                <w:sz w:val="16"/>
+              </w:rPr>
+            </w:r>
+            <w:r>
+              <w:rPr>
+                <w:b w:val="0"/>
+                <w:sz w:val="16"/>
+              </w:rPr>
+              <w:t>One maintainable asset, in the asset register of the Appointing Party</w:t>
+            </w:r>
+          </w:p>
+        </w:tc>
+        <w:tc>
+          <w:tcPr>
+            <w:tcW w:type="dxa" w:w="2494"/>
+          </w:tcPr>
+          <w:p>
+            <w:pPr>
+              <w:spacing w:after="40"/>
+            </w:pPr>
+            <w:r>
+              <w:rPr>
+                <w:sz w:val="16"/>
+              </w:rPr>
+            </w:r>
+            <w:r>
+              <w:rPr>
+                <w:b w:val="0"/>
+                <w:sz w:val="16"/>
+              </w:rPr>
+              <w:t>The Appointing Party numbering convention</w:t>
+            </w:r>
+          </w:p>
+        </w:tc>
+        <w:tc>
+          <w:tcPr>
+            <w:tcW w:type="dxa" w:w="1701"/>
+          </w:tcPr>
+          <w:p>
+            <w:pPr>
+              <w:spacing w:after="40"/>
+            </w:pPr>
+            <w:r>
+              <w:rPr>
+                <w:sz w:val="16"/>
+              </w:rPr>
+            </w:r>
+            <w:r>
+              <w:rPr>
+                <w:b w:val="0"/>
+                <w:sz w:val="16"/>
+              </w:rPr>
+              <w:t>The Appointing Party, where one is issued</w:t>
+            </w:r>
+          </w:p>
+        </w:tc>
+        <w:tc>
+          <w:tcPr>
+            <w:tcW w:type="dxa" w:w="1701"/>
+          </w:tcPr>
+          <w:p>
+            <w:pPr>
+              <w:spacing w:after="40"/>
+            </w:pPr>
+            <w:r>
+              <w:rPr>
+                <w:sz w:val="16"/>
+              </w:rPr>
+            </w:r>
+            <w:r>
+              <w:rPr>
+                <w:b w:val="0"/>
+                <w:sz w:val="16"/>
+              </w:rPr>
+              <w:t>[FILL — on issue of the convention]</w:t>
+            </w:r>
+          </w:p>
+        </w:tc>
+      </w:tr>
+    </w:tbl>
+    <w:p>
+      <w:pPr>
+        <w:spacing w:after="40"/>
+      </w:pPr>
+    </w:p>
+    <w:tbl>
+      <w:tblPr>
+        <w:tblW w:type="auto" w:w="0"/>
+        <w:jc w:val="left"/>
+        <w:tblLook w:firstColumn="1" w:firstRow="1" w:lastColumn="0" w:lastRow="0" w:noHBand="0" w:noVBand="1" w:val="04A0"/>
+      </w:tblPr>
+      <w:tblGrid>
+        <w:gridCol w:w="9412"/>
+      </w:tblGrid>
+      <w:tr>
+        <w:tc>
+          <w:tcPr>
+            <w:tcW w:type="dxa" w:w="9412"/>
+            <w:shd w:val="clear" w:fill="F4F6F9"/>
+            <w:tcMar>
+              <w:top w:w="100" w:type="dxa"/>
+              <w:start w:w="140" w:type="dxa"/>
+              <w:bottom w:w="100" w:type="dxa"/>
+              <w:end w:w="140" w:type="dxa"/>
+            </w:tcMar>
+          </w:tcPr>
+          <w:p>
+            <w:r>
+              <w:rPr>
+                <w:b/>
+                <w:color w:val="1F3654"/>
+                <w:sz w:val="17"/>
+              </w:rPr>
+              <w:t>WHERE THE CONFUSION STARTS</w:t>
+            </w:r>
+          </w:p>
+          <w:p>
+            <w:r>
+              <w:rPr>
+                <w:b/>
+                <w:sz w:val="19"/>
+              </w:rPr>
+              <w:t>The volume field is not the same value in the first two.</w:t>
+            </w:r>
+            <w:r>
+              <w:rPr>
+                <w:b w:val="0"/>
+                <w:sz w:val="19"/>
+              </w:rPr>
+              <w:t xml:space="preserve"> A container name carries the numbering value (01); an element tag carries the location code (BLD1). Section 1.3 relates them. Likewise the container ROLE field may be Z for a federated or multi-discipline container, while an element DISCIPLINE code is always one of the eight and is validated on every element — there is no such thing as a Z element.</w:t>
+            </w:r>
+          </w:p>
+        </w:tc>
+      </w:tr>
+    </w:tbl>
+    <w:p>
+      <w:pPr>
+        <w:spacing w:after="40"/>
+      </w:pPr>
+    </w:p>
+    <w:p>
+      <w:r>
+        <w:rPr>
+          <w:b w:val="0"/>
+          <w:i w:val="0"/>
+        </w:rPr>
+        <w:t>Where the Appointing Party issues no asset reference, the element tag is used in its place, and Section 14 records that. Element tag uniqueness is guaranteed by the sequence being allocated within a volume, level and discipline; a tag repeated across two volumes is a defect, not a permitted collision.</w:t>
       </w:r>
     </w:p>
     <w:p>
@@ -20399,6 +20909,1508 @@
     </w:p>
     <w:p>
       <w:pPr>
+        <w:pStyle w:val="Heading3"/>
+      </w:pPr>
+      <w:r>
+        <w:t>7.1.1  The cycle, by day</w:t>
+      </w:r>
+    </w:p>
+    <w:p>
+      <w:r>
+        <w:rPr>
+          <w:b w:val="0"/>
+          <w:i w:val="0"/>
+        </w:rPr>
+        <w:t>A cadence stated only as an interval leaves every party guessing when their own deadline falls. The cycle runs to fixed days so that a task team knows, without asking, when it must have shared.</w:t>
+      </w:r>
+    </w:p>
+    <w:tbl>
+      <w:tblPr>
+        <w:tblStyle w:val="TableGrid"/>
+        <w:tblW w:type="auto" w:w="0"/>
+        <w:jc w:val="left"/>
+        <w:tblLook w:firstColumn="1" w:firstRow="1" w:lastColumn="0" w:lastRow="0" w:noHBand="0" w:noVBand="1" w:val="04A0"/>
+      </w:tblPr>
+      <w:tblGrid>
+        <w:gridCol w:w="3137"/>
+        <w:gridCol w:w="3137"/>
+        <w:gridCol w:w="3137"/>
+      </w:tblGrid>
+      <w:tr>
+        <w:trPr>
+          <w:tblHeader/>
+        </w:trPr>
+        <w:tc>
+          <w:tcPr>
+            <w:tcW w:type="dxa" w:w="1701"/>
+            <w:shd w:val="clear" w:fill="E8EDF3"/>
+          </w:tcPr>
+          <w:p>
+            <w:r/>
+            <w:r>
+              <w:rPr>
+                <w:b/>
+                <w:color w:val="1F3654"/>
+                <w:sz w:val="17"/>
+              </w:rPr>
+              <w:t>Day</w:t>
+            </w:r>
+          </w:p>
+        </w:tc>
+        <w:tc>
+          <w:tcPr>
+            <w:tcW w:type="dxa" w:w="2041"/>
+            <w:shd w:val="clear" w:fill="E8EDF3"/>
+          </w:tcPr>
+          <w:p>
+            <w:r/>
+            <w:r>
+              <w:rPr>
+                <w:b/>
+                <w:color w:val="1F3654"/>
+                <w:sz w:val="17"/>
+              </w:rPr>
+              <w:t>Who</w:t>
+            </w:r>
+          </w:p>
+        </w:tc>
+        <w:tc>
+          <w:tcPr>
+            <w:tcW w:type="dxa" w:w="5669"/>
+            <w:shd w:val="clear" w:fill="E8EDF3"/>
+          </w:tcPr>
+          <w:p>
+            <w:r/>
+            <w:r>
+              <w:rPr>
+                <w:b/>
+                <w:color w:val="1F3654"/>
+                <w:sz w:val="17"/>
+              </w:rPr>
+              <w:t>What</w:t>
+            </w:r>
+          </w:p>
+        </w:tc>
+      </w:tr>
+      <w:tr>
+        <w:tc>
+          <w:tcPr>
+            <w:tcW w:type="dxa" w:w="1701"/>
+          </w:tcPr>
+          <w:p>
+            <w:pPr>
+              <w:spacing w:after="40"/>
+            </w:pPr>
+            <w:r>
+              <w:rPr>
+                <w:sz w:val="17"/>
+              </w:rPr>
+            </w:r>
+            <w:r>
+              <w:rPr>
+                <w:b w:val="0"/>
+                <w:sz w:val="17"/>
+              </w:rPr>
+              <w:t>Tuesday, 16:00</w:t>
+            </w:r>
+          </w:p>
+        </w:tc>
+        <w:tc>
+          <w:tcPr>
+            <w:tcW w:type="dxa" w:w="2041"/>
+          </w:tcPr>
+          <w:p>
+            <w:pPr>
+              <w:spacing w:after="40"/>
+            </w:pPr>
+            <w:r>
+              <w:rPr>
+                <w:sz w:val="17"/>
+              </w:rPr>
+            </w:r>
+            <w:r>
+              <w:rPr>
+                <w:b w:val="0"/>
+                <w:sz w:val="17"/>
+              </w:rPr>
+              <w:t>Every task team</w:t>
+            </w:r>
+          </w:p>
+        </w:tc>
+        <w:tc>
+          <w:tcPr>
+            <w:tcW w:type="dxa" w:w="5669"/>
+          </w:tcPr>
+          <w:p>
+            <w:pPr>
+              <w:spacing w:after="40"/>
+            </w:pPr>
+            <w:r>
+              <w:rPr>
+                <w:sz w:val="17"/>
+              </w:rPr>
+            </w:r>
+            <w:r>
+              <w:rPr>
+                <w:b w:val="0"/>
+                <w:sz w:val="17"/>
+              </w:rPr>
+              <w:t>Work in progress closed and shared. Nothing shared after this time enters this cycle</w:t>
+            </w:r>
+          </w:p>
+        </w:tc>
+      </w:tr>
+      <w:tr>
+        <w:tc>
+          <w:tcPr>
+            <w:tcW w:type="dxa" w:w="1701"/>
+          </w:tcPr>
+          <w:p>
+            <w:pPr>
+              <w:spacing w:after="40"/>
+            </w:pPr>
+            <w:r>
+              <w:rPr>
+                <w:sz w:val="17"/>
+              </w:rPr>
+            </w:r>
+            <w:r>
+              <w:rPr>
+                <w:b w:val="0"/>
+                <w:sz w:val="17"/>
+              </w:rPr>
+              <w:t>Wednesday</w:t>
+            </w:r>
+          </w:p>
+        </w:tc>
+        <w:tc>
+          <w:tcPr>
+            <w:tcW w:type="dxa" w:w="2041"/>
+          </w:tcPr>
+          <w:p>
+            <w:pPr>
+              <w:spacing w:after="40"/>
+            </w:pPr>
+            <w:r>
+              <w:rPr>
+                <w:sz w:val="17"/>
+              </w:rPr>
+            </w:r>
+            <w:r>
+              <w:rPr>
+                <w:b w:val="0"/>
+                <w:sz w:val="17"/>
+              </w:rPr>
+              <w:t>Information Manager</w:t>
+            </w:r>
+          </w:p>
+        </w:tc>
+        <w:tc>
+          <w:tcPr>
+            <w:tcW w:type="dxa" w:w="5669"/>
+          </w:tcPr>
+          <w:p>
+            <w:pPr>
+              <w:spacing w:after="40"/>
+            </w:pPr>
+            <w:r>
+              <w:rPr>
+                <w:sz w:val="17"/>
+              </w:rPr>
+            </w:r>
+            <w:r>
+              <w:rPr>
+                <w:b w:val="0"/>
+                <w:sz w:val="17"/>
+              </w:rPr>
+              <w:t>Models federated, clash detection run, results grouped and assigned</w:t>
+            </w:r>
+          </w:p>
+        </w:tc>
+      </w:tr>
+      <w:tr>
+        <w:tc>
+          <w:tcPr>
+            <w:tcW w:type="dxa" w:w="1701"/>
+          </w:tcPr>
+          <w:p>
+            <w:pPr>
+              <w:spacing w:after="40"/>
+            </w:pPr>
+            <w:r>
+              <w:rPr>
+                <w:sz w:val="17"/>
+              </w:rPr>
+            </w:r>
+            <w:r>
+              <w:rPr>
+                <w:b w:val="0"/>
+                <w:sz w:val="17"/>
+              </w:rPr>
+              <w:t>Thursday</w:t>
+            </w:r>
+          </w:p>
+        </w:tc>
+        <w:tc>
+          <w:tcPr>
+            <w:tcW w:type="dxa" w:w="2041"/>
+          </w:tcPr>
+          <w:p>
+            <w:pPr>
+              <w:spacing w:after="40"/>
+            </w:pPr>
+            <w:r>
+              <w:rPr>
+                <w:sz w:val="17"/>
+              </w:rPr>
+            </w:r>
+            <w:r>
+              <w:rPr>
+                <w:b w:val="0"/>
+                <w:sz w:val="17"/>
+              </w:rPr>
+              <w:t>Information Manager</w:t>
+            </w:r>
+          </w:p>
+        </w:tc>
+        <w:tc>
+          <w:tcPr>
+            <w:tcW w:type="dxa" w:w="5669"/>
+          </w:tcPr>
+          <w:p>
+            <w:pPr>
+              <w:spacing w:after="40"/>
+            </w:pPr>
+            <w:r>
+              <w:rPr>
+                <w:sz w:val="17"/>
+              </w:rPr>
+            </w:r>
+            <w:r>
+              <w:rPr>
+                <w:b w:val="0"/>
+                <w:sz w:val="17"/>
+              </w:rPr>
+              <w:t>Coordination report issued, with the issue list for the session</w:t>
+            </w:r>
+          </w:p>
+        </w:tc>
+      </w:tr>
+      <w:tr>
+        <w:tc>
+          <w:tcPr>
+            <w:tcW w:type="dxa" w:w="1701"/>
+          </w:tcPr>
+          <w:p>
+            <w:pPr>
+              <w:spacing w:after="40"/>
+            </w:pPr>
+            <w:r>
+              <w:rPr>
+                <w:sz w:val="17"/>
+              </w:rPr>
+            </w:r>
+            <w:r>
+              <w:rPr>
+                <w:b w:val="0"/>
+                <w:sz w:val="17"/>
+              </w:rPr>
+              <w:t>Friday</w:t>
+            </w:r>
+          </w:p>
+        </w:tc>
+        <w:tc>
+          <w:tcPr>
+            <w:tcW w:type="dxa" w:w="2041"/>
+          </w:tcPr>
+          <w:p>
+            <w:pPr>
+              <w:spacing w:after="40"/>
+            </w:pPr>
+            <w:r>
+              <w:rPr>
+                <w:sz w:val="17"/>
+              </w:rPr>
+            </w:r>
+            <w:r>
+              <w:rPr>
+                <w:b w:val="0"/>
+                <w:sz w:val="17"/>
+              </w:rPr>
+              <w:t>All disciplines</w:t>
+            </w:r>
+          </w:p>
+        </w:tc>
+        <w:tc>
+          <w:tcPr>
+            <w:tcW w:type="dxa" w:w="5669"/>
+          </w:tcPr>
+          <w:p>
+            <w:pPr>
+              <w:spacing w:after="40"/>
+            </w:pPr>
+            <w:r>
+              <w:rPr>
+                <w:sz w:val="17"/>
+              </w:rPr>
+            </w:r>
+            <w:r>
+              <w:rPr>
+                <w:b w:val="0"/>
+                <w:sz w:val="17"/>
+              </w:rPr>
+              <w:t>Coordination session. Issues assigned, with owners and dates</w:t>
+            </w:r>
+          </w:p>
+        </w:tc>
+      </w:tr>
+      <w:tr>
+        <w:tc>
+          <w:tcPr>
+            <w:tcW w:type="dxa" w:w="1701"/>
+          </w:tcPr>
+          <w:p>
+            <w:pPr>
+              <w:spacing w:after="40"/>
+            </w:pPr>
+            <w:r>
+              <w:rPr>
+                <w:sz w:val="17"/>
+              </w:rPr>
+            </w:r>
+            <w:r>
+              <w:rPr>
+                <w:b w:val="0"/>
+                <w:sz w:val="17"/>
+              </w:rPr>
+              <w:t>The following week</w:t>
+            </w:r>
+          </w:p>
+        </w:tc>
+        <w:tc>
+          <w:tcPr>
+            <w:tcW w:type="dxa" w:w="2041"/>
+          </w:tcPr>
+          <w:p>
+            <w:pPr>
+              <w:spacing w:after="40"/>
+            </w:pPr>
+            <w:r>
+              <w:rPr>
+                <w:sz w:val="17"/>
+              </w:rPr>
+            </w:r>
+            <w:r>
+              <w:rPr>
+                <w:b w:val="0"/>
+                <w:sz w:val="17"/>
+              </w:rPr>
+              <w:t>Task teams</w:t>
+            </w:r>
+          </w:p>
+        </w:tc>
+        <w:tc>
+          <w:tcPr>
+            <w:tcW w:type="dxa" w:w="5669"/>
+          </w:tcPr>
+          <w:p>
+            <w:pPr>
+              <w:spacing w:after="40"/>
+            </w:pPr>
+            <w:r>
+              <w:rPr>
+                <w:sz w:val="17"/>
+              </w:rPr>
+            </w:r>
+            <w:r>
+              <w:rPr>
+                <w:b w:val="0"/>
+                <w:sz w:val="17"/>
+              </w:rPr>
+              <w:t>Issues resolved in the work in progress area, ready for the next Tuesday</w:t>
+            </w:r>
+          </w:p>
+        </w:tc>
+      </w:tr>
+    </w:tbl>
+    <w:p>
+      <w:pPr>
+        <w:spacing w:after="40"/>
+      </w:pPr>
+    </w:p>
+    <w:tbl>
+      <w:tblPr>
+        <w:tblW w:type="auto" w:w="0"/>
+        <w:jc w:val="left"/>
+        <w:tblLook w:firstColumn="1" w:firstRow="1" w:lastColumn="0" w:lastRow="0" w:noHBand="0" w:noVBand="1" w:val="04A0"/>
+      </w:tblPr>
+      <w:tblGrid>
+        <w:gridCol w:w="9412"/>
+      </w:tblGrid>
+      <w:tr>
+        <w:tc>
+          <w:tcPr>
+            <w:tcW w:type="dxa" w:w="9412"/>
+            <w:shd w:val="clear" w:fill="F4F6F9"/>
+            <w:tcMar>
+              <w:top w:w="100" w:type="dxa"/>
+              <w:start w:w="140" w:type="dxa"/>
+              <w:bottom w:w="100" w:type="dxa"/>
+              <w:end w:w="140" w:type="dxa"/>
+            </w:tcMar>
+          </w:tcPr>
+          <w:p>
+            <w:r>
+              <w:rPr>
+                <w:b/>
+                <w:color w:val="1F3654"/>
+                <w:sz w:val="17"/>
+              </w:rPr>
+              <w:t>WHY THE REPORT COMES FIRST</w:t>
+            </w:r>
+          </w:p>
+          <w:p>
+            <w:r>
+              <w:rPr>
+                <w:b w:val="0"/>
+                <w:sz w:val="19"/>
+              </w:rPr>
+              <w:t>The report is issued a full day before the session. A coordination session where the attendees are reading the report for the first time is a reading exercise, not a coordination meeting.</w:t>
+            </w:r>
+          </w:p>
+        </w:tc>
+      </w:tr>
+    </w:tbl>
+    <w:p>
+      <w:pPr>
+        <w:spacing w:after="40"/>
+      </w:pPr>
+    </w:p>
+    <w:p>
+      <w:pPr>
+        <w:pStyle w:val="Heading2"/>
+      </w:pPr>
+      <w:r>
+        <w:t>7.1.2  Information exchange calendar</w:t>
+      </w:r>
+    </w:p>
+    <w:p>
+      <w:r>
+        <w:rPr>
+          <w:b w:val="0"/>
+          <w:i w:val="0"/>
+        </w:rPr>
+        <w:t>Every exchange on the project, and the deadline that governs it. Dates are fixed against the appointment date once confirmed; the Master Information Delivery Plan carries them per deliverable.</w:t>
+      </w:r>
+    </w:p>
+    <w:tbl>
+      <w:tblPr>
+        <w:tblStyle w:val="TableGrid"/>
+        <w:tblW w:type="auto" w:w="0"/>
+        <w:jc w:val="left"/>
+        <w:tblLook w:firstColumn="1" w:firstRow="1" w:lastColumn="0" w:lastRow="0" w:noHBand="0" w:noVBand="1" w:val="04A0"/>
+      </w:tblPr>
+      <w:tblGrid>
+        <w:gridCol w:w="1882"/>
+        <w:gridCol w:w="1882"/>
+        <w:gridCol w:w="1882"/>
+        <w:gridCol w:w="1882"/>
+        <w:gridCol w:w="1882"/>
+      </w:tblGrid>
+      <w:tr>
+        <w:trPr>
+          <w:tblHeader/>
+        </w:trPr>
+        <w:tc>
+          <w:tcPr>
+            <w:tcW w:type="dxa" w:w="2041"/>
+            <w:shd w:val="clear" w:fill="E8EDF3"/>
+          </w:tcPr>
+          <w:p>
+            <w:r/>
+            <w:r>
+              <w:rPr>
+                <w:b/>
+                <w:color w:val="1F3654"/>
+                <w:sz w:val="16"/>
+              </w:rPr>
+              <w:t>Exchange</w:t>
+            </w:r>
+          </w:p>
+        </w:tc>
+        <w:tc>
+          <w:tcPr>
+            <w:tcW w:type="dxa" w:w="1361"/>
+            <w:shd w:val="clear" w:fill="E8EDF3"/>
+          </w:tcPr>
+          <w:p>
+            <w:r/>
+            <w:r>
+              <w:rPr>
+                <w:b/>
+                <w:color w:val="1F3654"/>
+                <w:sz w:val="16"/>
+              </w:rPr>
+              <w:t>Frequency</w:t>
+            </w:r>
+          </w:p>
+        </w:tc>
+        <w:tc>
+          <w:tcPr>
+            <w:tcW w:type="dxa" w:w="1928"/>
+            <w:shd w:val="clear" w:fill="E8EDF3"/>
+          </w:tcPr>
+          <w:p>
+            <w:r/>
+            <w:r>
+              <w:rPr>
+                <w:b/>
+                <w:color w:val="1F3654"/>
+                <w:sz w:val="16"/>
+              </w:rPr>
+              <w:t>Deadline</w:t>
+            </w:r>
+          </w:p>
+        </w:tc>
+        <w:tc>
+          <w:tcPr>
+            <w:tcW w:type="dxa" w:w="1247"/>
+            <w:shd w:val="clear" w:fill="E8EDF3"/>
+          </w:tcPr>
+          <w:p>
+            <w:r/>
+            <w:r>
+              <w:rPr>
+                <w:b/>
+                <w:color w:val="1F3654"/>
+                <w:sz w:val="16"/>
+              </w:rPr>
+              <w:t>Suitability</w:t>
+            </w:r>
+          </w:p>
+        </w:tc>
+        <w:tc>
+          <w:tcPr>
+            <w:tcW w:type="dxa" w:w="2835"/>
+            <w:shd w:val="clear" w:fill="E8EDF3"/>
+          </w:tcPr>
+          <w:p>
+            <w:r/>
+            <w:r>
+              <w:rPr>
+                <w:b/>
+                <w:color w:val="1F3654"/>
+                <w:sz w:val="16"/>
+              </w:rPr>
+              <w:t>Recipient</w:t>
+            </w:r>
+          </w:p>
+        </w:tc>
+      </w:tr>
+      <w:tr>
+        <w:tc>
+          <w:tcPr>
+            <w:tcW w:type="dxa" w:w="2041"/>
+          </w:tcPr>
+          <w:p>
+            <w:pPr>
+              <w:spacing w:after="40"/>
+            </w:pPr>
+            <w:r>
+              <w:rPr>
+                <w:sz w:val="16"/>
+              </w:rPr>
+            </w:r>
+            <w:r>
+              <w:rPr>
+                <w:b w:val="0"/>
+                <w:sz w:val="16"/>
+              </w:rPr>
+              <w:t>Coordination share</w:t>
+            </w:r>
+          </w:p>
+        </w:tc>
+        <w:tc>
+          <w:tcPr>
+            <w:tcW w:type="dxa" w:w="1361"/>
+          </w:tcPr>
+          <w:p>
+            <w:pPr>
+              <w:spacing w:after="40"/>
+            </w:pPr>
+            <w:r>
+              <w:rPr>
+                <w:sz w:val="16"/>
+              </w:rPr>
+            </w:r>
+            <w:r>
+              <w:rPr>
+                <w:b w:val="0"/>
+                <w:sz w:val="16"/>
+              </w:rPr>
+              <w:t>Fortnightly</w:t>
+            </w:r>
+          </w:p>
+        </w:tc>
+        <w:tc>
+          <w:tcPr>
+            <w:tcW w:type="dxa" w:w="1928"/>
+          </w:tcPr>
+          <w:p>
+            <w:pPr>
+              <w:spacing w:after="40"/>
+            </w:pPr>
+            <w:r>
+              <w:rPr>
+                <w:sz w:val="16"/>
+              </w:rPr>
+            </w:r>
+            <w:r>
+              <w:rPr>
+                <w:b w:val="0"/>
+                <w:sz w:val="16"/>
+              </w:rPr>
+              <w:t>Tuesday 16:00</w:t>
+            </w:r>
+          </w:p>
+        </w:tc>
+        <w:tc>
+          <w:tcPr>
+            <w:tcW w:type="dxa" w:w="1247"/>
+          </w:tcPr>
+          <w:p>
+            <w:pPr>
+              <w:spacing w:after="40"/>
+            </w:pPr>
+            <w:r>
+              <w:rPr>
+                <w:sz w:val="16"/>
+              </w:rPr>
+            </w:r>
+            <w:r>
+              <w:rPr>
+                <w:b w:val="0"/>
+                <w:sz w:val="16"/>
+              </w:rPr>
+              <w:t>S1</w:t>
+            </w:r>
+          </w:p>
+        </w:tc>
+        <w:tc>
+          <w:tcPr>
+            <w:tcW w:type="dxa" w:w="2835"/>
+          </w:tcPr>
+          <w:p>
+            <w:pPr>
+              <w:spacing w:after="40"/>
+            </w:pPr>
+            <w:r>
+              <w:rPr>
+                <w:sz w:val="16"/>
+              </w:rPr>
+            </w:r>
+            <w:r>
+              <w:rPr>
+                <w:b w:val="0"/>
+                <w:sz w:val="16"/>
+              </w:rPr>
+              <w:t>Information Manager</w:t>
+            </w:r>
+          </w:p>
+        </w:tc>
+      </w:tr>
+      <w:tr>
+        <w:tc>
+          <w:tcPr>
+            <w:tcW w:type="dxa" w:w="2041"/>
+          </w:tcPr>
+          <w:p>
+            <w:pPr>
+              <w:spacing w:after="40"/>
+            </w:pPr>
+            <w:r>
+              <w:rPr>
+                <w:sz w:val="16"/>
+              </w:rPr>
+            </w:r>
+            <w:r>
+              <w:rPr>
+                <w:b w:val="0"/>
+                <w:sz w:val="16"/>
+              </w:rPr>
+              <w:t>Coordination report</w:t>
+            </w:r>
+          </w:p>
+        </w:tc>
+        <w:tc>
+          <w:tcPr>
+            <w:tcW w:type="dxa" w:w="1361"/>
+          </w:tcPr>
+          <w:p>
+            <w:pPr>
+              <w:spacing w:after="40"/>
+            </w:pPr>
+            <w:r>
+              <w:rPr>
+                <w:sz w:val="16"/>
+              </w:rPr>
+            </w:r>
+            <w:r>
+              <w:rPr>
+                <w:b w:val="0"/>
+                <w:sz w:val="16"/>
+              </w:rPr>
+              <w:t>Fortnightly</w:t>
+            </w:r>
+          </w:p>
+        </w:tc>
+        <w:tc>
+          <w:tcPr>
+            <w:tcW w:type="dxa" w:w="1928"/>
+          </w:tcPr>
+          <w:p>
+            <w:pPr>
+              <w:spacing w:after="40"/>
+            </w:pPr>
+            <w:r>
+              <w:rPr>
+                <w:sz w:val="16"/>
+              </w:rPr>
+            </w:r>
+            <w:r>
+              <w:rPr>
+                <w:b w:val="0"/>
+                <w:sz w:val="16"/>
+              </w:rPr>
+              <w:t>Thursday</w:t>
+            </w:r>
+          </w:p>
+        </w:tc>
+        <w:tc>
+          <w:tcPr>
+            <w:tcW w:type="dxa" w:w="1247"/>
+          </w:tcPr>
+          <w:p>
+            <w:pPr>
+              <w:spacing w:after="40"/>
+            </w:pPr>
+            <w:r>
+              <w:rPr>
+                <w:sz w:val="16"/>
+              </w:rPr>
+            </w:r>
+            <w:r>
+              <w:rPr>
+                <w:b w:val="0"/>
+                <w:sz w:val="16"/>
+              </w:rPr>
+              <w:t>S2</w:t>
+            </w:r>
+          </w:p>
+        </w:tc>
+        <w:tc>
+          <w:tcPr>
+            <w:tcW w:type="dxa" w:w="2835"/>
+          </w:tcPr>
+          <w:p>
+            <w:pPr>
+              <w:spacing w:after="40"/>
+            </w:pPr>
+            <w:r>
+              <w:rPr>
+                <w:sz w:val="16"/>
+              </w:rPr>
+            </w:r>
+            <w:r>
+              <w:rPr>
+                <w:b w:val="0"/>
+                <w:sz w:val="16"/>
+              </w:rPr>
+              <w:t>All task teams</w:t>
+            </w:r>
+          </w:p>
+        </w:tc>
+      </w:tr>
+      <w:tr>
+        <w:tc>
+          <w:tcPr>
+            <w:tcW w:type="dxa" w:w="2041"/>
+          </w:tcPr>
+          <w:p>
+            <w:pPr>
+              <w:spacing w:after="40"/>
+            </w:pPr>
+            <w:r>
+              <w:rPr>
+                <w:sz w:val="16"/>
+              </w:rPr>
+            </w:r>
+            <w:r>
+              <w:rPr>
+                <w:b w:val="0"/>
+                <w:sz w:val="16"/>
+              </w:rPr>
+              <w:t>Progress note</w:t>
+            </w:r>
+          </w:p>
+        </w:tc>
+        <w:tc>
+          <w:tcPr>
+            <w:tcW w:type="dxa" w:w="1361"/>
+          </w:tcPr>
+          <w:p>
+            <w:pPr>
+              <w:spacing w:after="40"/>
+            </w:pPr>
+            <w:r>
+              <w:rPr>
+                <w:sz w:val="16"/>
+              </w:rPr>
+            </w:r>
+            <w:r>
+              <w:rPr>
+                <w:b w:val="0"/>
+                <w:sz w:val="16"/>
+              </w:rPr>
+              <w:t>Weekly</w:t>
+            </w:r>
+          </w:p>
+        </w:tc>
+        <w:tc>
+          <w:tcPr>
+            <w:tcW w:type="dxa" w:w="1928"/>
+          </w:tcPr>
+          <w:p>
+            <w:pPr>
+              <w:spacing w:after="40"/>
+            </w:pPr>
+            <w:r>
+              <w:rPr>
+                <w:sz w:val="16"/>
+              </w:rPr>
+            </w:r>
+            <w:r>
+              <w:rPr>
+                <w:b w:val="0"/>
+                <w:sz w:val="16"/>
+              </w:rPr>
+              <w:t>Friday</w:t>
+            </w:r>
+          </w:p>
+        </w:tc>
+        <w:tc>
+          <w:tcPr>
+            <w:tcW w:type="dxa" w:w="1247"/>
+          </w:tcPr>
+          <w:p>
+            <w:pPr>
+              <w:spacing w:after="40"/>
+            </w:pPr>
+            <w:r>
+              <w:rPr>
+                <w:sz w:val="16"/>
+              </w:rPr>
+            </w:r>
+            <w:r>
+              <w:rPr>
+                <w:b w:val="0"/>
+                <w:sz w:val="16"/>
+              </w:rPr>
+              <w:t>—</w:t>
+            </w:r>
+          </w:p>
+        </w:tc>
+        <w:tc>
+          <w:tcPr>
+            <w:tcW w:type="dxa" w:w="2835"/>
+          </w:tcPr>
+          <w:p>
+            <w:pPr>
+              <w:spacing w:after="40"/>
+            </w:pPr>
+            <w:r>
+              <w:rPr>
+                <w:sz w:val="16"/>
+              </w:rPr>
+            </w:r>
+            <w:r>
+              <w:rPr>
+                <w:b w:val="0"/>
+                <w:sz w:val="16"/>
+              </w:rPr>
+              <w:t>Lead Appointed Party</w:t>
+            </w:r>
+          </w:p>
+        </w:tc>
+      </w:tr>
+      <w:tr>
+        <w:tc>
+          <w:tcPr>
+            <w:tcW w:type="dxa" w:w="2041"/>
+          </w:tcPr>
+          <w:p>
+            <w:pPr>
+              <w:spacing w:after="40"/>
+            </w:pPr>
+            <w:r>
+              <w:rPr>
+                <w:sz w:val="16"/>
+              </w:rPr>
+            </w:r>
+            <w:r>
+              <w:rPr>
+                <w:b w:val="0"/>
+                <w:sz w:val="16"/>
+              </w:rPr>
+              <w:t>Status report</w:t>
+            </w:r>
+          </w:p>
+        </w:tc>
+        <w:tc>
+          <w:tcPr>
+            <w:tcW w:type="dxa" w:w="1361"/>
+          </w:tcPr>
+          <w:p>
+            <w:pPr>
+              <w:spacing w:after="40"/>
+            </w:pPr>
+            <w:r>
+              <w:rPr>
+                <w:sz w:val="16"/>
+              </w:rPr>
+            </w:r>
+            <w:r>
+              <w:rPr>
+                <w:b w:val="0"/>
+                <w:sz w:val="16"/>
+              </w:rPr>
+              <w:t>Monthly</w:t>
+            </w:r>
+          </w:p>
+        </w:tc>
+        <w:tc>
+          <w:tcPr>
+            <w:tcW w:type="dxa" w:w="1928"/>
+          </w:tcPr>
+          <w:p>
+            <w:pPr>
+              <w:spacing w:after="40"/>
+            </w:pPr>
+            <w:r>
+              <w:rPr>
+                <w:sz w:val="16"/>
+              </w:rPr>
+            </w:r>
+            <w:r>
+              <w:rPr>
+                <w:b w:val="0"/>
+                <w:sz w:val="16"/>
+              </w:rPr>
+              <w:t>Last working day</w:t>
+            </w:r>
+          </w:p>
+        </w:tc>
+        <w:tc>
+          <w:tcPr>
+            <w:tcW w:type="dxa" w:w="1247"/>
+          </w:tcPr>
+          <w:p>
+            <w:pPr>
+              <w:spacing w:after="40"/>
+            </w:pPr>
+            <w:r>
+              <w:rPr>
+                <w:sz w:val="16"/>
+              </w:rPr>
+            </w:r>
+            <w:r>
+              <w:rPr>
+                <w:b w:val="0"/>
+                <w:sz w:val="16"/>
+              </w:rPr>
+              <w:t>S2</w:t>
+            </w:r>
+          </w:p>
+        </w:tc>
+        <w:tc>
+          <w:tcPr>
+            <w:tcW w:type="dxa" w:w="2835"/>
+          </w:tcPr>
+          <w:p>
+            <w:pPr>
+              <w:spacing w:after="40"/>
+            </w:pPr>
+            <w:r>
+              <w:rPr>
+                <w:sz w:val="16"/>
+              </w:rPr>
+            </w:r>
+            <w:r>
+              <w:rPr>
+                <w:b w:val="0"/>
+                <w:sz w:val="16"/>
+              </w:rPr>
+              <w:t>Appointing Party and Lead</w:t>
+            </w:r>
+          </w:p>
+        </w:tc>
+      </w:tr>
+      <w:tr>
+        <w:tc>
+          <w:tcPr>
+            <w:tcW w:type="dxa" w:w="2041"/>
+          </w:tcPr>
+          <w:p>
+            <w:pPr>
+              <w:spacing w:after="40"/>
+            </w:pPr>
+            <w:r>
+              <w:rPr>
+                <w:sz w:val="16"/>
+              </w:rPr>
+            </w:r>
+            <w:r>
+              <w:rPr>
+                <w:b w:val="0"/>
+                <w:sz w:val="16"/>
+              </w:rPr>
+              <w:t>Data drop</w:t>
+            </w:r>
+          </w:p>
+        </w:tc>
+        <w:tc>
+          <w:tcPr>
+            <w:tcW w:type="dxa" w:w="1361"/>
+          </w:tcPr>
+          <w:p>
+            <w:pPr>
+              <w:spacing w:after="40"/>
+            </w:pPr>
+            <w:r>
+              <w:rPr>
+                <w:sz w:val="16"/>
+              </w:rPr>
+            </w:r>
+            <w:r>
+              <w:rPr>
+                <w:b w:val="0"/>
+                <w:sz w:val="16"/>
+              </w:rPr>
+              <w:t>Per stage</w:t>
+            </w:r>
+          </w:p>
+        </w:tc>
+        <w:tc>
+          <w:tcPr>
+            <w:tcW w:type="dxa" w:w="1928"/>
+          </w:tcPr>
+          <w:p>
+            <w:pPr>
+              <w:spacing w:after="40"/>
+            </w:pPr>
+            <w:r>
+              <w:rPr>
+                <w:sz w:val="16"/>
+              </w:rPr>
+            </w:r>
+            <w:r>
+              <w:rPr>
+                <w:b w:val="0"/>
+                <w:sz w:val="16"/>
+              </w:rPr>
+              <w:t>Per the delivery plan</w:t>
+            </w:r>
+          </w:p>
+        </w:tc>
+        <w:tc>
+          <w:tcPr>
+            <w:tcW w:type="dxa" w:w="1247"/>
+          </w:tcPr>
+          <w:p>
+            <w:pPr>
+              <w:spacing w:after="40"/>
+            </w:pPr>
+            <w:r>
+              <w:rPr>
+                <w:sz w:val="16"/>
+              </w:rPr>
+            </w:r>
+            <w:r>
+              <w:rPr>
+                <w:b w:val="0"/>
+                <w:sz w:val="16"/>
+              </w:rPr>
+              <w:t>S4 then A1</w:t>
+            </w:r>
+          </w:p>
+        </w:tc>
+        <w:tc>
+          <w:tcPr>
+            <w:tcW w:type="dxa" w:w="2835"/>
+          </w:tcPr>
+          <w:p>
+            <w:pPr>
+              <w:spacing w:after="40"/>
+            </w:pPr>
+            <w:r>
+              <w:rPr>
+                <w:sz w:val="16"/>
+              </w:rPr>
+            </w:r>
+            <w:r>
+              <w:rPr>
+                <w:b w:val="0"/>
+                <w:sz w:val="16"/>
+              </w:rPr>
+              <w:t>Appointing Party</w:t>
+            </w:r>
+          </w:p>
+        </w:tc>
+      </w:tr>
+      <w:tr>
+        <w:tc>
+          <w:tcPr>
+            <w:tcW w:type="dxa" w:w="2041"/>
+          </w:tcPr>
+          <w:p>
+            <w:pPr>
+              <w:spacing w:after="40"/>
+            </w:pPr>
+            <w:r>
+              <w:rPr>
+                <w:sz w:val="16"/>
+              </w:rPr>
+            </w:r>
+            <w:r>
+              <w:rPr>
+                <w:b w:val="0"/>
+                <w:sz w:val="16"/>
+              </w:rPr>
+              <w:t>Owner review set</w:t>
+            </w:r>
+          </w:p>
+        </w:tc>
+        <w:tc>
+          <w:tcPr>
+            <w:tcW w:type="dxa" w:w="1361"/>
+          </w:tcPr>
+          <w:p>
+            <w:pPr>
+              <w:spacing w:after="40"/>
+            </w:pPr>
+            <w:r>
+              <w:rPr>
+                <w:sz w:val="16"/>
+              </w:rPr>
+            </w:r>
+            <w:r>
+              <w:rPr>
+                <w:b w:val="0"/>
+                <w:sz w:val="16"/>
+              </w:rPr>
+              <w:t>Per stage</w:t>
+            </w:r>
+          </w:p>
+        </w:tc>
+        <w:tc>
+          <w:tcPr>
+            <w:tcW w:type="dxa" w:w="1928"/>
+          </w:tcPr>
+          <w:p>
+            <w:pPr>
+              <w:spacing w:after="40"/>
+            </w:pPr>
+            <w:r>
+              <w:rPr>
+                <w:sz w:val="16"/>
+              </w:rPr>
+            </w:r>
+            <w:r>
+              <w:rPr>
+                <w:b w:val="0"/>
+                <w:sz w:val="16"/>
+              </w:rPr>
+              <w:t>With the data drop</w:t>
+            </w:r>
+          </w:p>
+        </w:tc>
+        <w:tc>
+          <w:tcPr>
+            <w:tcW w:type="dxa" w:w="1247"/>
+          </w:tcPr>
+          <w:p>
+            <w:pPr>
+              <w:spacing w:after="40"/>
+            </w:pPr>
+            <w:r>
+              <w:rPr>
+                <w:sz w:val="16"/>
+              </w:rPr>
+            </w:r>
+            <w:r>
+              <w:rPr>
+                <w:b w:val="0"/>
+                <w:sz w:val="16"/>
+              </w:rPr>
+              <w:t>S3</w:t>
+            </w:r>
+          </w:p>
+        </w:tc>
+        <w:tc>
+          <w:tcPr>
+            <w:tcW w:type="dxa" w:w="2835"/>
+          </w:tcPr>
+          <w:p>
+            <w:pPr>
+              <w:spacing w:after="40"/>
+            </w:pPr>
+            <w:r>
+              <w:rPr>
+                <w:sz w:val="16"/>
+              </w:rPr>
+            </w:r>
+            <w:r>
+              <w:rPr>
+                <w:b w:val="0"/>
+                <w:sz w:val="16"/>
+              </w:rPr>
+              <w:t>Appointing Party — two-week review window</w:t>
+            </w:r>
+          </w:p>
+        </w:tc>
+      </w:tr>
+      <w:tr>
+        <w:tc>
+          <w:tcPr>
+            <w:tcW w:type="dxa" w:w="2041"/>
+          </w:tcPr>
+          <w:p>
+            <w:pPr>
+              <w:spacing w:after="40"/>
+            </w:pPr>
+            <w:r>
+              <w:rPr>
+                <w:sz w:val="16"/>
+              </w:rPr>
+            </w:r>
+            <w:r>
+              <w:rPr>
+                <w:b w:val="0"/>
+                <w:sz w:val="16"/>
+              </w:rPr>
+              <w:t>Comment close-out</w:t>
+            </w:r>
+          </w:p>
+        </w:tc>
+        <w:tc>
+          <w:tcPr>
+            <w:tcW w:type="dxa" w:w="1361"/>
+          </w:tcPr>
+          <w:p>
+            <w:pPr>
+              <w:spacing w:after="40"/>
+            </w:pPr>
+            <w:r>
+              <w:rPr>
+                <w:sz w:val="16"/>
+              </w:rPr>
+            </w:r>
+            <w:r>
+              <w:rPr>
+                <w:b w:val="0"/>
+                <w:sz w:val="16"/>
+              </w:rPr>
+              <w:t>Per stage</w:t>
+            </w:r>
+          </w:p>
+        </w:tc>
+        <w:tc>
+          <w:tcPr>
+            <w:tcW w:type="dxa" w:w="1928"/>
+          </w:tcPr>
+          <w:p>
+            <w:pPr>
+              <w:spacing w:after="40"/>
+            </w:pPr>
+            <w:r>
+              <w:rPr>
+                <w:sz w:val="16"/>
+              </w:rPr>
+            </w:r>
+            <w:r>
+              <w:rPr>
+                <w:b w:val="0"/>
+                <w:sz w:val="16"/>
+              </w:rPr>
+              <w:t>Before the gate</w:t>
+            </w:r>
+          </w:p>
+        </w:tc>
+        <w:tc>
+          <w:tcPr>
+            <w:tcW w:type="dxa" w:w="1247"/>
+          </w:tcPr>
+          <w:p>
+            <w:pPr>
+              <w:spacing w:after="40"/>
+            </w:pPr>
+            <w:r>
+              <w:rPr>
+                <w:sz w:val="16"/>
+              </w:rPr>
+            </w:r>
+            <w:r>
+              <w:rPr>
+                <w:b w:val="0"/>
+                <w:sz w:val="16"/>
+              </w:rPr>
+              <w:t>S2</w:t>
+            </w:r>
+          </w:p>
+        </w:tc>
+        <w:tc>
+          <w:tcPr>
+            <w:tcW w:type="dxa" w:w="2835"/>
+          </w:tcPr>
+          <w:p>
+            <w:pPr>
+              <w:spacing w:after="40"/>
+            </w:pPr>
+            <w:r>
+              <w:rPr>
+                <w:sz w:val="16"/>
+              </w:rPr>
+            </w:r>
+            <w:r>
+              <w:rPr>
+                <w:b w:val="0"/>
+                <w:sz w:val="16"/>
+              </w:rPr>
+              <w:t>Appointing Party</w:t>
+            </w:r>
+          </w:p>
+        </w:tc>
+      </w:tr>
+      <w:tr>
+        <w:tc>
+          <w:tcPr>
+            <w:tcW w:type="dxa" w:w="2041"/>
+          </w:tcPr>
+          <w:p>
+            <w:pPr>
+              <w:spacing w:after="40"/>
+            </w:pPr>
+            <w:r>
+              <w:rPr>
+                <w:sz w:val="16"/>
+              </w:rPr>
+            </w:r>
+            <w:r>
+              <w:rPr>
+                <w:b w:val="0"/>
+                <w:sz w:val="16"/>
+              </w:rPr>
+              <w:t>Gate pack</w:t>
+            </w:r>
+          </w:p>
+        </w:tc>
+        <w:tc>
+          <w:tcPr>
+            <w:tcW w:type="dxa" w:w="1361"/>
+          </w:tcPr>
+          <w:p>
+            <w:pPr>
+              <w:spacing w:after="40"/>
+            </w:pPr>
+            <w:r>
+              <w:rPr>
+                <w:sz w:val="16"/>
+              </w:rPr>
+            </w:r>
+            <w:r>
+              <w:rPr>
+                <w:b w:val="0"/>
+                <w:sz w:val="16"/>
+              </w:rPr>
+              <w:t>Per stage</w:t>
+            </w:r>
+          </w:p>
+        </w:tc>
+        <w:tc>
+          <w:tcPr>
+            <w:tcW w:type="dxa" w:w="1928"/>
+          </w:tcPr>
+          <w:p>
+            <w:pPr>
+              <w:spacing w:after="40"/>
+            </w:pPr>
+            <w:r>
+              <w:rPr>
+                <w:sz w:val="16"/>
+              </w:rPr>
+            </w:r>
+            <w:r>
+              <w:rPr>
+                <w:b w:val="0"/>
+                <w:sz w:val="16"/>
+              </w:rPr>
+              <w:t>At the gate</w:t>
+            </w:r>
+          </w:p>
+        </w:tc>
+        <w:tc>
+          <w:tcPr>
+            <w:tcW w:type="dxa" w:w="1247"/>
+          </w:tcPr>
+          <w:p>
+            <w:pPr>
+              <w:spacing w:after="40"/>
+            </w:pPr>
+            <w:r>
+              <w:rPr>
+                <w:sz w:val="16"/>
+              </w:rPr>
+            </w:r>
+            <w:r>
+              <w:rPr>
+                <w:b w:val="0"/>
+                <w:sz w:val="16"/>
+              </w:rPr>
+              <w:t>S4</w:t>
+            </w:r>
+          </w:p>
+        </w:tc>
+        <w:tc>
+          <w:tcPr>
+            <w:tcW w:type="dxa" w:w="2835"/>
+          </w:tcPr>
+          <w:p>
+            <w:pPr>
+              <w:spacing w:after="40"/>
+            </w:pPr>
+            <w:r>
+              <w:rPr>
+                <w:sz w:val="16"/>
+              </w:rPr>
+            </w:r>
+            <w:r>
+              <w:rPr>
+                <w:b w:val="0"/>
+                <w:sz w:val="16"/>
+              </w:rPr>
+              <w:t>Appointing Party</w:t>
+            </w:r>
+          </w:p>
+        </w:tc>
+      </w:tr>
+    </w:tbl>
+    <w:p>
+      <w:pPr>
+        <w:spacing w:after="40"/>
+      </w:pPr>
+    </w:p>
+    <w:p>
+      <w:pPr>
         <w:pStyle w:val="Heading2"/>
       </w:pPr>
       <w:r>
@@ -25422,7 +27434,358 @@
         <w:pStyle w:val="Heading2"/>
       </w:pPr>
       <w:r>
-        <w:t>8.2  Publication and personal use</w:t>
+        <w:t>8.2  Third-party services and model viewers</w:t>
+      </w:r>
+    </w:p>
+    <w:p>
+      <w:r>
+        <w:rPr>
+          <w:b w:val="0"/>
+          <w:i w:val="0"/>
+        </w:rPr>
+        <w:t>Project information is held in the Common Data Environment. Placing it anywhere else — a model viewer, a visualisation service, a file-transfer service, an artificial intelligence assistant or any other third-party platform — is a transfer of the Appointing Party information outside the agreed environment, whether or not it is described as temporary or private.</w:t>
+      </w:r>
+    </w:p>
+    <w:tbl>
+      <w:tblPr>
+        <w:tblStyle w:val="TableGrid"/>
+        <w:tblW w:type="auto" w:w="0"/>
+        <w:jc w:val="left"/>
+        <w:tblLook w:firstColumn="1" w:firstRow="1" w:lastColumn="0" w:lastRow="0" w:noHBand="0" w:noVBand="1" w:val="04A0"/>
+      </w:tblPr>
+      <w:tblGrid>
+        <w:gridCol w:w="4706"/>
+        <w:gridCol w:w="4706"/>
+      </w:tblGrid>
+      <w:tr>
+        <w:trPr>
+          <w:tblHeader/>
+        </w:trPr>
+        <w:tc>
+          <w:tcPr>
+            <w:tcW w:type="dxa" w:w="1928"/>
+            <w:shd w:val="clear" w:fill="E8EDF3"/>
+          </w:tcPr>
+          <w:p>
+            <w:r/>
+            <w:r>
+              <w:rPr>
+                <w:b/>
+                <w:color w:val="1F3654"/>
+                <w:sz w:val="17"/>
+              </w:rPr>
+              <w:t>Requirement</w:t>
+            </w:r>
+          </w:p>
+        </w:tc>
+        <w:tc>
+          <w:tcPr>
+            <w:tcW w:type="dxa" w:w="7483"/>
+            <w:shd w:val="clear" w:fill="E8EDF3"/>
+          </w:tcPr>
+          <w:p>
+            <w:r/>
+            <w:r>
+              <w:rPr>
+                <w:b/>
+                <w:color w:val="1F3654"/>
+                <w:sz w:val="17"/>
+              </w:rPr>
+              <w:t>Detail</w:t>
+            </w:r>
+          </w:p>
+        </w:tc>
+      </w:tr>
+      <w:tr>
+        <w:tc>
+          <w:tcPr>
+            <w:tcW w:type="dxa" w:w="1928"/>
+          </w:tcPr>
+          <w:p>
+            <w:pPr>
+              <w:spacing w:after="40"/>
+            </w:pPr>
+            <w:r>
+              <w:rPr>
+                <w:sz w:val="17"/>
+              </w:rPr>
+            </w:r>
+            <w:r>
+              <w:rPr>
+                <w:b w:val="0"/>
+                <w:sz w:val="17"/>
+              </w:rPr>
+              <w:t>Written approval</w:t>
+            </w:r>
+          </w:p>
+        </w:tc>
+        <w:tc>
+          <w:tcPr>
+            <w:tcW w:type="dxa" w:w="7483"/>
+          </w:tcPr>
+          <w:p>
+            <w:pPr>
+              <w:spacing w:after="40"/>
+            </w:pPr>
+            <w:r>
+              <w:rPr>
+                <w:sz w:val="17"/>
+              </w:rPr>
+            </w:r>
+            <w:r>
+              <w:rPr>
+                <w:b w:val="0"/>
+                <w:sz w:val="17"/>
+              </w:rPr>
+              <w:t>No project information is uploaded to any third-party service without the written approval of the Appointing Party, obtained in advance</w:t>
+            </w:r>
+          </w:p>
+        </w:tc>
+      </w:tr>
+      <w:tr>
+        <w:tc>
+          <w:tcPr>
+            <w:tcW w:type="dxa" w:w="1928"/>
+          </w:tcPr>
+          <w:p>
+            <w:pPr>
+              <w:spacing w:after="40"/>
+            </w:pPr>
+            <w:r>
+              <w:rPr>
+                <w:sz w:val="17"/>
+              </w:rPr>
+            </w:r>
+            <w:r>
+              <w:rPr>
+                <w:b w:val="0"/>
+                <w:sz w:val="17"/>
+              </w:rPr>
+              <w:t>Scope of approval</w:t>
+            </w:r>
+          </w:p>
+        </w:tc>
+        <w:tc>
+          <w:tcPr>
+            <w:tcW w:type="dxa" w:w="7483"/>
+          </w:tcPr>
+          <w:p>
+            <w:pPr>
+              <w:spacing w:after="40"/>
+            </w:pPr>
+            <w:r>
+              <w:rPr>
+                <w:sz w:val="17"/>
+              </w:rPr>
+            </w:r>
+            <w:r>
+              <w:rPr>
+                <w:b w:val="0"/>
+                <w:sz w:val="17"/>
+              </w:rPr>
+              <w:t>An approval names the service, the information, the purpose and the duration. It does not extend to other services or later purposes</w:t>
+            </w:r>
+          </w:p>
+        </w:tc>
+      </w:tr>
+      <w:tr>
+        <w:tc>
+          <w:tcPr>
+            <w:tcW w:type="dxa" w:w="1928"/>
+          </w:tcPr>
+          <w:p>
+            <w:pPr>
+              <w:spacing w:after="40"/>
+            </w:pPr>
+            <w:r>
+              <w:rPr>
+                <w:sz w:val="17"/>
+              </w:rPr>
+            </w:r>
+            <w:r>
+              <w:rPr>
+                <w:b w:val="0"/>
+                <w:sz w:val="17"/>
+              </w:rPr>
+              <w:t>Register</w:t>
+            </w:r>
+          </w:p>
+        </w:tc>
+        <w:tc>
+          <w:tcPr>
+            <w:tcW w:type="dxa" w:w="7483"/>
+          </w:tcPr>
+          <w:p>
+            <w:pPr>
+              <w:spacing w:after="40"/>
+            </w:pPr>
+            <w:r>
+              <w:rPr>
+                <w:sz w:val="17"/>
+              </w:rPr>
+            </w:r>
+            <w:r>
+              <w:rPr>
+                <w:b w:val="0"/>
+                <w:sz w:val="17"/>
+              </w:rPr>
+              <w:t>Approved services are recorded in the register of third-party services, maintained by the Information Manager and reissued with the monthly status report</w:t>
+            </w:r>
+          </w:p>
+        </w:tc>
+      </w:tr>
+      <w:tr>
+        <w:tc>
+          <w:tcPr>
+            <w:tcW w:type="dxa" w:w="1928"/>
+          </w:tcPr>
+          <w:p>
+            <w:pPr>
+              <w:spacing w:after="40"/>
+            </w:pPr>
+            <w:r>
+              <w:rPr>
+                <w:sz w:val="17"/>
+              </w:rPr>
+            </w:r>
+            <w:r>
+              <w:rPr>
+                <w:b w:val="0"/>
+                <w:sz w:val="17"/>
+              </w:rPr>
+              <w:t>Deletion</w:t>
+            </w:r>
+          </w:p>
+        </w:tc>
+        <w:tc>
+          <w:tcPr>
+            <w:tcW w:type="dxa" w:w="7483"/>
+          </w:tcPr>
+          <w:p>
+            <w:pPr>
+              <w:spacing w:after="40"/>
+            </w:pPr>
+            <w:r>
+              <w:rPr>
+                <w:sz w:val="17"/>
+              </w:rPr>
+            </w:r>
+            <w:r>
+              <w:rPr>
+                <w:b w:val="0"/>
+                <w:sz w:val="17"/>
+              </w:rPr>
+              <w:t>On completion of the approved purpose, the information is deleted from the service and the deletion confirmed in writing</w:t>
+            </w:r>
+          </w:p>
+        </w:tc>
+      </w:tr>
+      <w:tr>
+        <w:tc>
+          <w:tcPr>
+            <w:tcW w:type="dxa" w:w="1928"/>
+          </w:tcPr>
+          <w:p>
+            <w:pPr>
+              <w:spacing w:after="40"/>
+            </w:pPr>
+            <w:r>
+              <w:rPr>
+                <w:sz w:val="17"/>
+              </w:rPr>
+            </w:r>
+            <w:r>
+              <w:rPr>
+                <w:b w:val="0"/>
+                <w:sz w:val="17"/>
+              </w:rPr>
+              <w:t>Personal accounts</w:t>
+            </w:r>
+          </w:p>
+        </w:tc>
+        <w:tc>
+          <w:tcPr>
+            <w:tcW w:type="dxa" w:w="7483"/>
+          </w:tcPr>
+          <w:p>
+            <w:pPr>
+              <w:spacing w:after="40"/>
+            </w:pPr>
+            <w:r>
+              <w:rPr>
+                <w:sz w:val="17"/>
+              </w:rPr>
+            </w:r>
+            <w:r>
+              <w:rPr>
+                <w:b w:val="0"/>
+                <w:sz w:val="17"/>
+              </w:rPr>
+              <w:t>Project information is never held in a personal account of any service, including personal cloud storage and personal messaging</w:t>
+            </w:r>
+          </w:p>
+        </w:tc>
+      </w:tr>
+    </w:tbl>
+    <w:p>
+      <w:pPr>
+        <w:spacing w:after="40"/>
+      </w:pPr>
+    </w:p>
+    <w:tbl>
+      <w:tblPr>
+        <w:tblW w:type="auto" w:w="0"/>
+        <w:jc w:val="left"/>
+        <w:tblLook w:firstColumn="1" w:firstRow="1" w:lastColumn="0" w:lastRow="0" w:noHBand="0" w:noVBand="1" w:val="04A0"/>
+      </w:tblPr>
+      <w:tblGrid>
+        <w:gridCol w:w="9412"/>
+      </w:tblGrid>
+      <w:tr>
+        <w:tc>
+          <w:tcPr>
+            <w:tcW w:type="dxa" w:w="9412"/>
+            <w:shd w:val="clear" w:fill="F4F6F9"/>
+            <w:tcMar>
+              <w:top w:w="100" w:type="dxa"/>
+              <w:start w:w="140" w:type="dxa"/>
+              <w:bottom w:w="100" w:type="dxa"/>
+              <w:end w:w="140" w:type="dxa"/>
+            </w:tcMar>
+          </w:tcPr>
+          <w:p>
+            <w:r>
+              <w:rPr>
+                <w:b/>
+                <w:color w:val="1F3654"/>
+                <w:sz w:val="17"/>
+              </w:rPr>
+              <w:t>THE COMMON FAILURE</w:t>
+            </w:r>
+          </w:p>
+          <w:p>
+            <w:r>
+              <w:rPr>
+                <w:b w:val="0"/>
+                <w:sz w:val="19"/>
+              </w:rPr>
+              <w:t>This is the requirement most often broken by accident and with good intentions — a viewer link shared to save somebody a download, a model dropped into a transfer service because it was too large to email. Both put Appointing Party information on infrastructure nobody has assessed. If a service would make the work easier, ask for it to be approved; do not use it first.</w:t>
+            </w:r>
+          </w:p>
+        </w:tc>
+      </w:tr>
+    </w:tbl>
+    <w:p>
+      <w:pPr>
+        <w:spacing w:after="40"/>
+      </w:pPr>
+    </w:p>
+    <w:p>
+      <w:pPr>
+        <w:pStyle w:val="Heading2"/>
+      </w:pPr>
+      <w:r>
+        <w:t>8.3  Publication and personal use</w:t>
       </w:r>
     </w:p>
     <w:p>
@@ -28344,6 +30707,973 @@
       </w:pPr>
     </w:p>
     <w:p>
+      <w:pPr>
+        <w:pStyle w:val="Heading2"/>
+      </w:pPr>
+      <w:r>
+        <w:t>10.5  Key performance indicators</w:t>
+      </w:r>
+    </w:p>
+    <w:p>
+      <w:r>
+        <w:rPr>
+          <w:b w:val="0"/>
+          <w:i w:val="0"/>
+        </w:rPr>
+        <w:t>What is measured, what the target is, and how it is obtained. An indicator with no stated method is reported differently by whoever compiles it, and the trend then means nothing.</w:t>
+      </w:r>
+    </w:p>
+    <w:tbl>
+      <w:tblPr>
+        <w:tblStyle w:val="TableGrid"/>
+        <w:tblW w:type="auto" w:w="0"/>
+        <w:jc w:val="left"/>
+        <w:tblLook w:firstColumn="1" w:firstRow="1" w:lastColumn="0" w:lastRow="0" w:noHBand="0" w:noVBand="1" w:val="04A0"/>
+      </w:tblPr>
+      <w:tblGrid>
+        <w:gridCol w:w="2353"/>
+        <w:gridCol w:w="2353"/>
+        <w:gridCol w:w="2353"/>
+        <w:gridCol w:w="2353"/>
+      </w:tblGrid>
+      <w:tr>
+        <w:trPr>
+          <w:tblHeader/>
+        </w:trPr>
+        <w:tc>
+          <w:tcPr>
+            <w:tcW w:type="dxa" w:w="2494"/>
+            <w:shd w:val="clear" w:fill="E8EDF3"/>
+          </w:tcPr>
+          <w:p>
+            <w:r/>
+            <w:r>
+              <w:rPr>
+                <w:b/>
+                <w:color w:val="1F3654"/>
+                <w:sz w:val="16"/>
+              </w:rPr>
+              <w:t>Indicator</w:t>
+            </w:r>
+          </w:p>
+        </w:tc>
+        <w:tc>
+          <w:tcPr>
+            <w:tcW w:type="dxa" w:w="1814"/>
+            <w:shd w:val="clear" w:fill="E8EDF3"/>
+          </w:tcPr>
+          <w:p>
+            <w:r/>
+            <w:r>
+              <w:rPr>
+                <w:b/>
+                <w:color w:val="1F3654"/>
+                <w:sz w:val="16"/>
+              </w:rPr>
+              <w:t>Target</w:t>
+            </w:r>
+          </w:p>
+        </w:tc>
+        <w:tc>
+          <w:tcPr>
+            <w:tcW w:type="dxa" w:w="3402"/>
+            <w:shd w:val="clear" w:fill="E8EDF3"/>
+          </w:tcPr>
+          <w:p>
+            <w:r/>
+            <w:r>
+              <w:rPr>
+                <w:b/>
+                <w:color w:val="1F3654"/>
+                <w:sz w:val="16"/>
+              </w:rPr>
+              <w:t>Measured</w:t>
+            </w:r>
+          </w:p>
+        </w:tc>
+        <w:tc>
+          <w:tcPr>
+            <w:tcW w:type="dxa" w:w="1701"/>
+            <w:shd w:val="clear" w:fill="E8EDF3"/>
+          </w:tcPr>
+          <w:p>
+            <w:r/>
+            <w:r>
+              <w:rPr>
+                <w:b/>
+                <w:color w:val="1F3654"/>
+                <w:sz w:val="16"/>
+              </w:rPr>
+              <w:t>Reported</w:t>
+            </w:r>
+          </w:p>
+        </w:tc>
+      </w:tr>
+      <w:tr>
+        <w:tc>
+          <w:tcPr>
+            <w:tcW w:type="dxa" w:w="2494"/>
+          </w:tcPr>
+          <w:p>
+            <w:pPr>
+              <w:spacing w:after="40"/>
+            </w:pPr>
+            <w:r>
+              <w:rPr>
+                <w:sz w:val="16"/>
+              </w:rPr>
+            </w:r>
+            <w:r>
+              <w:rPr>
+                <w:b w:val="0"/>
+                <w:sz w:val="16"/>
+              </w:rPr>
+              <w:t>Container naming compliance</w:t>
+            </w:r>
+          </w:p>
+        </w:tc>
+        <w:tc>
+          <w:tcPr>
+            <w:tcW w:type="dxa" w:w="1814"/>
+          </w:tcPr>
+          <w:p>
+            <w:pPr>
+              <w:spacing w:after="40"/>
+            </w:pPr>
+            <w:r>
+              <w:rPr>
+                <w:sz w:val="16"/>
+              </w:rPr>
+            </w:r>
+            <w:r>
+              <w:rPr>
+                <w:b w:val="0"/>
+                <w:sz w:val="16"/>
+              </w:rPr>
+              <w:t>100%</w:t>
+            </w:r>
+          </w:p>
+        </w:tc>
+        <w:tc>
+          <w:tcPr>
+            <w:tcW w:type="dxa" w:w="3402"/>
+          </w:tcPr>
+          <w:p>
+            <w:pPr>
+              <w:spacing w:after="40"/>
+            </w:pPr>
+            <w:r>
+              <w:rPr>
+                <w:sz w:val="16"/>
+              </w:rPr>
+            </w:r>
+            <w:r>
+              <w:rPr>
+                <w:b w:val="0"/>
+                <w:sz w:val="16"/>
+              </w:rPr>
+              <w:t>Automated check over every container shared in the period</w:t>
+            </w:r>
+          </w:p>
+        </w:tc>
+        <w:tc>
+          <w:tcPr>
+            <w:tcW w:type="dxa" w:w="1701"/>
+          </w:tcPr>
+          <w:p>
+            <w:pPr>
+              <w:spacing w:after="40"/>
+            </w:pPr>
+            <w:r>
+              <w:rPr>
+                <w:sz w:val="16"/>
+              </w:rPr>
+            </w:r>
+            <w:r>
+              <w:rPr>
+                <w:b w:val="0"/>
+                <w:sz w:val="16"/>
+              </w:rPr>
+              <w:t>Monthly</w:t>
+            </w:r>
+          </w:p>
+        </w:tc>
+      </w:tr>
+      <w:tr>
+        <w:tc>
+          <w:tcPr>
+            <w:tcW w:type="dxa" w:w="2494"/>
+          </w:tcPr>
+          <w:p>
+            <w:pPr>
+              <w:spacing w:after="40"/>
+            </w:pPr>
+            <w:r>
+              <w:rPr>
+                <w:sz w:val="16"/>
+              </w:rPr>
+            </w:r>
+            <w:r>
+              <w:rPr>
+                <w:b w:val="0"/>
+                <w:sz w:val="16"/>
+              </w:rPr>
+              <w:t>Tag and data completeness</w:t>
+            </w:r>
+          </w:p>
+        </w:tc>
+        <w:tc>
+          <w:tcPr>
+            <w:tcW w:type="dxa" w:w="1814"/>
+          </w:tcPr>
+          <w:p>
+            <w:pPr>
+              <w:spacing w:after="40"/>
+            </w:pPr>
+            <w:r>
+              <w:rPr>
+                <w:sz w:val="16"/>
+              </w:rPr>
+            </w:r>
+            <w:r>
+              <w:rPr>
+                <w:b w:val="0"/>
+                <w:sz w:val="16"/>
+              </w:rPr>
+              <w:t>95% or above</w:t>
+            </w:r>
+          </w:p>
+        </w:tc>
+        <w:tc>
+          <w:tcPr>
+            <w:tcW w:type="dxa" w:w="3402"/>
+          </w:tcPr>
+          <w:p>
+            <w:pPr>
+              <w:spacing w:after="40"/>
+            </w:pPr>
+            <w:r>
+              <w:rPr>
+                <w:sz w:val="16"/>
+              </w:rPr>
+            </w:r>
+            <w:r>
+              <w:rPr>
+                <w:b w:val="0"/>
+                <w:sz w:val="16"/>
+              </w:rPr>
+              <w:t>Automated audit over all modelled elements in scope, by discipline</w:t>
+            </w:r>
+          </w:p>
+        </w:tc>
+        <w:tc>
+          <w:tcPr>
+            <w:tcW w:type="dxa" w:w="1701"/>
+          </w:tcPr>
+          <w:p>
+            <w:pPr>
+              <w:spacing w:after="40"/>
+            </w:pPr>
+            <w:r>
+              <w:rPr>
+                <w:sz w:val="16"/>
+              </w:rPr>
+            </w:r>
+            <w:r>
+              <w:rPr>
+                <w:b w:val="0"/>
+                <w:sz w:val="16"/>
+              </w:rPr>
+              <w:t>Monthly</w:t>
+            </w:r>
+          </w:p>
+        </w:tc>
+      </w:tr>
+      <w:tr>
+        <w:tc>
+          <w:tcPr>
+            <w:tcW w:type="dxa" w:w="2494"/>
+          </w:tcPr>
+          <w:p>
+            <w:pPr>
+              <w:spacing w:after="40"/>
+            </w:pPr>
+            <w:r>
+              <w:rPr>
+                <w:sz w:val="16"/>
+              </w:rPr>
+            </w:r>
+            <w:r>
+              <w:rPr>
+                <w:b w:val="0"/>
+                <w:sz w:val="16"/>
+              </w:rPr>
+              <w:t>Unresolved high-priority clashes</w:t>
+            </w:r>
+          </w:p>
+        </w:tc>
+        <w:tc>
+          <w:tcPr>
+            <w:tcW w:type="dxa" w:w="1814"/>
+          </w:tcPr>
+          <w:p>
+            <w:pPr>
+              <w:spacing w:after="40"/>
+            </w:pPr>
+            <w:r>
+              <w:rPr>
+                <w:sz w:val="16"/>
+              </w:rPr>
+            </w:r>
+            <w:r>
+              <w:rPr>
+                <w:b w:val="0"/>
+                <w:sz w:val="16"/>
+              </w:rPr>
+              <w:t>0 at each data drop</w:t>
+            </w:r>
+          </w:p>
+        </w:tc>
+        <w:tc>
+          <w:tcPr>
+            <w:tcW w:type="dxa" w:w="3402"/>
+          </w:tcPr>
+          <w:p>
+            <w:pPr>
+              <w:spacing w:after="40"/>
+            </w:pPr>
+            <w:r>
+              <w:rPr>
+                <w:sz w:val="16"/>
+              </w:rPr>
+            </w:r>
+            <w:r>
+              <w:rPr>
+                <w:b w:val="0"/>
+                <w:sz w:val="16"/>
+              </w:rPr>
+              <w:t>Clash detection over the federated model</w:t>
+            </w:r>
+          </w:p>
+        </w:tc>
+        <w:tc>
+          <w:tcPr>
+            <w:tcW w:type="dxa" w:w="1701"/>
+          </w:tcPr>
+          <w:p>
+            <w:pPr>
+              <w:spacing w:after="40"/>
+            </w:pPr>
+            <w:r>
+              <w:rPr>
+                <w:sz w:val="16"/>
+              </w:rPr>
+            </w:r>
+            <w:r>
+              <w:rPr>
+                <w:b w:val="0"/>
+                <w:sz w:val="16"/>
+              </w:rPr>
+              <w:t>Each cycle</w:t>
+            </w:r>
+          </w:p>
+        </w:tc>
+      </w:tr>
+      <w:tr>
+        <w:tc>
+          <w:tcPr>
+            <w:tcW w:type="dxa" w:w="2494"/>
+          </w:tcPr>
+          <w:p>
+            <w:pPr>
+              <w:spacing w:after="40"/>
+            </w:pPr>
+            <w:r>
+              <w:rPr>
+                <w:sz w:val="16"/>
+              </w:rPr>
+            </w:r>
+            <w:r>
+              <w:rPr>
+                <w:b w:val="0"/>
+                <w:sz w:val="16"/>
+              </w:rPr>
+              <w:t>Shares meeting the deadline</w:t>
+            </w:r>
+          </w:p>
+        </w:tc>
+        <w:tc>
+          <w:tcPr>
+            <w:tcW w:type="dxa" w:w="1814"/>
+          </w:tcPr>
+          <w:p>
+            <w:pPr>
+              <w:spacing w:after="40"/>
+            </w:pPr>
+            <w:r>
+              <w:rPr>
+                <w:sz w:val="16"/>
+              </w:rPr>
+            </w:r>
+            <w:r>
+              <w:rPr>
+                <w:b w:val="0"/>
+                <w:sz w:val="16"/>
+              </w:rPr>
+              <w:t>100%</w:t>
+            </w:r>
+          </w:p>
+        </w:tc>
+        <w:tc>
+          <w:tcPr>
+            <w:tcW w:type="dxa" w:w="3402"/>
+          </w:tcPr>
+          <w:p>
+            <w:pPr>
+              <w:spacing w:after="40"/>
+            </w:pPr>
+            <w:r>
+              <w:rPr>
+                <w:sz w:val="16"/>
+              </w:rPr>
+            </w:r>
+            <w:r>
+              <w:rPr>
+                <w:b w:val="0"/>
+                <w:sz w:val="16"/>
+              </w:rPr>
+              <w:t>Count of task teams sharing by Tuesday 16:00, against those due</w:t>
+            </w:r>
+          </w:p>
+        </w:tc>
+        <w:tc>
+          <w:tcPr>
+            <w:tcW w:type="dxa" w:w="1701"/>
+          </w:tcPr>
+          <w:p>
+            <w:pPr>
+              <w:spacing w:after="40"/>
+            </w:pPr>
+            <w:r>
+              <w:rPr>
+                <w:sz w:val="16"/>
+              </w:rPr>
+            </w:r>
+            <w:r>
+              <w:rPr>
+                <w:b w:val="0"/>
+                <w:sz w:val="16"/>
+              </w:rPr>
+              <w:t>Each cycle</w:t>
+            </w:r>
+          </w:p>
+        </w:tc>
+      </w:tr>
+      <w:tr>
+        <w:tc>
+          <w:tcPr>
+            <w:tcW w:type="dxa" w:w="2494"/>
+          </w:tcPr>
+          <w:p>
+            <w:pPr>
+              <w:spacing w:after="40"/>
+            </w:pPr>
+            <w:r>
+              <w:rPr>
+                <w:sz w:val="16"/>
+              </w:rPr>
+            </w:r>
+            <w:r>
+              <w:rPr>
+                <w:b w:val="0"/>
+                <w:sz w:val="16"/>
+              </w:rPr>
+              <w:t>Issues closed within the agreed date</w:t>
+            </w:r>
+          </w:p>
+        </w:tc>
+        <w:tc>
+          <w:tcPr>
+            <w:tcW w:type="dxa" w:w="1814"/>
+          </w:tcPr>
+          <w:p>
+            <w:pPr>
+              <w:spacing w:after="40"/>
+            </w:pPr>
+            <w:r>
+              <w:rPr>
+                <w:sz w:val="16"/>
+              </w:rPr>
+            </w:r>
+            <w:r>
+              <w:rPr>
+                <w:b w:val="0"/>
+                <w:sz w:val="16"/>
+              </w:rPr>
+              <w:t>90% or above</w:t>
+            </w:r>
+          </w:p>
+        </w:tc>
+        <w:tc>
+          <w:tcPr>
+            <w:tcW w:type="dxa" w:w="3402"/>
+          </w:tcPr>
+          <w:p>
+            <w:pPr>
+              <w:spacing w:after="40"/>
+            </w:pPr>
+            <w:r>
+              <w:rPr>
+                <w:sz w:val="16"/>
+              </w:rPr>
+            </w:r>
+            <w:r>
+              <w:rPr>
+                <w:b w:val="0"/>
+                <w:sz w:val="16"/>
+              </w:rPr>
+              <w:t>Coordination issue log</w:t>
+            </w:r>
+          </w:p>
+        </w:tc>
+        <w:tc>
+          <w:tcPr>
+            <w:tcW w:type="dxa" w:w="1701"/>
+          </w:tcPr>
+          <w:p>
+            <w:pPr>
+              <w:spacing w:after="40"/>
+            </w:pPr>
+            <w:r>
+              <w:rPr>
+                <w:sz w:val="16"/>
+              </w:rPr>
+            </w:r>
+            <w:r>
+              <w:rPr>
+                <w:b w:val="0"/>
+                <w:sz w:val="16"/>
+              </w:rPr>
+              <w:t>Each cycle</w:t>
+            </w:r>
+          </w:p>
+        </w:tc>
+      </w:tr>
+      <w:tr>
+        <w:tc>
+          <w:tcPr>
+            <w:tcW w:type="dxa" w:w="2494"/>
+          </w:tcPr>
+          <w:p>
+            <w:pPr>
+              <w:spacing w:after="40"/>
+            </w:pPr>
+            <w:r>
+              <w:rPr>
+                <w:sz w:val="16"/>
+              </w:rPr>
+            </w:r>
+            <w:r>
+              <w:rPr>
+                <w:b w:val="0"/>
+                <w:sz w:val="16"/>
+              </w:rPr>
+              <w:t>Model health within thresholds</w:t>
+            </w:r>
+          </w:p>
+        </w:tc>
+        <w:tc>
+          <w:tcPr>
+            <w:tcW w:type="dxa" w:w="1814"/>
+          </w:tcPr>
+          <w:p>
+            <w:pPr>
+              <w:spacing w:after="40"/>
+            </w:pPr>
+            <w:r>
+              <w:rPr>
+                <w:sz w:val="16"/>
+              </w:rPr>
+            </w:r>
+            <w:r>
+              <w:rPr>
+                <w:b w:val="0"/>
+                <w:sz w:val="16"/>
+              </w:rPr>
+              <w:t>All models</w:t>
+            </w:r>
+          </w:p>
+        </w:tc>
+        <w:tc>
+          <w:tcPr>
+            <w:tcW w:type="dxa" w:w="3402"/>
+          </w:tcPr>
+          <w:p>
+            <w:pPr>
+              <w:spacing w:after="40"/>
+            </w:pPr>
+            <w:r>
+              <w:rPr>
+                <w:sz w:val="16"/>
+              </w:rPr>
+            </w:r>
+            <w:r>
+              <w:rPr>
+                <w:b w:val="0"/>
+                <w:sz w:val="16"/>
+              </w:rPr>
+              <w:t>File size, warning count and unplaced elements against Section 10.2</w:t>
+            </w:r>
+          </w:p>
+        </w:tc>
+        <w:tc>
+          <w:tcPr>
+            <w:tcW w:type="dxa" w:w="1701"/>
+          </w:tcPr>
+          <w:p>
+            <w:pPr>
+              <w:spacing w:after="40"/>
+            </w:pPr>
+            <w:r>
+              <w:rPr>
+                <w:sz w:val="16"/>
+              </w:rPr>
+            </w:r>
+            <w:r>
+              <w:rPr>
+                <w:b w:val="0"/>
+                <w:sz w:val="16"/>
+              </w:rPr>
+              <w:t>Monthly</w:t>
+            </w:r>
+          </w:p>
+        </w:tc>
+      </w:tr>
+      <w:tr>
+        <w:tc>
+          <w:tcPr>
+            <w:tcW w:type="dxa" w:w="2494"/>
+          </w:tcPr>
+          <w:p>
+            <w:pPr>
+              <w:spacing w:after="40"/>
+            </w:pPr>
+            <w:r>
+              <w:rPr>
+                <w:sz w:val="16"/>
+              </w:rPr>
+            </w:r>
+            <w:r>
+              <w:rPr>
+                <w:b w:val="0"/>
+                <w:sz w:val="16"/>
+              </w:rPr>
+              <w:t>Level of information need met</w:t>
+            </w:r>
+          </w:p>
+        </w:tc>
+        <w:tc>
+          <w:tcPr>
+            <w:tcW w:type="dxa" w:w="1814"/>
+          </w:tcPr>
+          <w:p>
+            <w:pPr>
+              <w:spacing w:after="40"/>
+            </w:pPr>
+            <w:r>
+              <w:rPr>
+                <w:sz w:val="16"/>
+              </w:rPr>
+            </w:r>
+            <w:r>
+              <w:rPr>
+                <w:b w:val="0"/>
+                <w:sz w:val="16"/>
+              </w:rPr>
+              <w:t>100% at each gate</w:t>
+            </w:r>
+          </w:p>
+        </w:tc>
+        <w:tc>
+          <w:tcPr>
+            <w:tcW w:type="dxa" w:w="3402"/>
+          </w:tcPr>
+          <w:p>
+            <w:pPr>
+              <w:spacing w:after="40"/>
+            </w:pPr>
+            <w:r>
+              <w:rPr>
+                <w:sz w:val="16"/>
+              </w:rPr>
+            </w:r>
+            <w:r>
+              <w:rPr>
+                <w:b w:val="0"/>
+                <w:sz w:val="16"/>
+              </w:rPr>
+              <w:t>Automated audit against the milestone, reported with the categories not in scope</w:t>
+            </w:r>
+          </w:p>
+        </w:tc>
+        <w:tc>
+          <w:tcPr>
+            <w:tcW w:type="dxa" w:w="1701"/>
+          </w:tcPr>
+          <w:p>
+            <w:pPr>
+              <w:spacing w:after="40"/>
+            </w:pPr>
+            <w:r>
+              <w:rPr>
+                <w:sz w:val="16"/>
+              </w:rPr>
+            </w:r>
+            <w:r>
+              <w:rPr>
+                <w:b w:val="0"/>
+                <w:sz w:val="16"/>
+              </w:rPr>
+              <w:t>At each gate</w:t>
+            </w:r>
+          </w:p>
+        </w:tc>
+      </w:tr>
+      <w:tr>
+        <w:tc>
+          <w:tcPr>
+            <w:tcW w:type="dxa" w:w="2494"/>
+          </w:tcPr>
+          <w:p>
+            <w:pPr>
+              <w:spacing w:after="40"/>
+            </w:pPr>
+            <w:r>
+              <w:rPr>
+                <w:sz w:val="16"/>
+              </w:rPr>
+            </w:r>
+            <w:r>
+              <w:rPr>
+                <w:b w:val="0"/>
+                <w:sz w:val="16"/>
+              </w:rPr>
+              <w:t>Asset data completeness</w:t>
+            </w:r>
+          </w:p>
+        </w:tc>
+        <w:tc>
+          <w:tcPr>
+            <w:tcW w:type="dxa" w:w="1814"/>
+          </w:tcPr>
+          <w:p>
+            <w:pPr>
+              <w:spacing w:after="40"/>
+            </w:pPr>
+            <w:r>
+              <w:rPr>
+                <w:sz w:val="16"/>
+              </w:rPr>
+            </w:r>
+            <w:r>
+              <w:rPr>
+                <w:b w:val="0"/>
+                <w:sz w:val="16"/>
+              </w:rPr>
+              <w:t>95% or above by tier at Deliverable D</w:t>
+            </w:r>
+          </w:p>
+        </w:tc>
+        <w:tc>
+          <w:tcPr>
+            <w:tcW w:type="dxa" w:w="3402"/>
+          </w:tcPr>
+          <w:p>
+            <w:pPr>
+              <w:spacing w:after="40"/>
+            </w:pPr>
+            <w:r>
+              <w:rPr>
+                <w:sz w:val="16"/>
+              </w:rPr>
+            </w:r>
+            <w:r>
+              <w:rPr>
+                <w:b w:val="0"/>
+                <w:sz w:val="16"/>
+              </w:rPr>
+              <w:t>Count of required fields populated, by tier and volume</w:t>
+            </w:r>
+          </w:p>
+        </w:tc>
+        <w:tc>
+          <w:tcPr>
+            <w:tcW w:type="dxa" w:w="1701"/>
+          </w:tcPr>
+          <w:p>
+            <w:pPr>
+              <w:spacing w:after="40"/>
+            </w:pPr>
+            <w:r>
+              <w:rPr>
+                <w:sz w:val="16"/>
+              </w:rPr>
+            </w:r>
+            <w:r>
+              <w:rPr>
+                <w:b w:val="0"/>
+                <w:sz w:val="16"/>
+              </w:rPr>
+              <w:t>Monthly from Stage 3.1</w:t>
+            </w:r>
+          </w:p>
+        </w:tc>
+      </w:tr>
+      <w:tr>
+        <w:tc>
+          <w:tcPr>
+            <w:tcW w:type="dxa" w:w="2494"/>
+          </w:tcPr>
+          <w:p>
+            <w:pPr>
+              <w:spacing w:after="40"/>
+            </w:pPr>
+            <w:r>
+              <w:rPr>
+                <w:sz w:val="16"/>
+              </w:rPr>
+            </w:r>
+            <w:r>
+              <w:rPr>
+                <w:b w:val="0"/>
+                <w:sz w:val="16"/>
+              </w:rPr>
+              <w:t>Deliverables issued on the planned date</w:t>
+            </w:r>
+          </w:p>
+        </w:tc>
+        <w:tc>
+          <w:tcPr>
+            <w:tcW w:type="dxa" w:w="1814"/>
+          </w:tcPr>
+          <w:p>
+            <w:pPr>
+              <w:spacing w:after="40"/>
+            </w:pPr>
+            <w:r>
+              <w:rPr>
+                <w:sz w:val="16"/>
+              </w:rPr>
+            </w:r>
+            <w:r>
+              <w:rPr>
+                <w:b w:val="0"/>
+                <w:sz w:val="16"/>
+              </w:rPr>
+              <w:t>95% or above</w:t>
+            </w:r>
+          </w:p>
+        </w:tc>
+        <w:tc>
+          <w:tcPr>
+            <w:tcW w:type="dxa" w:w="3402"/>
+          </w:tcPr>
+          <w:p>
+            <w:pPr>
+              <w:spacing w:after="40"/>
+            </w:pPr>
+            <w:r>
+              <w:rPr>
+                <w:sz w:val="16"/>
+              </w:rPr>
+            </w:r>
+            <w:r>
+              <w:rPr>
+                <w:b w:val="0"/>
+                <w:sz w:val="16"/>
+              </w:rPr>
+              <w:t>Master Information Delivery Plan, planned against actual</w:t>
+            </w:r>
+          </w:p>
+        </w:tc>
+        <w:tc>
+          <w:tcPr>
+            <w:tcW w:type="dxa" w:w="1701"/>
+          </w:tcPr>
+          <w:p>
+            <w:pPr>
+              <w:spacing w:after="40"/>
+            </w:pPr>
+            <w:r>
+              <w:rPr>
+                <w:sz w:val="16"/>
+              </w:rPr>
+            </w:r>
+            <w:r>
+              <w:rPr>
+                <w:b w:val="0"/>
+                <w:sz w:val="16"/>
+              </w:rPr>
+              <w:t>Monthly</w:t>
+            </w:r>
+          </w:p>
+        </w:tc>
+      </w:tr>
+    </w:tbl>
+    <w:p>
+      <w:pPr>
+        <w:spacing w:after="40"/>
+      </w:pPr>
+    </w:p>
+    <w:tbl>
+      <w:tblPr>
+        <w:tblW w:type="auto" w:w="0"/>
+        <w:jc w:val="left"/>
+        <w:tblLook w:firstColumn="1" w:firstRow="1" w:lastColumn="0" w:lastRow="0" w:noHBand="0" w:noVBand="1" w:val="04A0"/>
+      </w:tblPr>
+      <w:tblGrid>
+        <w:gridCol w:w="9412"/>
+      </w:tblGrid>
+      <w:tr>
+        <w:tc>
+          <w:tcPr>
+            <w:tcW w:type="dxa" w:w="9412"/>
+            <w:shd w:val="clear" w:fill="F4F6F9"/>
+            <w:tcMar>
+              <w:top w:w="100" w:type="dxa"/>
+              <w:start w:w="140" w:type="dxa"/>
+              <w:bottom w:w="100" w:type="dxa"/>
+              <w:end w:w="140" w:type="dxa"/>
+            </w:tcMar>
+          </w:tcPr>
+          <w:p>
+            <w:r>
+              <w:rPr>
+                <w:b/>
+                <w:color w:val="1F3654"/>
+                <w:sz w:val="17"/>
+              </w:rPr>
+              <w:t>READING A PERCENTAGE</w:t>
+            </w:r>
+          </w:p>
+          <w:p>
+            <w:r>
+              <w:rPr>
+                <w:b w:val="0"/>
+                <w:sz w:val="19"/>
+              </w:rPr>
+              <w:t>A percentage without its scope is not a measurement. Every automated audit on this project reports the categories it did not scan alongside the result, and the two are read together. An empty scope reports as complete and is not.</w:t>
+            </w:r>
+          </w:p>
+        </w:tc>
+      </w:tr>
+    </w:tbl>
+    <w:p>
+      <w:pPr>
+        <w:spacing w:after="40"/>
+      </w:pPr>
+    </w:p>
+    <w:p>
       <w:r>
         <w:br w:type="page"/>
       </w:r>
@@ -37419,6 +40749,757 @@
       </w:pPr>
     </w:p>
     <w:p>
+      <w:pPr>
+        <w:pStyle w:val="Heading2"/>
+      </w:pPr>
+      <w:r>
+        <w:t>15.5  Document reference register</w:t>
+      </w:r>
+    </w:p>
+    <w:p>
+      <w:r>
+        <w:rPr>
+          <w:b w:val="0"/>
+          <w:i w:val="0"/>
+        </w:rPr>
+        <w:t>The reference each document in the mobilisation set carries. Earlier drafts allocated these inconsistently — the same reference was used for two documents, and one document carried two references across drafts — which makes a transmittal ambiguous about what it transmitted.</w:t>
+      </w:r>
+    </w:p>
+    <w:tbl>
+      <w:tblPr>
+        <w:tblStyle w:val="TableGrid"/>
+        <w:tblW w:type="auto" w:w="0"/>
+        <w:jc w:val="left"/>
+        <w:tblLook w:firstColumn="1" w:firstRow="1" w:lastColumn="0" w:lastRow="0" w:noHBand="0" w:noVBand="1" w:val="04A0"/>
+      </w:tblPr>
+      <w:tblGrid>
+        <w:gridCol w:w="3137"/>
+        <w:gridCol w:w="3137"/>
+        <w:gridCol w:w="3137"/>
+      </w:tblGrid>
+      <w:tr>
+        <w:trPr>
+          <w:tblHeader/>
+        </w:trPr>
+        <w:tc>
+          <w:tcPr>
+            <w:tcW w:type="dxa" w:w="3402"/>
+            <w:shd w:val="clear" w:fill="E8EDF3"/>
+          </w:tcPr>
+          <w:p>
+            <w:r/>
+            <w:r>
+              <w:rPr>
+                <w:b/>
+                <w:color w:val="1F3654"/>
+                <w:sz w:val="17"/>
+              </w:rPr>
+              <w:t>Document</w:t>
+            </w:r>
+          </w:p>
+        </w:tc>
+        <w:tc>
+          <w:tcPr>
+            <w:tcW w:type="dxa" w:w="3742"/>
+            <w:shd w:val="clear" w:fill="E8EDF3"/>
+          </w:tcPr>
+          <w:p>
+            <w:r/>
+            <w:r>
+              <w:rPr>
+                <w:b/>
+                <w:color w:val="1F3654"/>
+                <w:sz w:val="17"/>
+              </w:rPr>
+              <w:t>Reference</w:t>
+            </w:r>
+          </w:p>
+        </w:tc>
+        <w:tc>
+          <w:tcPr>
+            <w:tcW w:type="dxa" w:w="2268"/>
+            <w:shd w:val="clear" w:fill="E8EDF3"/>
+          </w:tcPr>
+          <w:p>
+            <w:r/>
+            <w:r>
+              <w:rPr>
+                <w:b/>
+                <w:color w:val="1F3654"/>
+                <w:sz w:val="17"/>
+              </w:rPr>
+              <w:t>Issued as</w:t>
+            </w:r>
+          </w:p>
+        </w:tc>
+      </w:tr>
+      <w:tr>
+        <w:tc>
+          <w:tcPr>
+            <w:tcW w:type="dxa" w:w="3402"/>
+          </w:tcPr>
+          <w:p>
+            <w:pPr>
+              <w:spacing w:after="40"/>
+            </w:pPr>
+            <w:r>
+              <w:rPr>
+                <w:sz w:val="17"/>
+              </w:rPr>
+            </w:r>
+            <w:r>
+              <w:rPr>
+                <w:b w:val="0"/>
+                <w:sz w:val="17"/>
+              </w:rPr>
+              <w:t>BIM Execution Plan (this document)</w:t>
+            </w:r>
+          </w:p>
+        </w:tc>
+        <w:tc>
+          <w:tcPr>
+            <w:tcW w:type="dxa" w:w="3742"/>
+          </w:tcPr>
+          <w:p>
+            <w:pPr>
+              <w:spacing w:after="40"/>
+            </w:pPr>
+            <w:r>
+              <w:rPr>
+                <w:sz w:val="17"/>
+              </w:rPr>
+            </w:r>
+            <w:r>
+              <w:rPr>
+                <w:b w:val="0"/>
+                <w:sz w:val="17"/>
+              </w:rPr>
+              <w:t>KUT-SMB-ZZ-ZZ-RP-Z-0001</w:t>
+            </w:r>
+          </w:p>
+        </w:tc>
+        <w:tc>
+          <w:tcPr>
+            <w:tcW w:type="dxa" w:w="2268"/>
+          </w:tcPr>
+          <w:p>
+            <w:pPr>
+              <w:spacing w:after="40"/>
+            </w:pPr>
+            <w:r>
+              <w:rPr>
+                <w:sz w:val="17"/>
+              </w:rPr>
+            </w:r>
+            <w:r>
+              <w:rPr>
+                <w:b w:val="0"/>
+                <w:sz w:val="17"/>
+              </w:rPr>
+              <w:t>A1</w:t>
+            </w:r>
+          </w:p>
+        </w:tc>
+      </w:tr>
+      <w:tr>
+        <w:tc>
+          <w:tcPr>
+            <w:tcW w:type="dxa" w:w="3402"/>
+          </w:tcPr>
+          <w:p>
+            <w:pPr>
+              <w:spacing w:after="40"/>
+            </w:pPr>
+            <w:r>
+              <w:rPr>
+                <w:sz w:val="17"/>
+              </w:rPr>
+            </w:r>
+            <w:r>
+              <w:rPr>
+                <w:b w:val="0"/>
+                <w:sz w:val="17"/>
+              </w:rPr>
+              <w:t>Project Delivery Playbook</w:t>
+            </w:r>
+          </w:p>
+        </w:tc>
+        <w:tc>
+          <w:tcPr>
+            <w:tcW w:type="dxa" w:w="3742"/>
+          </w:tcPr>
+          <w:p>
+            <w:pPr>
+              <w:spacing w:after="40"/>
+            </w:pPr>
+            <w:r>
+              <w:rPr>
+                <w:sz w:val="17"/>
+              </w:rPr>
+            </w:r>
+            <w:r>
+              <w:rPr>
+                <w:b w:val="0"/>
+                <w:sz w:val="17"/>
+              </w:rPr>
+              <w:t>KUT-SMB-ZZ-ZZ-RP-Z-0002</w:t>
+            </w:r>
+          </w:p>
+        </w:tc>
+        <w:tc>
+          <w:tcPr>
+            <w:tcW w:type="dxa" w:w="2268"/>
+          </w:tcPr>
+          <w:p>
+            <w:pPr>
+              <w:spacing w:after="40"/>
+            </w:pPr>
+            <w:r>
+              <w:rPr>
+                <w:sz w:val="17"/>
+              </w:rPr>
+            </w:r>
+            <w:r>
+              <w:rPr>
+                <w:b w:val="0"/>
+                <w:sz w:val="17"/>
+              </w:rPr>
+              <w:t>A1</w:t>
+            </w:r>
+          </w:p>
+        </w:tc>
+      </w:tr>
+      <w:tr>
+        <w:tc>
+          <w:tcPr>
+            <w:tcW w:type="dxa" w:w="3402"/>
+          </w:tcPr>
+          <w:p>
+            <w:pPr>
+              <w:spacing w:after="40"/>
+            </w:pPr>
+            <w:r>
+              <w:rPr>
+                <w:sz w:val="17"/>
+              </w:rPr>
+            </w:r>
+            <w:r>
+              <w:rPr>
+                <w:b w:val="0"/>
+                <w:sz w:val="17"/>
+              </w:rPr>
+              <w:t>Document Control Standard</w:t>
+            </w:r>
+          </w:p>
+        </w:tc>
+        <w:tc>
+          <w:tcPr>
+            <w:tcW w:type="dxa" w:w="3742"/>
+          </w:tcPr>
+          <w:p>
+            <w:pPr>
+              <w:spacing w:after="40"/>
+            </w:pPr>
+            <w:r>
+              <w:rPr>
+                <w:sz w:val="17"/>
+              </w:rPr>
+            </w:r>
+            <w:r>
+              <w:rPr>
+                <w:b w:val="0"/>
+                <w:sz w:val="17"/>
+              </w:rPr>
+              <w:t>KUT-SMB-ZZ-ZZ-RP-Z-0003</w:t>
+            </w:r>
+          </w:p>
+        </w:tc>
+        <w:tc>
+          <w:tcPr>
+            <w:tcW w:type="dxa" w:w="2268"/>
+          </w:tcPr>
+          <w:p>
+            <w:pPr>
+              <w:spacing w:after="40"/>
+            </w:pPr>
+            <w:r>
+              <w:rPr>
+                <w:sz w:val="17"/>
+              </w:rPr>
+            </w:r>
+            <w:r>
+              <w:rPr>
+                <w:b w:val="0"/>
+                <w:sz w:val="17"/>
+              </w:rPr>
+              <w:t>A1</w:t>
+            </w:r>
+          </w:p>
+        </w:tc>
+      </w:tr>
+      <w:tr>
+        <w:tc>
+          <w:tcPr>
+            <w:tcW w:type="dxa" w:w="3402"/>
+          </w:tcPr>
+          <w:p>
+            <w:pPr>
+              <w:spacing w:after="40"/>
+            </w:pPr>
+            <w:r>
+              <w:rPr>
+                <w:sz w:val="17"/>
+              </w:rPr>
+            </w:r>
+            <w:r>
+              <w:rPr>
+                <w:b w:val="0"/>
+                <w:sz w:val="17"/>
+              </w:rPr>
+              <w:t>Standards localisation note</w:t>
+            </w:r>
+          </w:p>
+        </w:tc>
+        <w:tc>
+          <w:tcPr>
+            <w:tcW w:type="dxa" w:w="3742"/>
+          </w:tcPr>
+          <w:p>
+            <w:pPr>
+              <w:spacing w:after="40"/>
+            </w:pPr>
+            <w:r>
+              <w:rPr>
+                <w:sz w:val="17"/>
+              </w:rPr>
+            </w:r>
+            <w:r>
+              <w:rPr>
+                <w:b w:val="0"/>
+                <w:sz w:val="17"/>
+              </w:rPr>
+              <w:t>KUT-SMB-ZZ-ZZ-RP-Z-0005</w:t>
+            </w:r>
+          </w:p>
+        </w:tc>
+        <w:tc>
+          <w:tcPr>
+            <w:tcW w:type="dxa" w:w="2268"/>
+          </w:tcPr>
+          <w:p>
+            <w:pPr>
+              <w:spacing w:after="40"/>
+            </w:pPr>
+            <w:r>
+              <w:rPr>
+                <w:sz w:val="17"/>
+              </w:rPr>
+            </w:r>
+            <w:r>
+              <w:rPr>
+                <w:b w:val="0"/>
+                <w:sz w:val="17"/>
+              </w:rPr>
+              <w:t>S3</w:t>
+            </w:r>
+          </w:p>
+        </w:tc>
+      </w:tr>
+      <w:tr>
+        <w:tc>
+          <w:tcPr>
+            <w:tcW w:type="dxa" w:w="3402"/>
+          </w:tcPr>
+          <w:p>
+            <w:pPr>
+              <w:spacing w:after="40"/>
+            </w:pPr>
+            <w:r>
+              <w:rPr>
+                <w:sz w:val="17"/>
+              </w:rPr>
+            </w:r>
+            <w:r>
+              <w:rPr>
+                <w:b w:val="0"/>
+                <w:sz w:val="17"/>
+              </w:rPr>
+              <w:t>Master Information Delivery Plan</w:t>
+            </w:r>
+          </w:p>
+        </w:tc>
+        <w:tc>
+          <w:tcPr>
+            <w:tcW w:type="dxa" w:w="3742"/>
+          </w:tcPr>
+          <w:p>
+            <w:pPr>
+              <w:spacing w:after="40"/>
+            </w:pPr>
+            <w:r>
+              <w:rPr>
+                <w:sz w:val="17"/>
+              </w:rPr>
+            </w:r>
+            <w:r>
+              <w:rPr>
+                <w:b w:val="0"/>
+                <w:sz w:val="17"/>
+              </w:rPr>
+              <w:t>KUT-SMB-ZZ-ZZ-SC-Z-0001</w:t>
+            </w:r>
+          </w:p>
+        </w:tc>
+        <w:tc>
+          <w:tcPr>
+            <w:tcW w:type="dxa" w:w="2268"/>
+          </w:tcPr>
+          <w:p>
+            <w:pPr>
+              <w:spacing w:after="40"/>
+            </w:pPr>
+            <w:r>
+              <w:rPr>
+                <w:sz w:val="17"/>
+              </w:rPr>
+            </w:r>
+            <w:r>
+              <w:rPr>
+                <w:b w:val="0"/>
+                <w:sz w:val="17"/>
+              </w:rPr>
+              <w:t>A1</w:t>
+            </w:r>
+          </w:p>
+        </w:tc>
+      </w:tr>
+      <w:tr>
+        <w:tc>
+          <w:tcPr>
+            <w:tcW w:type="dxa" w:w="3402"/>
+          </w:tcPr>
+          <w:p>
+            <w:pPr>
+              <w:spacing w:after="40"/>
+            </w:pPr>
+            <w:r>
+              <w:rPr>
+                <w:sz w:val="17"/>
+              </w:rPr>
+            </w:r>
+            <w:r>
+              <w:rPr>
+                <w:b w:val="0"/>
+                <w:sz w:val="17"/>
+              </w:rPr>
+              <w:t>Responsibility matrix</w:t>
+            </w:r>
+          </w:p>
+        </w:tc>
+        <w:tc>
+          <w:tcPr>
+            <w:tcW w:type="dxa" w:w="3742"/>
+          </w:tcPr>
+          <w:p>
+            <w:pPr>
+              <w:spacing w:after="40"/>
+            </w:pPr>
+            <w:r>
+              <w:rPr>
+                <w:sz w:val="17"/>
+              </w:rPr>
+            </w:r>
+            <w:r>
+              <w:rPr>
+                <w:b w:val="0"/>
+                <w:sz w:val="17"/>
+              </w:rPr>
+              <w:t>KUT-SMB-ZZ-ZZ-SC-Z-0002</w:t>
+            </w:r>
+          </w:p>
+        </w:tc>
+        <w:tc>
+          <w:tcPr>
+            <w:tcW w:type="dxa" w:w="2268"/>
+          </w:tcPr>
+          <w:p>
+            <w:pPr>
+              <w:spacing w:after="40"/>
+            </w:pPr>
+            <w:r>
+              <w:rPr>
+                <w:sz w:val="17"/>
+              </w:rPr>
+            </w:r>
+            <w:r>
+              <w:rPr>
+                <w:b w:val="0"/>
+                <w:sz w:val="17"/>
+              </w:rPr>
+              <w:t>A1</w:t>
+            </w:r>
+          </w:p>
+        </w:tc>
+      </w:tr>
+      <w:tr>
+        <w:tc>
+          <w:tcPr>
+            <w:tcW w:type="dxa" w:w="3402"/>
+          </w:tcPr>
+          <w:p>
+            <w:pPr>
+              <w:spacing w:after="40"/>
+            </w:pPr>
+            <w:r>
+              <w:rPr>
+                <w:sz w:val="17"/>
+              </w:rPr>
+            </w:r>
+            <w:r>
+              <w:rPr>
+                <w:b w:val="0"/>
+                <w:sz w:val="17"/>
+              </w:rPr>
+              <w:t>Level and grid register</w:t>
+            </w:r>
+          </w:p>
+        </w:tc>
+        <w:tc>
+          <w:tcPr>
+            <w:tcW w:type="dxa" w:w="3742"/>
+          </w:tcPr>
+          <w:p>
+            <w:pPr>
+              <w:spacing w:after="40"/>
+            </w:pPr>
+            <w:r>
+              <w:rPr>
+                <w:sz w:val="17"/>
+              </w:rPr>
+            </w:r>
+            <w:r>
+              <w:rPr>
+                <w:b w:val="0"/>
+                <w:sz w:val="17"/>
+              </w:rPr>
+              <w:t>KUT-SMB-ZZ-ZZ-SC-Z-0003</w:t>
+            </w:r>
+          </w:p>
+        </w:tc>
+        <w:tc>
+          <w:tcPr>
+            <w:tcW w:type="dxa" w:w="2268"/>
+          </w:tcPr>
+          <w:p>
+            <w:pPr>
+              <w:spacing w:after="40"/>
+            </w:pPr>
+            <w:r>
+              <w:rPr>
+                <w:sz w:val="17"/>
+              </w:rPr>
+            </w:r>
+            <w:r>
+              <w:rPr>
+                <w:b w:val="0"/>
+                <w:sz w:val="17"/>
+              </w:rPr>
+              <w:t>A1</w:t>
+            </w:r>
+          </w:p>
+        </w:tc>
+      </w:tr>
+      <w:tr>
+        <w:tc>
+          <w:tcPr>
+            <w:tcW w:type="dxa" w:w="3402"/>
+          </w:tcPr>
+          <w:p>
+            <w:pPr>
+              <w:spacing w:after="40"/>
+            </w:pPr>
+            <w:r>
+              <w:rPr>
+                <w:sz w:val="17"/>
+              </w:rPr>
+            </w:r>
+            <w:r>
+              <w:rPr>
+                <w:b w:val="0"/>
+                <w:sz w:val="17"/>
+              </w:rPr>
+              <w:t>Originator code register</w:t>
+            </w:r>
+          </w:p>
+        </w:tc>
+        <w:tc>
+          <w:tcPr>
+            <w:tcW w:type="dxa" w:w="3742"/>
+          </w:tcPr>
+          <w:p>
+            <w:pPr>
+              <w:spacing w:after="40"/>
+            </w:pPr>
+            <w:r>
+              <w:rPr>
+                <w:sz w:val="17"/>
+              </w:rPr>
+            </w:r>
+            <w:r>
+              <w:rPr>
+                <w:b w:val="0"/>
+                <w:sz w:val="17"/>
+              </w:rPr>
+              <w:t>[FILL — on issue by the Lead Appointed Party]</w:t>
+            </w:r>
+          </w:p>
+        </w:tc>
+        <w:tc>
+          <w:tcPr>
+            <w:tcW w:type="dxa" w:w="2268"/>
+          </w:tcPr>
+          <w:p>
+            <w:pPr>
+              <w:spacing w:after="40"/>
+            </w:pPr>
+            <w:r>
+              <w:rPr>
+                <w:sz w:val="17"/>
+              </w:rPr>
+            </w:r>
+            <w:r>
+              <w:rPr>
+                <w:b w:val="0"/>
+                <w:sz w:val="17"/>
+              </w:rPr>
+              <w:t>A1</w:t>
+            </w:r>
+          </w:p>
+        </w:tc>
+      </w:tr>
+      <w:tr>
+        <w:tc>
+          <w:tcPr>
+            <w:tcW w:type="dxa" w:w="3402"/>
+          </w:tcPr>
+          <w:p>
+            <w:pPr>
+              <w:spacing w:after="40"/>
+            </w:pPr>
+            <w:r>
+              <w:rPr>
+                <w:sz w:val="17"/>
+              </w:rPr>
+            </w:r>
+            <w:r>
+              <w:rPr>
+                <w:b w:val="0"/>
+                <w:sz w:val="17"/>
+              </w:rPr>
+              <w:t>Mobilisation information request</w:t>
+            </w:r>
+          </w:p>
+        </w:tc>
+        <w:tc>
+          <w:tcPr>
+            <w:tcW w:type="dxa" w:w="3742"/>
+          </w:tcPr>
+          <w:p>
+            <w:pPr>
+              <w:spacing w:after="40"/>
+            </w:pPr>
+            <w:r>
+              <w:rPr>
+                <w:sz w:val="17"/>
+              </w:rPr>
+            </w:r>
+            <w:r>
+              <w:rPr>
+                <w:b w:val="0"/>
+                <w:sz w:val="17"/>
+              </w:rPr>
+              <w:t>KUT-SMB-ZZ-ZZ-RP-Z-0004</w:t>
+            </w:r>
+          </w:p>
+        </w:tc>
+        <w:tc>
+          <w:tcPr>
+            <w:tcW w:type="dxa" w:w="2268"/>
+          </w:tcPr>
+          <w:p>
+            <w:pPr>
+              <w:spacing w:after="40"/>
+            </w:pPr>
+            <w:r>
+              <w:rPr>
+                <w:sz w:val="17"/>
+              </w:rPr>
+            </w:r>
+            <w:r>
+              <w:rPr>
+                <w:b w:val="0"/>
+                <w:sz w:val="17"/>
+              </w:rPr>
+              <w:t>S3</w:t>
+            </w:r>
+          </w:p>
+        </w:tc>
+      </w:tr>
+    </w:tbl>
+    <w:p>
+      <w:pPr>
+        <w:spacing w:after="40"/>
+      </w:pPr>
+    </w:p>
+    <w:tbl>
+      <w:tblPr>
+        <w:tblW w:type="auto" w:w="0"/>
+        <w:jc w:val="left"/>
+        <w:tblLook w:firstColumn="1" w:firstRow="1" w:lastColumn="0" w:lastRow="0" w:noHBand="0" w:noVBand="1" w:val="04A0"/>
+      </w:tblPr>
+      <w:tblGrid>
+        <w:gridCol w:w="9412"/>
+      </w:tblGrid>
+      <w:tr>
+        <w:tc>
+          <w:tcPr>
+            <w:tcW w:type="dxa" w:w="9412"/>
+            <w:shd w:val="clear" w:fill="F4F6F9"/>
+            <w:tcMar>
+              <w:top w:w="100" w:type="dxa"/>
+              <w:start w:w="140" w:type="dxa"/>
+              <w:bottom w:w="100" w:type="dxa"/>
+              <w:end w:w="140" w:type="dxa"/>
+            </w:tcMar>
+          </w:tcPr>
+          <w:p>
+            <w:r>
+              <w:rPr>
+                <w:b/>
+                <w:color w:val="1F3654"/>
+                <w:sz w:val="17"/>
+              </w:rPr>
+              <w:t>ALLOCATION</w:t>
+            </w:r>
+          </w:p>
+          <w:p>
+            <w:r>
+              <w:rPr>
+                <w:b w:val="0"/>
+                <w:sz w:val="19"/>
+              </w:rPr>
+              <w:t>A reference is allocated once and never reused, including for a document that is withdrawn or replaced. The Document Control Standard states the rule; this table is the current allocation.</w:t>
+            </w:r>
+          </w:p>
+        </w:tc>
+      </w:tr>
+    </w:tbl>
+    <w:p>
+      <w:pPr>
+        <w:spacing w:after="40"/>
+      </w:pPr>
+    </w:p>
+    <w:p>
       <w:r>
         <w:br w:type="page"/>
       </w:r>
@@ -37884,6 +41965,74 @@
                 <w:sz w:val="17"/>
               </w:rPr>
               <w:t>Project Delivery Playbook (KUT-SMB-ZZ-ZZ-RP-Z-0002)</w:t>
+            </w:r>
+          </w:p>
+        </w:tc>
+        <w:tc>
+          <w:tcPr>
+            <w:tcW w:type="dxa" w:w="2268"/>
+          </w:tcPr>
+          <w:p>
+            <w:pPr>
+              <w:spacing w:after="40"/>
+            </w:pPr>
+            <w:r>
+              <w:rPr>
+                <w:sz w:val="17"/>
+              </w:rPr>
+            </w:r>
+            <w:r>
+              <w:rPr>
+                <w:b w:val="0"/>
+                <w:sz w:val="17"/>
+              </w:rPr>
+              <w:t>Issued separately</w:t>
+            </w:r>
+          </w:p>
+        </w:tc>
+      </w:tr>
+      <w:tr>
+        <w:tc>
+          <w:tcPr>
+            <w:tcW w:type="dxa" w:w="1247"/>
+          </w:tcPr>
+          <w:p>
+            <w:pPr>
+              <w:spacing w:after="40"/>
+            </w:pPr>
+            <w:r>
+              <w:rPr>
+                <w:sz w:val="17"/>
+              </w:rPr>
+            </w:r>
+            <w:r>
+              <w:rPr>
+                <w:b w:val="0"/>
+                <w:sz w:val="17"/>
+              </w:rPr>
+              <w:t>F2</w:t>
+            </w:r>
+          </w:p>
+        </w:tc>
+        <w:tc>
+          <w:tcPr>
+            <w:tcW w:type="dxa" w:w="5896"/>
+          </w:tcPr>
+          <w:p>
+            <w:pPr>
+              <w:spacing w:after="40"/>
+            </w:pPr>
+            <w:r>
+              <w:rPr>
+                <w:sz w:val="17"/>
+              </w:rPr>
+            </w:r>
+            <w:r>
+              <w:rPr>
+                <w:b w:val="0"/>
+                <w:sz w:val="17"/>
+              </w:rPr>
+              <w:t>Document Control Standard (KUT-SMB-ZZ-ZZ-RP-Z-0003)</w:t>
             </w:r>
           </w:p>
         </w:tc>

--- a/KUT_BIM_Execution_Plan.docx
+++ b/KUT_BIM_Execution_Plan.docx
@@ -11975,7 +11975,7 @@
                 <w:b w:val="0"/>
                 <w:sz w:val="17"/>
               </w:rPr>
-              <w:t>M3, M2, DR, SH, SC, SP, RP, CA, RD, MS, PP, CR, TR, BQ</w:t>
+              <w:t>CO, CP, CR, DR, IE, M2, M3, MI, PP, PR, RD, RI, RP, SH, SN, SP, SU, VS</w:t>
             </w:r>
           </w:p>
         </w:tc>
@@ -12043,7 +12043,7 @@
                 <w:b w:val="0"/>
                 <w:sz w:val="17"/>
               </w:rPr>
-              <w:t>A, S, M, E, P, FP, LV, G. Z is used for multi-discipline and federated containers</w:t>
+              <w:t>A, C, E, I, M, P, Q, S, W, X, Y. Z is used for multi-discipline and federated containers</w:t>
             </w:r>
           </w:p>
         </w:tc>
